--- a/ДИПЛОМ.docx
+++ b/ДИПЛОМ.docx
@@ -10,6 +10,7 @@
           <w:szCs w:val="28"/>
         </w:rPr>
       </w:pPr>
+      <w:bookmarkStart w:id="0" w:name="_Hlk231495371"/>
       <w:r>
         <w:rPr>
           <w:b/>
@@ -218,11 +219,11 @@
         </w:rPr>
         <w:t>«</w:t>
       </w:r>
-      <w:bookmarkStart w:id="0" w:name="_Hlk224838692"/>
+      <w:bookmarkStart w:id="1" w:name="_Hlk224838692"/>
       <w:r>
         <w:t>Разработка веб-сайта для автоматизации записи клиентов и учета услуг маникюрного салона</w:t>
       </w:r>
-      <w:bookmarkEnd w:id="0"/>
+      <w:bookmarkEnd w:id="1"/>
       <w:r>
         <w:t>.</w:t>
       </w:r>
@@ -1879,7 +1880,7 @@
           <w:highlight w:val="yellow"/>
         </w:rPr>
       </w:pPr>
-      <w:commentRangeStart w:id="1"/>
+      <w:commentRangeStart w:id="2"/>
       <w:r>
         <w:rPr>
           <w:rFonts w:cs="Times New Roman"/>
@@ -2091,7 +2092,7 @@
           <w:highlight w:val="yellow"/>
         </w:rPr>
       </w:pPr>
-      <w:commentRangeStart w:id="2"/>
+      <w:commentRangeStart w:id="3"/>
       <w:r>
         <w:rPr>
           <w:rFonts w:cs="Times New Roman"/>
@@ -2100,7 +2101,7 @@
         </w:rPr>
         <w:t>Схема базы данных</w:t>
       </w:r>
-      <w:commentRangeEnd w:id="2"/>
+      <w:commentRangeEnd w:id="3"/>
       <w:r>
         <w:rPr>
           <w:rStyle w:val="af3"/>
@@ -2109,7 +2110,7 @@
           <w:szCs w:val="28"/>
           <w:highlight w:val="yellow"/>
         </w:rPr>
-        <w:commentReference w:id="2"/>
+        <w:commentReference w:id="3"/>
       </w:r>
     </w:p>
     <w:p>
@@ -2225,7 +2226,7 @@
           <w:highlight w:val="yellow"/>
         </w:rPr>
       </w:pPr>
-      <w:commentRangeStart w:id="3"/>
+      <w:commentRangeStart w:id="4"/>
       <w:r>
         <w:rPr>
           <w:rFonts w:cs="Times New Roman"/>
@@ -2268,7 +2269,7 @@
         </w:rPr>
         <w:t>5.3 Требования к техническому обеспечению</w:t>
       </w:r>
-      <w:commentRangeEnd w:id="3"/>
+      <w:commentRangeEnd w:id="4"/>
       <w:r>
         <w:rPr>
           <w:rStyle w:val="af3"/>
@@ -2277,7 +2278,7 @@
           <w:szCs w:val="28"/>
           <w:highlight w:val="yellow"/>
         </w:rPr>
-        <w:commentReference w:id="3"/>
+        <w:commentReference w:id="4"/>
       </w:r>
     </w:p>
     <w:p>
@@ -2346,7 +2347,7 @@
         </w:rPr>
         <w:t>ПРИЛОЖЕНИЯ</w:t>
       </w:r>
-      <w:commentRangeEnd w:id="1"/>
+      <w:commentRangeEnd w:id="2"/>
       <w:r>
         <w:rPr>
           <w:rStyle w:val="af3"/>
@@ -2354,7 +2355,7 @@
           <w:sz w:val="28"/>
           <w:szCs w:val="28"/>
         </w:rPr>
-        <w:commentReference w:id="1"/>
+        <w:commentReference w:id="2"/>
       </w:r>
     </w:p>
     <w:p>
@@ -2895,7 +2896,7 @@
         </w:rPr>
         <w:t>Стоматологическая клиника как предприятие медицинских услуг включает следующие основные процессы</w:t>
       </w:r>
-      <w:commentRangeStart w:id="4"/>
+      <w:commentRangeStart w:id="5"/>
       <w:r>
         <w:rPr>
           <w:rFonts w:cs="Times New Roman"/>
@@ -2903,7 +2904,7 @@
         </w:rPr>
         <w:t xml:space="preserve"> </w:t>
       </w:r>
-      <w:commentRangeEnd w:id="4"/>
+      <w:commentRangeEnd w:id="5"/>
       <w:r>
         <w:rPr>
           <w:rStyle w:val="af3"/>
@@ -2911,7 +2912,7 @@
           <w:sz w:val="28"/>
           <w:szCs w:val="28"/>
         </w:rPr>
-        <w:commentReference w:id="4"/>
+        <w:commentReference w:id="5"/>
       </w:r>
       <w:r>
         <w:rPr>
@@ -3154,7 +3155,7 @@
           <w:szCs w:val="28"/>
         </w:rPr>
       </w:pPr>
-      <w:commentRangeStart w:id="5"/>
+      <w:commentRangeStart w:id="6"/>
       <w:r>
         <w:rPr>
           <w:rFonts w:cs="Times New Roman"/>
@@ -3196,7 +3197,7 @@
         </w:rPr>
         <w:t>На основе анализа деятельности стоматологической клиники выделены следующие функциональные блоки, подлежащие автоматизации:</w:t>
       </w:r>
-      <w:commentRangeEnd w:id="5"/>
+      <w:commentRangeEnd w:id="6"/>
       <w:r>
         <w:rPr>
           <w:rStyle w:val="af3"/>
@@ -3204,7 +3205,7 @@
           <w:sz w:val="28"/>
           <w:szCs w:val="28"/>
         </w:rPr>
-        <w:commentReference w:id="5"/>
+        <w:commentReference w:id="6"/>
       </w:r>
     </w:p>
     <w:p>
@@ -3848,21 +3849,7 @@
           <w:rFonts w:cs="Times New Roman"/>
           <w:szCs w:val="28"/>
         </w:rPr>
-        <w:t>Заказчик</w:t>
-      </w:r>
-      <w:r>
-        <w:rPr>
-          <w:rFonts w:cs="Times New Roman"/>
-          <w:szCs w:val="28"/>
-        </w:rPr>
-        <w:t xml:space="preserve"> -</w:t>
-      </w:r>
-      <w:r>
-        <w:rPr>
-          <w:rFonts w:cs="Times New Roman"/>
-          <w:szCs w:val="28"/>
-        </w:rPr>
-        <w:t xml:space="preserve"> ООО «Стоматологическая клиника ORDENTIST».</w:t>
+        <w:t>Заказчик - ООО «Стоматологическая клиника ORDENTIST».</w:t>
       </w:r>
     </w:p>
     <w:p>
@@ -3888,35 +3875,7 @@
           <w:rFonts w:cs="Times New Roman"/>
           <w:szCs w:val="28"/>
         </w:rPr>
-        <w:t>Разработчик</w:t>
-      </w:r>
-      <w:r>
-        <w:rPr>
-          <w:rFonts w:cs="Times New Roman"/>
-          <w:szCs w:val="28"/>
-        </w:rPr>
-        <w:t xml:space="preserve"> -</w:t>
-      </w:r>
-      <w:r>
-        <w:rPr>
-          <w:rFonts w:cs="Times New Roman"/>
-          <w:szCs w:val="28"/>
-        </w:rPr>
-        <w:t xml:space="preserve"> студент группы </w:t>
-      </w:r>
-      <w:r>
-        <w:rPr>
-          <w:rFonts w:cs="Times New Roman"/>
-          <w:szCs w:val="28"/>
-        </w:rPr>
-        <w:t>0907-26</w:t>
-      </w:r>
-      <w:r>
-        <w:rPr>
-          <w:rFonts w:cs="Times New Roman"/>
-          <w:szCs w:val="28"/>
-        </w:rPr>
-        <w:t xml:space="preserve"> Яковлев Илья Александрович.</w:t>
+        <w:t>Разработчик - студент группы 0907-26 Яковлев Илья Александрович.</w:t>
       </w:r>
     </w:p>
     <w:p>
@@ -7823,7 +7782,7 @@
         </w:rPr>
         <w:lastRenderedPageBreak/>
         <w:drawing>
-          <wp:inline distT="0" distB="0" distL="0" distR="0" wp14:anchorId="193D2DB8" wp14:editId="1CB3749D">
+          <wp:inline distT="0" distB="0" distL="0" distR="0" wp14:anchorId="193D2DB8" wp14:editId="632734D5">
             <wp:extent cx="4261482" cy="7172076"/>
             <wp:effectExtent l="0" t="0" r="6350" b="0"/>
             <wp:docPr id="1224993633" name="Рисунок 3"/>
@@ -7855,7 +7814,7 @@
                   <pic:spPr bwMode="auto">
                     <a:xfrm>
                       <a:off x="0" y="0"/>
-                      <a:ext cx="4274726" cy="7194366"/>
+                      <a:ext cx="4261482" cy="7172076"/>
                     </a:xfrm>
                     <a:prstGeom prst="rect">
                       <a:avLst/>
@@ -7973,7 +7932,7 @@
           <w:szCs w:val="28"/>
         </w:rPr>
       </w:pPr>
-      <w:commentRangeStart w:id="6"/>
+      <w:commentRangeStart w:id="7"/>
       <w:r>
         <w:rPr>
           <w:rFonts w:cs="Times New Roman"/>
@@ -8013,7 +7972,7 @@
         </w:rPr>
         <w:t>В таблице 2 приведены выбранные технологии и обоснование.</w:t>
       </w:r>
-      <w:commentRangeEnd w:id="6"/>
+      <w:commentRangeEnd w:id="7"/>
       <w:r>
         <w:rPr>
           <w:rStyle w:val="af3"/>
@@ -8021,7 +7980,7 @@
           <w:sz w:val="28"/>
           <w:szCs w:val="28"/>
         </w:rPr>
-        <w:commentReference w:id="6"/>
+        <w:commentReference w:id="7"/>
       </w:r>
     </w:p>
     <w:p>
@@ -12002,7 +11961,7 @@
           <w:highlight w:val="yellow"/>
         </w:rPr>
       </w:pPr>
-      <w:commentRangeStart w:id="7"/>
+      <w:commentRangeStart w:id="8"/>
       <w:r>
         <w:rPr>
           <w:rFonts w:cs="Times New Roman"/>
@@ -12378,7 +12337,7 @@
         </w:rPr>
         <w:t>Ошибки Flask выводятся в консоль, также можно настроить файловый логгер.</w:t>
       </w:r>
-      <w:commentRangeEnd w:id="7"/>
+      <w:commentRangeEnd w:id="8"/>
       <w:r>
         <w:rPr>
           <w:rStyle w:val="af3"/>
@@ -12387,7 +12346,7 @@
           <w:szCs w:val="28"/>
           <w:highlight w:val="yellow"/>
         </w:rPr>
-        <w:commentReference w:id="7"/>
+        <w:commentReference w:id="8"/>
       </w:r>
     </w:p>
     <w:p>
@@ -12415,7 +12374,7 @@
           <w:lang w:val="en-US"/>
         </w:rPr>
       </w:pPr>
-      <w:commentRangeStart w:id="8"/>
+      <w:commentRangeStart w:id="9"/>
       <w:r>
         <w:rPr>
           <w:rFonts w:cs="Times New Roman"/>
@@ -12844,7 +12803,7 @@
         </w:rPr>
         <w:t>Дополнительно: управление пользователями (просмотр всех, удаление), добавление сотрудников с любой ролью.</w:t>
       </w:r>
-      <w:commentRangeEnd w:id="8"/>
+      <w:commentRangeEnd w:id="9"/>
       <w:r>
         <w:rPr>
           <w:rStyle w:val="af3"/>
@@ -12853,7 +12812,7 @@
           <w:szCs w:val="28"/>
           <w:highlight w:val="yellow"/>
         </w:rPr>
-        <w:commentReference w:id="8"/>
+        <w:commentReference w:id="9"/>
       </w:r>
     </w:p>
     <w:p>
@@ -12891,7 +12850,7 @@
           <w:highlight w:val="yellow"/>
         </w:rPr>
       </w:pPr>
-      <w:commentRangeStart w:id="9"/>
+      <w:commentRangeStart w:id="10"/>
       <w:r>
         <w:rPr>
           <w:rFonts w:cs="Times New Roman"/>
@@ -13181,7 +13140,7 @@
         </w:rPr>
         <w:t>ПО: Ubuntu 20.04/22.04, MySQL 8.0, Python 3.10.</w:t>
       </w:r>
-      <w:commentRangeEnd w:id="9"/>
+      <w:commentRangeEnd w:id="10"/>
       <w:r>
         <w:rPr>
           <w:rStyle w:val="af3"/>
@@ -13190,7 +13149,7 @@
           <w:szCs w:val="28"/>
           <w:highlight w:val="yellow"/>
         </w:rPr>
-        <w:commentReference w:id="9"/>
+        <w:commentReference w:id="10"/>
       </w:r>
     </w:p>
     <w:p>
@@ -13971,7 +13930,7 @@
           <w:szCs w:val="28"/>
         </w:rPr>
       </w:pPr>
-      <w:bookmarkStart w:id="10" w:name="_Toc225870659"/>
+      <w:bookmarkStart w:id="11" w:name="_Toc225870659"/>
       <w:r>
         <w:rPr>
           <w:rFonts w:ascii="Times New Roman" w:hAnsi="Times New Roman" w:cs="Times New Roman"/>
@@ -13984,7 +13943,7 @@
         <w:lastRenderedPageBreak/>
         <w:t>СПИСОК ИНФОРМАЦИОННЫХ ИСТОЧНИКОВ</w:t>
       </w:r>
-      <w:bookmarkEnd w:id="10"/>
+      <w:bookmarkEnd w:id="11"/>
     </w:p>
     <w:p/>
     <w:p>
@@ -14841,7 +14800,7 @@
           <w:szCs w:val="28"/>
         </w:rPr>
       </w:pPr>
-      <w:bookmarkStart w:id="11" w:name="_Toc225870660"/>
+      <w:bookmarkStart w:id="12" w:name="_Toc225870660"/>
       <w:r>
         <w:rPr>
           <w:rFonts w:ascii="Times New Roman" w:hAnsi="Times New Roman" w:cs="Times New Roman"/>
@@ -14854,7 +14813,7 @@
         <w:lastRenderedPageBreak/>
         <w:t>ПРИЛОЖЕНИЯ</w:t>
       </w:r>
-      <w:bookmarkEnd w:id="11"/>
+      <w:bookmarkEnd w:id="12"/>
     </w:p>
     <w:p>
       <w:pPr>
@@ -14882,6 +14841,7 @@
         </w:rPr>
       </w:pPr>
     </w:p>
+    <w:bookmarkEnd w:id="0"/>
     <w:p>
       <w:pPr>
         <w:tabs>
@@ -14909,7 +14869,7 @@
 
 <file path=word/comments.xml><?xml version="1.0" encoding="utf-8"?>
 <w:comments xmlns:wpc="http://schemas.microsoft.com/office/word/2010/wordprocessingCanvas" xmlns:cx="http://schemas.microsoft.com/office/drawing/2014/chartex" xmlns:cx1="http://schemas.microsoft.com/office/drawing/2015/9/8/chartex" xmlns:cx2="http://schemas.microsoft.com/office/drawing/2015/10/21/chartex" xmlns:cx3="http://schemas.microsoft.com/office/drawing/2016/5/9/chartex" xmlns:cx4="http://schemas.microsoft.com/office/drawing/2016/5/10/chartex" xmlns:cx5="http://schemas.microsoft.com/office/drawing/2016/5/11/chartex" xmlns:cx6="http://schemas.microsoft.com/office/drawing/2016/5/12/chartex" xmlns:cx7="http://schemas.microsoft.com/office/drawing/2016/5/13/chartex" xmlns:cx8="http://schemas.microsoft.com/office/drawing/2016/5/14/chartex" xmlns:mc="http://schemas.openxmlformats.org/markup-compatibility/2006" xmlns:aink="http://schemas.microsoft.com/office/drawing/2016/ink" xmlns:am3d="http://schemas.microsoft.com/office/drawing/2017/model3d" xmlns:o="urn:schemas-microsoft-com:office:office" xmlns:oel="http://schemas.microsoft.com/office/2019/extlst" xmlns:r="http://schemas.openxmlformats.org/officeDocument/2006/relationships" xmlns:m="http://schemas.openxmlformats.org/officeDocument/2006/math" xmlns:v="urn:schemas-microsoft-com:vml" xmlns:wp14="http://schemas.microsoft.com/office/word/2010/wordprocessingDrawing" xmlns:wp="http://schemas.openxmlformats.org/drawingml/2006/wordprocessingDrawing" xmlns:w10="urn:schemas-microsoft-com:office:word" xmlns:w="http://schemas.openxmlformats.org/wordprocessingml/2006/main" xmlns:w14="http://schemas.microsoft.com/office/word/2010/wordml" xmlns:w15="http://schemas.microsoft.com/office/word/2012/wordml" xmlns:w16cex="http://schemas.microsoft.com/office/word/2018/wordml/cex" xmlns:w16cid="http://schemas.microsoft.com/office/word/2016/wordml/cid" xmlns:w16="http://schemas.microsoft.com/office/word/2018/wordml" xmlns:w16du="http://schemas.microsoft.com/office/word/2023/wordml/word16du" xmlns:w16sdtdh="http://schemas.microsoft.com/office/word/2020/wordml/sdtdatahash" xmlns:w16sdtfl="http://schemas.microsoft.com/office/word/2024/wordml/sdtformatlock" xmlns:w16se="http://schemas.microsoft.com/office/word/2015/wordml/symex" xmlns:wpg="http://schemas.microsoft.com/office/word/2010/wordprocessingGroup" xmlns:wpi="http://schemas.microsoft.com/office/word/2010/wordprocessingInk" xmlns:wne="http://schemas.microsoft.com/office/word/2006/wordml" xmlns:wps="http://schemas.microsoft.com/office/word/2010/wordprocessingShape" mc:Ignorable="w14 w15 w16se w16cid w16 w16cex w16sdtdh w16sdtfl w16du wp14">
-  <w:comment w:id="2" w:author="amir muratov" w:date="2026-06-01T22:09:00Z" w:initials="am">
+  <w:comment w:id="3" w:author="amir muratov" w:date="2026-06-01T22:09:00Z" w:initials="am">
     <w:p>
       <w:pPr>
         <w:pStyle w:val="af4"/>
@@ -14925,7 +14885,7 @@
       </w:r>
     </w:p>
   </w:comment>
-  <w:comment w:id="3" w:author="amir muratov" w:date="2026-06-01T22:10:00Z" w:initials="am">
+  <w:comment w:id="4" w:author="amir muratov" w:date="2026-06-01T22:10:00Z" w:initials="am">
     <w:p>
       <w:pPr>
         <w:pStyle w:val="af4"/>
@@ -14949,7 +14909,7 @@
       </w:r>
     </w:p>
   </w:comment>
-  <w:comment w:id="1" w:author="amir muratov" w:date="2026-06-01T22:07:00Z" w:initials="am">
+  <w:comment w:id="2" w:author="amir muratov" w:date="2026-06-01T22:07:00Z" w:initials="am">
     <w:p>
       <w:pPr>
         <w:pStyle w:val="af4"/>
@@ -14971,7 +14931,7 @@
           <wp:inline distT="0" distB="0" distL="0" distR="0" wp14:anchorId="319CF979" wp14:editId="62002120">
             <wp:extent cx="2435805" cy="3295987"/>
             <wp:effectExtent l="0" t="0" r="3175" b="0"/>
-            <wp:docPr id="1" name="Рисунок 1"/>
+            <wp:docPr id="1562364888" name="Рисунок 1562364888"/>
             <wp:cNvGraphicFramePr>
               <a:graphicFrameLocks xmlns:a="http://schemas.openxmlformats.org/drawingml/2006/main" noChangeAspect="1"/>
             </wp:cNvGraphicFramePr>
@@ -15005,7 +14965,7 @@
       </w:r>
     </w:p>
   </w:comment>
-  <w:comment w:id="4" w:author="amir muratov" w:date="2026-06-01T22:20:00Z" w:initials="am">
+  <w:comment w:id="5" w:author="amir muratov" w:date="2026-06-01T22:20:00Z" w:initials="am">
     <w:p>
       <w:pPr>
         <w:pStyle w:val="af4"/>
@@ -15021,7 +14981,7 @@
       </w:r>
     </w:p>
   </w:comment>
-  <w:comment w:id="5" w:author="amir muratov" w:date="2026-06-01T22:21:00Z" w:initials="am">
+  <w:comment w:id="6" w:author="amir muratov" w:date="2026-06-01T22:21:00Z" w:initials="am">
     <w:p>
       <w:pPr>
         <w:pStyle w:val="af4"/>
@@ -15037,7 +14997,7 @@
       </w:r>
     </w:p>
   </w:comment>
-  <w:comment w:id="6" w:author="amir muratov" w:date="2026-06-01T22:24:00Z" w:initials="am">
+  <w:comment w:id="7" w:author="amir muratov" w:date="2026-06-01T22:24:00Z" w:initials="am">
     <w:p>
       <w:pPr>
         <w:pStyle w:val="af4"/>
@@ -15053,7 +15013,7 @@
       </w:r>
     </w:p>
   </w:comment>
-  <w:comment w:id="7" w:author="amir muratov" w:date="2026-06-01T22:27:00Z" w:initials="am">
+  <w:comment w:id="8" w:author="amir muratov" w:date="2026-06-01T22:27:00Z" w:initials="am">
     <w:p>
       <w:pPr>
         <w:pStyle w:val="af4"/>
@@ -15069,7 +15029,7 @@
       </w:r>
     </w:p>
   </w:comment>
-  <w:comment w:id="8" w:author="amir muratov" w:date="2026-06-01T22:28:00Z" w:initials="am">
+  <w:comment w:id="9" w:author="amir muratov" w:date="2026-06-01T22:28:00Z" w:initials="am">
     <w:p>
       <w:pPr>
         <w:pStyle w:val="af4"/>
@@ -15085,7 +15045,7 @@
       </w:r>
     </w:p>
   </w:comment>
-  <w:comment w:id="9" w:author="amir muratov" w:date="2026-06-01T22:30:00Z" w:initials="am">
+  <w:comment w:id="10" w:author="amir muratov" w:date="2026-06-01T22:30:00Z" w:initials="am">
     <w:p>
       <w:pPr>
         <w:pStyle w:val="af4"/>
@@ -23573,6 +23533,7 @@
   <w:style w:type="character" w:default="1" w:styleId="a0">
     <w:name w:val="Default Paragraph Font"/>
     <w:uiPriority w:val="1"/>
+    <w:semiHidden/>
     <w:unhideWhenUsed/>
   </w:style>
   <w:style w:type="table" w:default="1" w:styleId="a1">

--- a/ДИПЛОМ.docx
+++ b/ДИПЛОМ.docx
@@ -1967,6 +1967,15 @@
     </w:p>
     <w:sdt>
       <w:sdtPr>
+        <w:rPr>
+          <w:rFonts w:ascii="Times New Roman" w:eastAsiaTheme="minorHAnsi" w:hAnsi="Times New Roman" w:cstheme="minorBidi"/>
+          <w:color w:val="auto"/>
+          <w:kern w:val="2"/>
+          <w:sz w:val="28"/>
+          <w:szCs w:val="22"/>
+          <w:lang w:eastAsia="en-US"/>
+          <w14:ligatures w14:val="standardContextual"/>
+        </w:rPr>
         <w:id w:val="349077417"/>
         <w:docPartObj>
           <w:docPartGallery w:val="Table of Contents"/>
@@ -1975,15 +1984,8 @@
       </w:sdtPr>
       <w:sdtEndPr>
         <w:rPr>
-          <w:rFonts w:ascii="Times New Roman" w:eastAsiaTheme="minorHAnsi" w:hAnsi="Times New Roman" w:cstheme="minorBidi"/>
           <w:b/>
           <w:bCs/>
-          <w:color w:val="auto"/>
-          <w:kern w:val="2"/>
-          <w:sz w:val="28"/>
-          <w:szCs w:val="22"/>
-          <w:lang w:eastAsia="en-US"/>
-          <w14:ligatures w14:val="standardContextual"/>
         </w:rPr>
       </w:sdtEndPr>
       <w:sdtContent>
@@ -2018,7 +2020,7 @@
           <w:r>
             <w:fldChar w:fldCharType="separate"/>
           </w:r>
-          <w:hyperlink w:anchor="_Toc231851280" w:history="1">
+          <w:hyperlink w:anchor="_Toc231902398" w:history="1">
             <w:r>
               <w:rPr>
                 <w:rStyle w:val="af1"/>
@@ -2046,7 +2048,7 @@
                 <w:noProof/>
                 <w:webHidden/>
               </w:rPr>
-              <w:instrText xml:space="preserve"> PAGEREF _Toc231851280 \h </w:instrText>
+              <w:instrText xml:space="preserve"> PAGEREF _Toc231902398 \h </w:instrText>
             </w:r>
             <w:r>
               <w:rPr>
@@ -2091,7 +2093,7 @@
               <w:lang w:eastAsia="ru-RU"/>
             </w:rPr>
           </w:pPr>
-          <w:hyperlink w:anchor="_Toc231851281" w:history="1">
+          <w:hyperlink w:anchor="_Toc231902399" w:history="1">
             <w:r>
               <w:rPr>
                 <w:rStyle w:val="af1"/>
@@ -2119,7 +2121,7 @@
                 <w:noProof/>
                 <w:webHidden/>
               </w:rPr>
-              <w:instrText xml:space="preserve"> PAGEREF _Toc231851281 \h </w:instrText>
+              <w:instrText xml:space="preserve"> PAGEREF _Toc231902399 \h </w:instrText>
             </w:r>
             <w:r>
               <w:rPr>
@@ -2164,7 +2166,7 @@
               <w:lang w:eastAsia="ru-RU"/>
             </w:rPr>
           </w:pPr>
-          <w:hyperlink w:anchor="_Toc231851282" w:history="1">
+          <w:hyperlink w:anchor="_Toc231902400" w:history="1">
             <w:r>
               <w:rPr>
                 <w:rStyle w:val="af1"/>
@@ -2192,7 +2194,7 @@
                 <w:noProof/>
                 <w:webHidden/>
               </w:rPr>
-              <w:instrText xml:space="preserve"> PAGEREF _Toc231851282 \h </w:instrText>
+              <w:instrText xml:space="preserve"> PAGEREF _Toc231902400 \h </w:instrText>
             </w:r>
             <w:r>
               <w:rPr>
@@ -2237,7 +2239,7 @@
               <w:lang w:eastAsia="ru-RU"/>
             </w:rPr>
           </w:pPr>
-          <w:hyperlink w:anchor="_Toc231851283" w:history="1">
+          <w:hyperlink w:anchor="_Toc231902401" w:history="1">
             <w:r>
               <w:rPr>
                 <w:rStyle w:val="af1"/>
@@ -2265,7 +2267,7 @@
                 <w:noProof/>
                 <w:webHidden/>
               </w:rPr>
-              <w:instrText xml:space="preserve"> PAGEREF _Toc231851283 \h </w:instrText>
+              <w:instrText xml:space="preserve"> PAGEREF _Toc231902401 \h </w:instrText>
             </w:r>
             <w:r>
               <w:rPr>
@@ -2310,7 +2312,7 @@
               <w:lang w:eastAsia="ru-RU"/>
             </w:rPr>
           </w:pPr>
-          <w:hyperlink w:anchor="_Toc231851284" w:history="1">
+          <w:hyperlink w:anchor="_Toc231902402" w:history="1">
             <w:r>
               <w:rPr>
                 <w:rStyle w:val="af1"/>
@@ -2338,7 +2340,7 @@
                 <w:noProof/>
                 <w:webHidden/>
               </w:rPr>
-              <w:instrText xml:space="preserve"> PAGEREF _Toc231851284 \h </w:instrText>
+              <w:instrText xml:space="preserve"> PAGEREF _Toc231902402 \h </w:instrText>
             </w:r>
             <w:r>
               <w:rPr>
@@ -2383,7 +2385,7 @@
               <w:lang w:eastAsia="ru-RU"/>
             </w:rPr>
           </w:pPr>
-          <w:hyperlink w:anchor="_Toc231851285" w:history="1">
+          <w:hyperlink w:anchor="_Toc231902403" w:history="1">
             <w:r>
               <w:rPr>
                 <w:rStyle w:val="af1"/>
@@ -2411,7 +2413,7 @@
                 <w:noProof/>
                 <w:webHidden/>
               </w:rPr>
-              <w:instrText xml:space="preserve"> PAGEREF _Toc231851285 \h </w:instrText>
+              <w:instrText xml:space="preserve"> PAGEREF _Toc231902403 \h </w:instrText>
             </w:r>
             <w:r>
               <w:rPr>
@@ -2456,7 +2458,7 @@
               <w:lang w:eastAsia="ru-RU"/>
             </w:rPr>
           </w:pPr>
-          <w:hyperlink w:anchor="_Toc231851286" w:history="1">
+          <w:hyperlink w:anchor="_Toc231902404" w:history="1">
             <w:r>
               <w:rPr>
                 <w:rStyle w:val="af1"/>
@@ -2484,7 +2486,7 @@
                 <w:noProof/>
                 <w:webHidden/>
               </w:rPr>
-              <w:instrText xml:space="preserve"> PAGEREF _Toc231851286 \h </w:instrText>
+              <w:instrText xml:space="preserve"> PAGEREF _Toc231902404 \h </w:instrText>
             </w:r>
             <w:r>
               <w:rPr>
@@ -2529,7 +2531,7 @@
               <w:lang w:eastAsia="ru-RU"/>
             </w:rPr>
           </w:pPr>
-          <w:hyperlink w:anchor="_Toc231851287" w:history="1">
+          <w:hyperlink w:anchor="_Toc231902405" w:history="1">
             <w:r>
               <w:rPr>
                 <w:rStyle w:val="af1"/>
@@ -2557,7 +2559,7 @@
                 <w:noProof/>
                 <w:webHidden/>
               </w:rPr>
-              <w:instrText xml:space="preserve"> PAGEREF _Toc231851287 \h </w:instrText>
+              <w:instrText xml:space="preserve"> PAGEREF _Toc231902405 \h </w:instrText>
             </w:r>
             <w:r>
               <w:rPr>
@@ -2602,7 +2604,7 @@
               <w:lang w:eastAsia="ru-RU"/>
             </w:rPr>
           </w:pPr>
-          <w:hyperlink w:anchor="_Toc231851288" w:history="1">
+          <w:hyperlink w:anchor="_Toc231902406" w:history="1">
             <w:r>
               <w:rPr>
                 <w:rStyle w:val="af1"/>
@@ -2630,7 +2632,7 @@
                 <w:noProof/>
                 <w:webHidden/>
               </w:rPr>
-              <w:instrText xml:space="preserve"> PAGEREF _Toc231851288 \h </w:instrText>
+              <w:instrText xml:space="preserve"> PAGEREF _Toc231902406 \h </w:instrText>
             </w:r>
             <w:r>
               <w:rPr>
@@ -2675,7 +2677,7 @@
               <w:lang w:eastAsia="ru-RU"/>
             </w:rPr>
           </w:pPr>
-          <w:hyperlink w:anchor="_Toc231851289" w:history="1">
+          <w:hyperlink w:anchor="_Toc231902407" w:history="1">
             <w:r>
               <w:rPr>
                 <w:rStyle w:val="af1"/>
@@ -2703,7 +2705,7 @@
                 <w:noProof/>
                 <w:webHidden/>
               </w:rPr>
-              <w:instrText xml:space="preserve"> PAGEREF _Toc231851289 \h </w:instrText>
+              <w:instrText xml:space="preserve"> PAGEREF _Toc231902407 \h </w:instrText>
             </w:r>
             <w:r>
               <w:rPr>
@@ -2748,7 +2750,7 @@
               <w:lang w:eastAsia="ru-RU"/>
             </w:rPr>
           </w:pPr>
-          <w:hyperlink w:anchor="_Toc231851290" w:history="1">
+          <w:hyperlink w:anchor="_Toc231902408" w:history="1">
             <w:r>
               <w:rPr>
                 <w:rStyle w:val="af1"/>
@@ -2776,7 +2778,7 @@
                 <w:noProof/>
                 <w:webHidden/>
               </w:rPr>
-              <w:instrText xml:space="preserve"> PAGEREF _Toc231851290 \h </w:instrText>
+              <w:instrText xml:space="preserve"> PAGEREF _Toc231902408 \h </w:instrText>
             </w:r>
             <w:r>
               <w:rPr>
@@ -2821,7 +2823,7 @@
               <w:lang w:eastAsia="ru-RU"/>
             </w:rPr>
           </w:pPr>
-          <w:hyperlink w:anchor="_Toc231851291" w:history="1">
+          <w:hyperlink w:anchor="_Toc231902409" w:history="1">
             <w:r>
               <w:rPr>
                 <w:rStyle w:val="af1"/>
@@ -2849,7 +2851,7 @@
                 <w:noProof/>
                 <w:webHidden/>
               </w:rPr>
-              <w:instrText xml:space="preserve"> PAGEREF _Toc231851291 \h </w:instrText>
+              <w:instrText xml:space="preserve"> PAGEREF _Toc231902409 \h </w:instrText>
             </w:r>
             <w:r>
               <w:rPr>
@@ -2894,7 +2896,7 @@
               <w:lang w:eastAsia="ru-RU"/>
             </w:rPr>
           </w:pPr>
-          <w:hyperlink w:anchor="_Toc231851292" w:history="1">
+          <w:hyperlink w:anchor="_Toc231902410" w:history="1">
             <w:r>
               <w:rPr>
                 <w:rStyle w:val="af1"/>
@@ -2922,7 +2924,7 @@
                 <w:noProof/>
                 <w:webHidden/>
               </w:rPr>
-              <w:instrText xml:space="preserve"> PAGEREF _Toc231851292 \h </w:instrText>
+              <w:instrText xml:space="preserve"> PAGEREF _Toc231902410 \h </w:instrText>
             </w:r>
             <w:r>
               <w:rPr>
@@ -2967,7 +2969,7 @@
               <w:lang w:eastAsia="ru-RU"/>
             </w:rPr>
           </w:pPr>
-          <w:hyperlink w:anchor="_Toc231851293" w:history="1">
+          <w:hyperlink w:anchor="_Toc231902411" w:history="1">
             <w:r>
               <w:rPr>
                 <w:rStyle w:val="af1"/>
@@ -2995,7 +2997,7 @@
                 <w:noProof/>
                 <w:webHidden/>
               </w:rPr>
-              <w:instrText xml:space="preserve"> PAGEREF _Toc231851293 \h </w:instrText>
+              <w:instrText xml:space="preserve"> PAGEREF _Toc231902411 \h </w:instrText>
             </w:r>
             <w:r>
               <w:rPr>
@@ -3040,7 +3042,7 @@
               <w:lang w:eastAsia="ru-RU"/>
             </w:rPr>
           </w:pPr>
-          <w:hyperlink w:anchor="_Toc231851294" w:history="1">
+          <w:hyperlink w:anchor="_Toc231902412" w:history="1">
             <w:r>
               <w:rPr>
                 <w:rStyle w:val="af1"/>
@@ -3068,7 +3070,7 @@
                 <w:noProof/>
                 <w:webHidden/>
               </w:rPr>
-              <w:instrText xml:space="preserve"> PAGEREF _Toc231851294 \h </w:instrText>
+              <w:instrText xml:space="preserve"> PAGEREF _Toc231902412 \h </w:instrText>
             </w:r>
             <w:r>
               <w:rPr>
@@ -3113,7 +3115,7 @@
               <w:lang w:eastAsia="ru-RU"/>
             </w:rPr>
           </w:pPr>
-          <w:hyperlink w:anchor="_Toc231851295" w:history="1">
+          <w:hyperlink w:anchor="_Toc231902413" w:history="1">
             <w:r>
               <w:rPr>
                 <w:rStyle w:val="af1"/>
@@ -3141,7 +3143,7 @@
                 <w:noProof/>
                 <w:webHidden/>
               </w:rPr>
-              <w:instrText xml:space="preserve"> PAGEREF _Toc231851295 \h </w:instrText>
+              <w:instrText xml:space="preserve"> PAGEREF _Toc231902413 \h </w:instrText>
             </w:r>
             <w:r>
               <w:rPr>
@@ -3186,7 +3188,7 @@
               <w:lang w:eastAsia="ru-RU"/>
             </w:rPr>
           </w:pPr>
-          <w:hyperlink w:anchor="_Toc231851296" w:history="1">
+          <w:hyperlink w:anchor="_Toc231902414" w:history="1">
             <w:r>
               <w:rPr>
                 <w:rStyle w:val="af1"/>
@@ -3214,7 +3216,7 @@
                 <w:noProof/>
                 <w:webHidden/>
               </w:rPr>
-              <w:instrText xml:space="preserve"> PAGEREF _Toc231851296 \h </w:instrText>
+              <w:instrText xml:space="preserve"> PAGEREF _Toc231902414 \h </w:instrText>
             </w:r>
             <w:r>
               <w:rPr>
@@ -3259,7 +3261,7 @@
               <w:lang w:eastAsia="ru-RU"/>
             </w:rPr>
           </w:pPr>
-          <w:hyperlink w:anchor="_Toc231851297" w:history="1">
+          <w:hyperlink w:anchor="_Toc231902415" w:history="1">
             <w:r>
               <w:rPr>
                 <w:rStyle w:val="af1"/>
@@ -3287,7 +3289,7 @@
                 <w:noProof/>
                 <w:webHidden/>
               </w:rPr>
-              <w:instrText xml:space="preserve"> PAGEREF _Toc231851297 \h </w:instrText>
+              <w:instrText xml:space="preserve"> PAGEREF _Toc231902415 \h </w:instrText>
             </w:r>
             <w:r>
               <w:rPr>
@@ -3332,7 +3334,7 @@
               <w:lang w:eastAsia="ru-RU"/>
             </w:rPr>
           </w:pPr>
-          <w:hyperlink w:anchor="_Toc231851298" w:history="1">
+          <w:hyperlink w:anchor="_Toc231902416" w:history="1">
             <w:r>
               <w:rPr>
                 <w:rStyle w:val="af1"/>
@@ -3360,7 +3362,7 @@
                 <w:noProof/>
                 <w:webHidden/>
               </w:rPr>
-              <w:instrText xml:space="preserve"> PAGEREF _Toc231851298 \h </w:instrText>
+              <w:instrText xml:space="preserve"> PAGEREF _Toc231902416 \h </w:instrText>
             </w:r>
             <w:r>
               <w:rPr>
@@ -3405,7 +3407,7 @@
               <w:lang w:eastAsia="ru-RU"/>
             </w:rPr>
           </w:pPr>
-          <w:hyperlink w:anchor="_Toc231851299" w:history="1">
+          <w:hyperlink w:anchor="_Toc231902417" w:history="1">
             <w:r>
               <w:rPr>
                 <w:rStyle w:val="af1"/>
@@ -3433,7 +3435,7 @@
                 <w:noProof/>
                 <w:webHidden/>
               </w:rPr>
-              <w:instrText xml:space="preserve"> PAGEREF _Toc231851299 \h </w:instrText>
+              <w:instrText xml:space="preserve"> PAGEREF _Toc231902417 \h </w:instrText>
             </w:r>
             <w:r>
               <w:rPr>
@@ -3478,7 +3480,7 @@
               <w:lang w:eastAsia="ru-RU"/>
             </w:rPr>
           </w:pPr>
-          <w:hyperlink w:anchor="_Toc231851300" w:history="1">
+          <w:hyperlink w:anchor="_Toc231902418" w:history="1">
             <w:r>
               <w:rPr>
                 <w:rStyle w:val="af1"/>
@@ -3506,7 +3508,7 @@
                 <w:noProof/>
                 <w:webHidden/>
               </w:rPr>
-              <w:instrText xml:space="preserve"> PAGEREF _Toc231851300 \h </w:instrText>
+              <w:instrText xml:space="preserve"> PAGEREF _Toc231902418 \h </w:instrText>
             </w:r>
             <w:r>
               <w:rPr>
@@ -3551,7 +3553,7 @@
               <w:lang w:eastAsia="ru-RU"/>
             </w:rPr>
           </w:pPr>
-          <w:hyperlink w:anchor="_Toc231851301" w:history="1">
+          <w:hyperlink w:anchor="_Toc231902419" w:history="1">
             <w:r>
               <w:rPr>
                 <w:rStyle w:val="af1"/>
@@ -3579,7 +3581,7 @@
                 <w:noProof/>
                 <w:webHidden/>
               </w:rPr>
-              <w:instrText xml:space="preserve"> PAGEREF _Toc231851301 \h </w:instrText>
+              <w:instrText xml:space="preserve"> PAGEREF _Toc231902419 \h </w:instrText>
             </w:r>
             <w:r>
               <w:rPr>
@@ -3624,14 +3626,23 @@
               <w:lang w:eastAsia="ru-RU"/>
             </w:rPr>
           </w:pPr>
-          <w:hyperlink w:anchor="_Toc231851302" w:history="1">
+          <w:hyperlink w:anchor="_Toc231902420" w:history="1">
             <w:r>
               <w:rPr>
                 <w:rStyle w:val="af1"/>
                 <w:rFonts w:cs="Times New Roman"/>
                 <w:noProof/>
               </w:rPr>
-              <w:t>ПРИЛОЖЕНИЯ</w:t>
+              <w:t xml:space="preserve">ПРИЛОЖЕНИЯ </w:t>
+            </w:r>
+            <w:r>
+              <w:rPr>
+                <w:rStyle w:val="af1"/>
+                <w:rFonts w:cs="Times New Roman"/>
+                <w:noProof/>
+                <w:lang w:val="en-US"/>
+              </w:rPr>
+              <w:t>A</w:t>
             </w:r>
             <w:r>
               <w:rPr>
@@ -3652,7 +3663,7 @@
                 <w:noProof/>
                 <w:webHidden/>
               </w:rPr>
-              <w:instrText xml:space="preserve"> PAGEREF _Toc231851302 \h </w:instrText>
+              <w:instrText xml:space="preserve"> PAGEREF _Toc231902420 \h </w:instrText>
             </w:r>
             <w:r>
               <w:rPr>
@@ -3685,10 +3696,6 @@
         </w:p>
         <w:p>
           <w:r>
-            <w:rPr>
-              <w:b/>
-              <w:bCs/>
-            </w:rPr>
             <w:fldChar w:fldCharType="end"/>
           </w:r>
         </w:p>
@@ -3734,7 +3741,7 @@
           <w:szCs w:val="28"/>
         </w:rPr>
       </w:pPr>
-      <w:bookmarkStart w:id="2" w:name="_Toc231851280"/>
+      <w:bookmarkStart w:id="2" w:name="_Toc231902398"/>
       <w:r>
         <w:rPr>
           <w:rFonts w:ascii="Times New Roman" w:hAnsi="Times New Roman" w:cs="Times New Roman"/>
@@ -3776,7 +3783,21 @@
           <w:rFonts w:cs="Times New Roman"/>
           <w:szCs w:val="28"/>
         </w:rPr>
-        <w:t>Стоматологические услуги являются одними из самых востребованных в сфере здравоохранения. Современная стоматологическая клиника сталкивается с необходимостью обработки большого объёма данных: расписание приёмов, карточки пациентов, медицинские истории, учёт услуг и врачей, финансовая отчётность. Традиционные бумажные журналы и разрозненные электронные таблицы не обеспечивают оперативности, достоверности и удобства доступа. Клиенты ожидают возможности записаться онлайн 24/7, а сотрудники — быстрого поиска информации и автоматического формирования документов.</w:t>
+        <w:t>Стоматологические услуги являются одними из самых востребованных в сфере здравоохранения. Современная стоматологическая клиника сталкивается с необходимостью обработки большого объёма данных</w:t>
+      </w:r>
+      <w:r>
+        <w:rPr>
+          <w:rFonts w:cs="Times New Roman"/>
+          <w:szCs w:val="28"/>
+        </w:rPr>
+        <w:t xml:space="preserve"> </w:t>
+      </w:r>
+      <w:r>
+        <w:rPr>
+          <w:rFonts w:cs="Times New Roman"/>
+          <w:szCs w:val="28"/>
+        </w:rPr>
+        <w:t>расписание приёмов, карточки пациентов, медицинские истории, учёт услуг и врачей, финансовая отчётность. Традиционные бумажные журналы и разрозненные электронные таблицы не обеспечивают оперативности, достоверности и удобства доступа. Клиенты ожидают возможности записаться онлайн 24/7, а сотрудники — быстрого поиска информации и автоматического формирования документов.</w:t>
       </w:r>
     </w:p>
     <w:p>
@@ -3862,8 +3883,31 @@
           <w:rFonts w:cs="Times New Roman"/>
           <w:szCs w:val="28"/>
         </w:rPr>
-        <w:t>Цель работы – разработать и внедрить АИС для стоматологической клиники, обеспечивающую онлайн-запись, ведение медицинской истории, разграничение прав доступа (пациент, врач, менеджер, администратор), систему достижений для пациентов, адаптивный веб-интерфейс.</w:t>
-      </w:r>
+        <w:t xml:space="preserve">Цель работы – </w:t>
+      </w:r>
+      <w:bookmarkStart w:id="3" w:name="_Hlk231902550"/>
+      <w:r>
+        <w:rPr>
+          <w:rFonts w:cs="Times New Roman"/>
+          <w:szCs w:val="28"/>
+        </w:rPr>
+        <w:t>разработать и внедрить АИС для стоматологической клиники, обеспечивающую онлайн-запись, ведение медицинской истории, разграничение прав доступа</w:t>
+      </w:r>
+      <w:r>
+        <w:rPr>
+          <w:rFonts w:cs="Times New Roman"/>
+          <w:szCs w:val="28"/>
+        </w:rPr>
+        <w:t xml:space="preserve">, </w:t>
+      </w:r>
+      <w:r>
+        <w:rPr>
+          <w:rFonts w:cs="Times New Roman"/>
+          <w:szCs w:val="28"/>
+        </w:rPr>
+        <w:t>систему достижений для пациентов, адаптивный веб-интерфейс.</w:t>
+      </w:r>
+      <w:bookmarkEnd w:id="3"/>
     </w:p>
     <w:p>
       <w:pPr>
@@ -3880,7 +3924,7 @@
           <w:rFonts w:cs="Times New Roman"/>
           <w:szCs w:val="28"/>
         </w:rPr>
-        <w:t>Задачи:</w:t>
+        <w:t>Задачи</w:t>
       </w:r>
     </w:p>
     <w:p>
@@ -4101,7 +4145,7 @@
           <w:rFonts w:cs="Times New Roman"/>
           <w:szCs w:val="28"/>
         </w:rPr>
-        <w:t>Разработать фронтенд: адаптивные шаблоны, карусель, динамическую загрузку слотов, пагинацию, мобильное меню.</w:t>
+        <w:t>Разработать фронтенд адаптивные шаблоны, карусель, динамическую загрузку слотов, пагинацию, мобильное меню.</w:t>
       </w:r>
     </w:p>
     <w:p>
@@ -4171,7 +4215,32 @@
           <w:rFonts w:cs="Times New Roman"/>
           <w:szCs w:val="28"/>
         </w:rPr>
-        <w:t>Методы исследования: системный анализ, UML-моделирование, объектно-ориентированное программирование, клиент-серверная архитектура, реляционные базы данных, тестирование методом «чёрного ящика».</w:t>
+        <w:t>Методы исследования </w:t>
+      </w:r>
+    </w:p>
+    <w:p>
+      <w:pPr>
+        <w:spacing w:after="0" w:line="360" w:lineRule="auto"/>
+        <w:ind w:firstLine="709"/>
+        <w:jc w:val="both"/>
+        <w:rPr>
+          <w:rFonts w:cs="Times New Roman"/>
+          <w:szCs w:val="28"/>
+        </w:rPr>
+      </w:pPr>
+      <w:r>
+        <w:rPr>
+          <w:rFonts w:cs="Times New Roman"/>
+          <w:szCs w:val="28"/>
+        </w:rPr>
+        <w:t>С</w:t>
+      </w:r>
+      <w:r>
+        <w:rPr>
+          <w:rFonts w:cs="Times New Roman"/>
+          <w:szCs w:val="28"/>
+        </w:rPr>
+        <w:t>истемный анализ, UML-моделирование, объектно-ориентированное программирование, клиент-серверная архитектура, реляционные базы данных, тестирование методом «чёрного ящика».</w:t>
       </w:r>
     </w:p>
     <w:p>
@@ -4239,7 +4308,7 @@
           <w:szCs w:val="28"/>
         </w:rPr>
       </w:pPr>
-      <w:bookmarkStart w:id="3" w:name="_Toc231851281"/>
+      <w:bookmarkStart w:id="4" w:name="_Toc231902399"/>
       <w:r>
         <w:rPr>
           <w:rFonts w:ascii="Times New Roman" w:hAnsi="Times New Roman" w:cs="Times New Roman"/>
@@ -4252,7 +4321,7 @@
         <w:lastRenderedPageBreak/>
         <w:t>1. АНАЛИЗ ПРЕДМЕТНОЙ ОБЛАСТИ</w:t>
       </w:r>
-      <w:bookmarkEnd w:id="3"/>
+      <w:bookmarkEnd w:id="4"/>
     </w:p>
     <w:p>
       <w:pPr>
@@ -4281,7 +4350,7 @@
           <w:szCs w:val="28"/>
         </w:rPr>
       </w:pPr>
-      <w:bookmarkStart w:id="4" w:name="_Toc231851282"/>
+      <w:bookmarkStart w:id="5" w:name="_Toc231902400"/>
       <w:r>
         <w:rPr>
           <w:rFonts w:ascii="Times New Roman" w:hAnsi="Times New Roman" w:cs="Times New Roman"/>
@@ -4293,7 +4362,7 @@
         </w:rPr>
         <w:t>1.1 Описание предметной области</w:t>
       </w:r>
-      <w:bookmarkEnd w:id="4"/>
+      <w:bookmarkEnd w:id="5"/>
     </w:p>
     <w:p>
       <w:pPr>
@@ -4341,7 +4410,21 @@
           <w:rFonts w:cs="Times New Roman"/>
           <w:szCs w:val="28"/>
         </w:rPr>
-        <w:t>В настоящее время многие стоматологии используют устаревшие методы: бумажные журналы записи, Excel-таблицы, телефонные звонки. Это приводит к следующим проблемам:</w:t>
+        <w:t>В настоящее время многие стоматологии используют устаревшие методы</w:t>
+      </w:r>
+      <w:r>
+        <w:rPr>
+          <w:rFonts w:cs="Times New Roman"/>
+          <w:szCs w:val="28"/>
+        </w:rPr>
+        <w:t xml:space="preserve"> такие как</w:t>
+      </w:r>
+      <w:r>
+        <w:rPr>
+          <w:rFonts w:cs="Times New Roman"/>
+          <w:szCs w:val="28"/>
+        </w:rPr>
+        <w:t xml:space="preserve"> бумажные журналы записи, Excel-таблицы, телефонные звонки. Это приводит к следующим проблемам:</w:t>
       </w:r>
     </w:p>
     <w:p>
@@ -4561,7 +4644,7 @@
           <w:szCs w:val="28"/>
         </w:rPr>
       </w:pPr>
-      <w:bookmarkStart w:id="5" w:name="_Toc231851283"/>
+      <w:bookmarkStart w:id="6" w:name="_Toc231902401"/>
       <w:r>
         <w:rPr>
           <w:rFonts w:ascii="Times New Roman" w:hAnsi="Times New Roman" w:cs="Times New Roman"/>
@@ -4574,7 +4657,7 @@
         <w:lastRenderedPageBreak/>
         <w:t>1.2 Определение автоматизируемых задач</w:t>
       </w:r>
-      <w:bookmarkEnd w:id="5"/>
+      <w:bookmarkEnd w:id="6"/>
     </w:p>
     <w:p>
       <w:pPr>
@@ -4672,7 +4755,21 @@
           <w:rFonts w:cs="Times New Roman"/>
           <w:szCs w:val="28"/>
         </w:rPr>
-        <w:t>Ролевая модель – четыре роли: пациент, врач, менеджер, администратор. Каждая роль имеет строго определённые права.</w:t>
+        <w:t>Ролевая модель – четыре роли</w:t>
+      </w:r>
+      <w:r>
+        <w:rPr>
+          <w:rFonts w:cs="Times New Roman"/>
+          <w:szCs w:val="28"/>
+        </w:rPr>
+        <w:t xml:space="preserve">, это </w:t>
+      </w:r>
+      <w:r>
+        <w:rPr>
+          <w:rFonts w:cs="Times New Roman"/>
+          <w:szCs w:val="28"/>
+        </w:rPr>
+        <w:t>пациент, врач, менеджер, администратор. Каждая роль имеет строго определённые права.</w:t>
       </w:r>
     </w:p>
     <w:p>
@@ -4963,7 +5060,7 @@
           <w:szCs w:val="28"/>
         </w:rPr>
       </w:pPr>
-      <w:bookmarkStart w:id="6" w:name="_Toc231851284"/>
+      <w:bookmarkStart w:id="7" w:name="_Toc231902402"/>
       <w:r>
         <w:rPr>
           <w:rFonts w:ascii="Times New Roman" w:hAnsi="Times New Roman" w:cs="Times New Roman"/>
@@ -4976,7 +5073,7 @@
         <w:lastRenderedPageBreak/>
         <w:t>2. РАЗРАБОТКА ТЕХНИЧЕСКОГО ЗАДАНИЯ</w:t>
       </w:r>
-      <w:bookmarkEnd w:id="6"/>
+      <w:bookmarkEnd w:id="7"/>
     </w:p>
     <w:p>
       <w:pPr>
@@ -5003,7 +5100,7 @@
           <w:szCs w:val="28"/>
         </w:rPr>
       </w:pPr>
-      <w:bookmarkStart w:id="7" w:name="_Toc231851285"/>
+      <w:bookmarkStart w:id="8" w:name="_Toc231902403"/>
       <w:r>
         <w:rPr>
           <w:rFonts w:ascii="Times New Roman" w:hAnsi="Times New Roman" w:cs="Times New Roman"/>
@@ -5015,7 +5112,7 @@
         </w:rPr>
         <w:t>2.1 Техническое обоснование проекта</w:t>
       </w:r>
-      <w:bookmarkEnd w:id="7"/>
+      <w:bookmarkEnd w:id="8"/>
     </w:p>
     <w:p>
       <w:pPr>
@@ -5180,7 +5277,21 @@
           <w:rFonts w:cs="Times New Roman"/>
           <w:szCs w:val="28"/>
         </w:rPr>
-        <w:t>Экономическое обоснование: внедрение системы позволит сократить время администратора на обработку записей на 40–50%, уменьшить количество неявок за счёт напоминаний (реализовано через уведомления в личном кабинете), повысить удовлетворённость пациентов.</w:t>
+        <w:t>Экономическое обоснование</w:t>
+      </w:r>
+      <w:r>
+        <w:rPr>
+          <w:rFonts w:cs="Times New Roman"/>
+          <w:szCs w:val="28"/>
+        </w:rPr>
+        <w:t xml:space="preserve"> </w:t>
+      </w:r>
+      <w:r>
+        <w:rPr>
+          <w:rFonts w:cs="Times New Roman"/>
+          <w:szCs w:val="28"/>
+        </w:rPr>
+        <w:t>внедрение системы позволит сократить время администратора на обработку записей на 40–50%, уменьшить количество неявок за счёт напоминаний (реализовано через уведомления в личном кабинете), повысить удовлетворённость пациентов.</w:t>
       </w:r>
     </w:p>
     <w:p>
@@ -5208,7 +5319,7 @@
           <w:szCs w:val="28"/>
         </w:rPr>
       </w:pPr>
-      <w:bookmarkStart w:id="8" w:name="_Toc231851286"/>
+      <w:bookmarkStart w:id="9" w:name="_Toc231902404"/>
       <w:r>
         <w:rPr>
           <w:rFonts w:ascii="Times New Roman" w:hAnsi="Times New Roman" w:cs="Times New Roman"/>
@@ -5220,7 +5331,7 @@
         </w:rPr>
         <w:t>2.2 Формирование технического задания</w:t>
       </w:r>
-      <w:bookmarkEnd w:id="8"/>
+      <w:bookmarkEnd w:id="9"/>
     </w:p>
     <w:p>
       <w:pPr>
@@ -5268,7 +5379,7 @@
           <w:rFonts w:cs="Times New Roman"/>
           <w:szCs w:val="28"/>
         </w:rPr>
-        <w:t>1.1. Полное наименование системы: Автоматизированная информационная система стоматологической клиники «ORDENTIST» (АИС «ORDENTIST»).</w:t>
+        <w:t>1.1. Полное наименование системы Автоматизированная информационная система стоматологической клиники «ORDENTIST» (АИС «ORDENTIST»).</w:t>
       </w:r>
     </w:p>
     <w:p>
@@ -5286,7 +5397,7 @@
           <w:rFonts w:cs="Times New Roman"/>
           <w:szCs w:val="28"/>
         </w:rPr>
-        <w:t>1.2. Шифр темы или номер договора: б/н (дипломный проект).</w:t>
+        <w:t>1.2. Шифр темы или номер договора б/н (дипломный проект).</w:t>
       </w:r>
     </w:p>
     <w:p>
@@ -5304,7 +5415,7 @@
           <w:rFonts w:cs="Times New Roman"/>
           <w:szCs w:val="28"/>
         </w:rPr>
-        <w:t>1.3. Наименование предприятий (объединений) Заказчика и Разработчика:</w:t>
+        <w:t>1.3. Наименование предприятий (объединений) Заказчика и Разработчика</w:t>
       </w:r>
     </w:p>
     <w:p>
@@ -5374,7 +5485,7 @@
           <w:rFonts w:cs="Times New Roman"/>
           <w:szCs w:val="28"/>
         </w:rPr>
-        <w:t>1.4. Перечень документов, на основании которых создается система:</w:t>
+        <w:t>1.4. Перечень документов, на основании которых создается система</w:t>
       </w:r>
     </w:p>
     <w:p>
@@ -5471,7 +5582,7 @@
           <w:rFonts w:cs="Times New Roman"/>
           <w:szCs w:val="28"/>
         </w:rPr>
-        <w:t>1.5. Плановые сроки начала и окончания работы по созданию системы: начало – 01.03.2026, окончание – 31.05.2026.</w:t>
+        <w:t>1.5. Плановые сроки начала и окончания работы по созданию системы начало – 01.03.2026, окончание – 31.05.2026.</w:t>
       </w:r>
     </w:p>
     <w:p>
@@ -5489,7 +5600,7 @@
           <w:rFonts w:cs="Times New Roman"/>
           <w:szCs w:val="28"/>
         </w:rPr>
-        <w:t>1.6. Сведения об источниках и порядке финансирования работ: финансирование не требуется (разработка в рамках дипломного проекта).</w:t>
+        <w:t>1.6. Сведения об источниках и порядке финансирования работ финансирование не требуется (разработка в рамках дипломного проекта).</w:t>
       </w:r>
     </w:p>
     <w:p>
@@ -5543,7 +5654,7 @@
           <w:rFonts w:cs="Times New Roman"/>
           <w:szCs w:val="28"/>
         </w:rPr>
-        <w:t>АИС «ORDENTIST» предназначена для автоматизации основных бизнес-процессов стоматологической клиники, включая: онлайн-запись пациентов на приём, ведение электронной медицинской истории, учёт услуг и врачей, управление расписанием, формирование статистической отчётности, а также мотивацию пациентов через систему достижений (геймификацию).</w:t>
+        <w:t>АИС «ORDENTIST» предназначена для автоматизации основных бизнес-процессов стоматологической клиники, включая онлайн-запись пациентов на приём, ведение электронной медицинской истории, учёт услуг и врачей, управление расписанием, формирование статистической отчётности, а также мотивацию пациентов через систему достижений (геймификацию).</w:t>
       </w:r>
     </w:p>
     <w:p>
@@ -5701,7 +5812,6 @@
         <w:rPr>
           <w:rFonts w:cs="Times New Roman"/>
           <w:szCs w:val="28"/>
-          <w:lang w:val="en-US"/>
         </w:rPr>
       </w:pPr>
     </w:p>
@@ -5753,7 +5863,7 @@
           <w:rFonts w:cs="Times New Roman"/>
           <w:szCs w:val="28"/>
         </w:rPr>
-        <w:t>К объектам автоматизации относятся:</w:t>
+        <w:t>К объектам автоматизации относятся</w:t>
       </w:r>
     </w:p>
     <w:p>
@@ -6065,7 +6175,7 @@
           <w:rFonts w:cs="Times New Roman"/>
           <w:szCs w:val="28"/>
         </w:rPr>
-        <w:t>Система должна позволять настраивать:</w:t>
+        <w:t>Система должна позволять настраивать</w:t>
       </w:r>
     </w:p>
     <w:p>
@@ -6546,7 +6656,7 @@
           <w:szCs w:val="28"/>
         </w:rPr>
         <w:br/>
-        <w:t>Должна быть разработана следующая документация:</w:t>
+        <w:t>Должна быть разработана следующая документация</w:t>
       </w:r>
     </w:p>
     <w:p>
@@ -7920,7 +8030,63 @@
           <w:rFonts w:cs="Times New Roman"/>
           <w:szCs w:val="28"/>
         </w:rPr>
-        <w:t>Состав программной документации должен включать: Техническое задание (данный документ), Пояснительную записку (диплом), Руководство системного администратора, Руководство пользователя.</w:t>
+        <w:t xml:space="preserve">Состав программной документации должен включать </w:t>
+      </w:r>
+      <w:r>
+        <w:rPr>
+          <w:rFonts w:cs="Times New Roman"/>
+          <w:szCs w:val="28"/>
+        </w:rPr>
+        <w:t>т</w:t>
+      </w:r>
+      <w:r>
+        <w:rPr>
+          <w:rFonts w:cs="Times New Roman"/>
+          <w:szCs w:val="28"/>
+        </w:rPr>
+        <w:t xml:space="preserve">ехническое задание, </w:t>
+      </w:r>
+      <w:r>
+        <w:rPr>
+          <w:rFonts w:cs="Times New Roman"/>
+          <w:szCs w:val="28"/>
+        </w:rPr>
+        <w:t>п</w:t>
+      </w:r>
+      <w:r>
+        <w:rPr>
+          <w:rFonts w:cs="Times New Roman"/>
+          <w:szCs w:val="28"/>
+        </w:rPr>
+        <w:t xml:space="preserve">ояснительную записку, </w:t>
+      </w:r>
+      <w:r>
+        <w:rPr>
+          <w:rFonts w:cs="Times New Roman"/>
+          <w:szCs w:val="28"/>
+        </w:rPr>
+        <w:t>р</w:t>
+      </w:r>
+      <w:r>
+        <w:rPr>
+          <w:rFonts w:cs="Times New Roman"/>
+          <w:szCs w:val="28"/>
+        </w:rPr>
+        <w:t xml:space="preserve">уководство системного администратора, </w:t>
+      </w:r>
+      <w:r>
+        <w:rPr>
+          <w:rFonts w:cs="Times New Roman"/>
+          <w:szCs w:val="28"/>
+        </w:rPr>
+        <w:t>р</w:t>
+      </w:r>
+      <w:r>
+        <w:rPr>
+          <w:rFonts w:cs="Times New Roman"/>
+          <w:szCs w:val="28"/>
+        </w:rPr>
+        <w:t>уководство пользователя.</w:t>
       </w:r>
     </w:p>
     <w:p>
@@ -8169,7 +8335,7 @@
           <w:szCs w:val="28"/>
         </w:rPr>
       </w:pPr>
-      <w:bookmarkStart w:id="9" w:name="_Toc231851287"/>
+      <w:bookmarkStart w:id="10" w:name="_Toc231902405"/>
       <w:r>
         <w:rPr>
           <w:rFonts w:ascii="Times New Roman" w:hAnsi="Times New Roman" w:cs="Times New Roman"/>
@@ -8182,7 +8348,7 @@
         <w:lastRenderedPageBreak/>
         <w:t>3. ТЕХНИЧЕСКОЕ ПРОЕКТИРОВАНИЕ</w:t>
       </w:r>
-      <w:bookmarkEnd w:id="9"/>
+      <w:bookmarkEnd w:id="10"/>
     </w:p>
     <w:p>
       <w:pPr>
@@ -8211,7 +8377,7 @@
           <w:szCs w:val="28"/>
         </w:rPr>
       </w:pPr>
-      <w:bookmarkStart w:id="10" w:name="_Toc231851288"/>
+      <w:bookmarkStart w:id="11" w:name="_Toc231902406"/>
       <w:r>
         <w:rPr>
           <w:rFonts w:ascii="Times New Roman" w:hAnsi="Times New Roman" w:cs="Times New Roman"/>
@@ -8223,7 +8389,7 @@
         </w:rPr>
         <w:t>3.1 Логическая проработка функциональной и системной архитектуры информационной системы</w:t>
       </w:r>
-      <w:bookmarkEnd w:id="10"/>
+      <w:bookmarkEnd w:id="11"/>
     </w:p>
     <w:p>
       <w:pPr>
@@ -8267,48 +8433,72 @@
         <w:rPr>
           <w:lang w:eastAsia="ru-RU"/>
         </w:rPr>
-        <w:t>Для автоматизированной информационной системы стоматологической клиники определены четыре основных актера:</w:t>
+        <w:t>Для автоматизированной информационной системы стоматологической клиники определены четыре основных актера</w:t>
       </w:r>
       <w:r>
         <w:rPr>
           <w:lang w:eastAsia="ru-RU"/>
         </w:rPr>
+        <w:t>, это</w:t>
+      </w:r>
+      <w:r>
+        <w:rPr>
+          <w:lang w:eastAsia="ru-RU"/>
+        </w:rPr>
         <w:t xml:space="preserve"> </w:t>
       </w:r>
       <w:r>
         <w:rPr>
           <w:lang w:eastAsia="ru-RU"/>
         </w:rPr>
-        <w:t>Пациент,</w:t>
+        <w:t>п</w:t>
       </w:r>
       <w:r>
         <w:rPr>
           <w:lang w:eastAsia="ru-RU"/>
         </w:rPr>
+        <w:t>ациент,</w:t>
+      </w:r>
+      <w:r>
+        <w:rPr>
+          <w:lang w:eastAsia="ru-RU"/>
+        </w:rPr>
         <w:t xml:space="preserve"> </w:t>
       </w:r>
       <w:r>
         <w:rPr>
           <w:lang w:eastAsia="ru-RU"/>
         </w:rPr>
-        <w:t>Врач,</w:t>
+        <w:t>в</w:t>
       </w:r>
       <w:r>
         <w:rPr>
           <w:lang w:eastAsia="ru-RU"/>
         </w:rPr>
+        <w:t>рач,</w:t>
+      </w:r>
+      <w:r>
+        <w:rPr>
+          <w:lang w:eastAsia="ru-RU"/>
+        </w:rPr>
         <w:t xml:space="preserve"> </w:t>
       </w:r>
       <w:r>
         <w:rPr>
           <w:lang w:eastAsia="ru-RU"/>
         </w:rPr>
-        <w:t>Менеджер</w:t>
+        <w:t>м</w:t>
       </w:r>
       <w:r>
         <w:rPr>
           <w:lang w:eastAsia="ru-RU"/>
         </w:rPr>
+        <w:t>енеджер</w:t>
+      </w:r>
+      <w:r>
+        <w:rPr>
+          <w:lang w:eastAsia="ru-RU"/>
+        </w:rPr>
         <w:t xml:space="preserve"> </w:t>
       </w:r>
       <w:r>
@@ -8327,7 +8517,13 @@
         <w:rPr>
           <w:lang w:eastAsia="ru-RU"/>
         </w:rPr>
-        <w:t>Администратор.</w:t>
+        <w:t>а</w:t>
+      </w:r>
+      <w:r>
+        <w:rPr>
+          <w:lang w:eastAsia="ru-RU"/>
+        </w:rPr>
+        <w:t>дминистратор.</w:t>
       </w:r>
     </w:p>
     <w:p>
@@ -9676,7 +9872,35 @@
           <w:rFonts w:cs="Times New Roman"/>
           <w:szCs w:val="28"/>
         </w:rPr>
-        <w:t>Определившись с выбором, пациент переходит к заполнению формы записи. Он осуществляет ввод данных: выбирает врача из выпадающего списка, конкретную услугу, а также желаемые дату и время визита. После выбора даты и врача система через AJAX-запрос к API /</w:t>
+        <w:t>Определившись с выбором, пациент переходит к заполнению формы записи. Он осуществляет ввод данных</w:t>
+      </w:r>
+      <w:r>
+        <w:rPr>
+          <w:rFonts w:cs="Times New Roman"/>
+          <w:szCs w:val="28"/>
+        </w:rPr>
+        <w:t>.</w:t>
+      </w:r>
+      <w:r>
+        <w:rPr>
+          <w:rFonts w:cs="Times New Roman"/>
+          <w:szCs w:val="28"/>
+        </w:rPr>
+        <w:t xml:space="preserve"> </w:t>
+      </w:r>
+      <w:r>
+        <w:rPr>
+          <w:rFonts w:cs="Times New Roman"/>
+          <w:szCs w:val="28"/>
+        </w:rPr>
+        <w:t>В</w:t>
+      </w:r>
+      <w:r>
+        <w:rPr>
+          <w:rFonts w:cs="Times New Roman"/>
+          <w:szCs w:val="28"/>
+        </w:rPr>
+        <w:t>ыбирает врача из выпадающего списка, конкретную услугу, а также желаемые дату и время визита. После выбора даты и врача система через AJAX-запрос к API /</w:t>
       </w:r>
       <w:proofErr w:type="spellStart"/>
       <w:r>
@@ -10068,7 +10292,7 @@
           <w:szCs w:val="28"/>
         </w:rPr>
       </w:pPr>
-      <w:bookmarkStart w:id="11" w:name="_Toc231851289"/>
+      <w:bookmarkStart w:id="12" w:name="_Toc231902407"/>
       <w:r>
         <w:rPr>
           <w:rFonts w:ascii="Times New Roman" w:hAnsi="Times New Roman" w:cs="Times New Roman"/>
@@ -10081,7 +10305,7 @@
         <w:lastRenderedPageBreak/>
         <w:t>3.2 Выбор и обоснование выбора программного средства</w:t>
       </w:r>
-      <w:bookmarkEnd w:id="11"/>
+      <w:bookmarkEnd w:id="12"/>
     </w:p>
     <w:p>
       <w:pPr>
@@ -10884,7 +11108,7 @@
           <w:szCs w:val="28"/>
         </w:rPr>
       </w:pPr>
-      <w:bookmarkStart w:id="12" w:name="_Toc231851290"/>
+      <w:bookmarkStart w:id="13" w:name="_Toc231902408"/>
       <w:r>
         <w:rPr>
           <w:rFonts w:ascii="Times New Roman" w:hAnsi="Times New Roman" w:cs="Times New Roman"/>
@@ -10918,7 +11142,7 @@
         </w:rPr>
         <w:t xml:space="preserve"> базы данных</w:t>
       </w:r>
-      <w:bookmarkEnd w:id="12"/>
+      <w:bookmarkEnd w:id="13"/>
     </w:p>
     <w:p>
       <w:pPr>
@@ -11341,7 +11565,21 @@
           <w:rFonts w:cs="Times New Roman"/>
           <w:szCs w:val="28"/>
         </w:rPr>
-        <w:t> хранит записи о лечении: диагноз, назначенное лечение, дату визита. Каждая запись привязана к пациенту и врачу, что позволяет формировать полную хронологию медицинских вмешательств. При добавлении новой записи автоматически обновляется прогресс достижений пациента.</w:t>
+        <w:t> хранит записи о лечении</w:t>
+      </w:r>
+      <w:r>
+        <w:rPr>
+          <w:rFonts w:cs="Times New Roman"/>
+          <w:szCs w:val="28"/>
+        </w:rPr>
+        <w:t>, такие как</w:t>
+      </w:r>
+      <w:r>
+        <w:rPr>
+          <w:rFonts w:cs="Times New Roman"/>
+          <w:szCs w:val="28"/>
+        </w:rPr>
+        <w:t xml:space="preserve"> диагноз, назначенное лечение, дату визита. Каждая запись привязана к пациенту и врачу, что позволяет формировать полную хронологию медицинских вмешательств. При добавлении новой записи автоматически обновляется прогресс достижений пациента.</w:t>
       </w:r>
     </w:p>
     <w:p>
@@ -11570,7 +11808,21 @@
           <w:rFonts w:cs="Times New Roman"/>
           <w:szCs w:val="28"/>
         </w:rPr>
-        <w:t>). Типы данных подобраны оптимально: VARCHAR для строк, INT для идентификаторов, DATE/TIME для даты и времени, TEXT для больших описаний, DATETIME для меток времени, BOOLEAN эмулируется через поле </w:t>
+        <w:t>). Типы данных подобраны оптимально</w:t>
+      </w:r>
+      <w:r>
+        <w:rPr>
+          <w:rFonts w:cs="Times New Roman"/>
+          <w:szCs w:val="28"/>
+        </w:rPr>
+        <w:t xml:space="preserve"> - </w:t>
+      </w:r>
+      <w:r>
+        <w:rPr>
+          <w:rFonts w:cs="Times New Roman"/>
+          <w:szCs w:val="28"/>
+        </w:rPr>
+        <w:t>VARCHAR для строк, INT для идентификаторов, DATE/TIME для даты и времени, TEXT для больших описаний, DATETIME для меток времени, BOOLEAN эмулируется через поле </w:t>
       </w:r>
       <w:proofErr w:type="spellStart"/>
       <w:r>
@@ -11847,7 +12099,7 @@
           <w:szCs w:val="28"/>
         </w:rPr>
       </w:pPr>
-      <w:bookmarkStart w:id="13" w:name="_Toc231851291"/>
+      <w:bookmarkStart w:id="14" w:name="_Toc231902409"/>
       <w:r>
         <w:rPr>
           <w:rFonts w:ascii="Times New Roman" w:hAnsi="Times New Roman" w:cs="Times New Roman"/>
@@ -11860,7 +12112,7 @@
         <w:lastRenderedPageBreak/>
         <w:t>4. РАБОЧЕЕ ПРОЕКТИРОВАНИЕ</w:t>
       </w:r>
-      <w:bookmarkEnd w:id="13"/>
+      <w:bookmarkEnd w:id="14"/>
     </w:p>
     <w:p>
       <w:pPr>
@@ -11889,7 +12141,7 @@
           <w:szCs w:val="28"/>
         </w:rPr>
       </w:pPr>
-      <w:bookmarkStart w:id="14" w:name="_Toc231851292"/>
+      <w:bookmarkStart w:id="15" w:name="_Toc231902410"/>
       <w:r>
         <w:rPr>
           <w:rFonts w:ascii="Times New Roman" w:hAnsi="Times New Roman" w:cs="Times New Roman"/>
@@ -11901,7 +12153,7 @@
         </w:rPr>
         <w:t>4.1 Создание пользовательского интерфейса</w:t>
       </w:r>
-      <w:bookmarkEnd w:id="14"/>
+      <w:bookmarkEnd w:id="15"/>
     </w:p>
     <w:p>
       <w:pPr>
@@ -11963,7 +12215,7 @@
           <w:rFonts w:cs="Times New Roman"/>
           <w:szCs w:val="28"/>
         </w:rPr>
-        <w:t>: &gt;900px (десктоп), 600-900px (планшет), &lt;600px (мобильный). Основные элементы:</w:t>
+        <w:t xml:space="preserve"> &gt;900px (десктоп), 600-900px (планшет), &lt;600px (мобильный). Основные элементы:</w:t>
       </w:r>
     </w:p>
     <w:p>
@@ -12253,7 +12505,35 @@
           <w:rFonts w:cs="Times New Roman"/>
           <w:szCs w:val="28"/>
         </w:rPr>
-        <w:t>Пагинация и фильтрация – таблицы пациентов и записей в управлении: данные загружаются через API (/</w:t>
+        <w:t>Пагинация и фильтрация – таблицы пациентов и записей в управлении</w:t>
+      </w:r>
+      <w:r>
+        <w:rPr>
+          <w:rFonts w:cs="Times New Roman"/>
+          <w:szCs w:val="28"/>
+        </w:rPr>
+        <w:t>.</w:t>
+      </w:r>
+      <w:r>
+        <w:rPr>
+          <w:rFonts w:cs="Times New Roman"/>
+          <w:szCs w:val="28"/>
+        </w:rPr>
+        <w:t xml:space="preserve"> </w:t>
+      </w:r>
+      <w:r>
+        <w:rPr>
+          <w:rFonts w:cs="Times New Roman"/>
+          <w:szCs w:val="28"/>
+        </w:rPr>
+        <w:t>Д</w:t>
+      </w:r>
+      <w:r>
+        <w:rPr>
+          <w:rFonts w:cs="Times New Roman"/>
+          <w:szCs w:val="28"/>
+        </w:rPr>
+        <w:t>анные загружаются через API (/</w:t>
       </w:r>
       <w:proofErr w:type="spellStart"/>
       <w:r>
@@ -12496,7 +12776,21 @@
           <w:rFonts w:cs="Times New Roman"/>
           <w:szCs w:val="28"/>
         </w:rPr>
-        <w:t xml:space="preserve"> показаны: главная страница, личный кабинет пациента, кабинет врача с расписанием, админ-панель с таблицей пользователей.</w:t>
+        <w:t xml:space="preserve"> показан</w:t>
+      </w:r>
+      <w:r>
+        <w:rPr>
+          <w:rFonts w:cs="Times New Roman"/>
+          <w:szCs w:val="28"/>
+        </w:rPr>
+        <w:t>а</w:t>
+      </w:r>
+      <w:r>
+        <w:rPr>
+          <w:rFonts w:cs="Times New Roman"/>
+          <w:szCs w:val="28"/>
+        </w:rPr>
+        <w:t xml:space="preserve"> главная страница, личный кабинет пациента, кабинет врача с расписанием, админ-панель с таблицей пользователей.</w:t>
       </w:r>
     </w:p>
     <w:p>
@@ -12985,7 +13279,6 @@
         <w:jc w:val="center"/>
         <w:rPr>
           <w:szCs w:val="28"/>
-          <w:lang w:val="en-US"/>
         </w:rPr>
       </w:pPr>
       <w:r>
@@ -13021,7 +13314,7 @@
           <w:szCs w:val="28"/>
         </w:rPr>
       </w:pPr>
-      <w:bookmarkStart w:id="15" w:name="_Toc231851293"/>
+      <w:bookmarkStart w:id="16" w:name="_Toc231902411"/>
       <w:r>
         <w:rPr>
           <w:rFonts w:ascii="Times New Roman" w:hAnsi="Times New Roman" w:cs="Times New Roman"/>
@@ -13034,7 +13327,7 @@
         <w:lastRenderedPageBreak/>
         <w:t>4.2 Создание программного продукта</w:t>
       </w:r>
-      <w:bookmarkEnd w:id="15"/>
+      <w:bookmarkEnd w:id="16"/>
     </w:p>
     <w:p>
       <w:pPr>
@@ -13398,6 +13691,813 @@
           <w:szCs w:val="28"/>
         </w:rPr>
         <w:t>/ – логотип, фото врачей (загружаемые).</w:t>
+      </w:r>
+    </w:p>
+    <w:p>
+      <w:pPr>
+        <w:tabs>
+          <w:tab w:val="left" w:pos="993"/>
+        </w:tabs>
+        <w:spacing w:after="0" w:line="360" w:lineRule="auto"/>
+        <w:ind w:left="709"/>
+        <w:jc w:val="both"/>
+        <w:rPr>
+          <w:rFonts w:cs="Times New Roman"/>
+          <w:szCs w:val="28"/>
+        </w:rPr>
+      </w:pPr>
+      <w:r>
+        <w:rPr>
+          <w:rFonts w:cs="Times New Roman"/>
+          <w:szCs w:val="28"/>
+        </w:rPr>
+        <w:t>Реализация ключевых функций:</w:t>
+      </w:r>
+    </w:p>
+    <w:p>
+      <w:pPr>
+        <w:numPr>
+          <w:ilvl w:val="0"/>
+          <w:numId w:val="10"/>
+        </w:numPr>
+        <w:tabs>
+          <w:tab w:val="left" w:pos="993"/>
+        </w:tabs>
+        <w:spacing w:after="0" w:line="360" w:lineRule="auto"/>
+        <w:ind w:left="0" w:firstLine="709"/>
+        <w:jc w:val="both"/>
+        <w:rPr>
+          <w:rFonts w:cs="Times New Roman"/>
+          <w:szCs w:val="28"/>
+        </w:rPr>
+      </w:pPr>
+      <w:r>
+        <w:rPr>
+          <w:rFonts w:cs="Times New Roman"/>
+          <w:szCs w:val="28"/>
+        </w:rPr>
+        <w:t>Роли и декораторы</w:t>
+      </w:r>
+      <w:r>
+        <w:rPr>
+          <w:rFonts w:cs="Times New Roman"/>
+          <w:szCs w:val="28"/>
+        </w:rPr>
+        <w:t xml:space="preserve"> </w:t>
+      </w:r>
+      <w:r>
+        <w:rPr>
+          <w:rFonts w:cs="Times New Roman"/>
+          <w:szCs w:val="28"/>
+        </w:rPr>
+        <w:t>–</w:t>
+      </w:r>
+      <w:r>
+        <w:rPr>
+          <w:rFonts w:cs="Times New Roman"/>
+          <w:szCs w:val="28"/>
+        </w:rPr>
+        <w:t xml:space="preserve"> </w:t>
+      </w:r>
+      <w:proofErr w:type="spellStart"/>
+      <w:r>
+        <w:rPr>
+          <w:rFonts w:cs="Times New Roman"/>
+          <w:szCs w:val="28"/>
+        </w:rPr>
+        <w:t>login_required</w:t>
+      </w:r>
+      <w:proofErr w:type="spellEnd"/>
+      <w:r>
+        <w:rPr>
+          <w:rFonts w:cs="Times New Roman"/>
+          <w:szCs w:val="28"/>
+        </w:rPr>
+        <w:t xml:space="preserve"> </w:t>
+      </w:r>
+      <w:r>
+        <w:rPr>
+          <w:rFonts w:cs="Times New Roman"/>
+          <w:szCs w:val="28"/>
+        </w:rPr>
+        <w:t xml:space="preserve">проверяет </w:t>
+      </w:r>
+      <w:proofErr w:type="spellStart"/>
+      <w:r>
+        <w:rPr>
+          <w:rFonts w:cs="Times New Roman"/>
+          <w:szCs w:val="28"/>
+        </w:rPr>
+        <w:t>сесию</w:t>
+      </w:r>
+      <w:proofErr w:type="spellEnd"/>
+      <w:r>
+        <w:rPr>
+          <w:rFonts w:cs="Times New Roman"/>
+          <w:szCs w:val="28"/>
+        </w:rPr>
+        <w:t>,</w:t>
+      </w:r>
+      <w:r>
+        <w:rPr>
+          <w:rFonts w:cs="Times New Roman"/>
+          <w:szCs w:val="28"/>
+        </w:rPr>
+        <w:t xml:space="preserve"> </w:t>
+      </w:r>
+      <w:r>
+        <w:rPr>
+          <w:rFonts w:cs="Times New Roman"/>
+          <w:szCs w:val="28"/>
+          <w:lang w:val="en-US"/>
+        </w:rPr>
+        <w:t>role</w:t>
+      </w:r>
+      <w:r>
+        <w:rPr>
+          <w:rFonts w:cs="Times New Roman"/>
+          <w:szCs w:val="28"/>
+        </w:rPr>
+        <w:t>_</w:t>
+      </w:r>
+      <w:r>
+        <w:rPr>
+          <w:rFonts w:cs="Times New Roman"/>
+          <w:szCs w:val="28"/>
+          <w:lang w:val="en-US"/>
+        </w:rPr>
+        <w:t>required</w:t>
+      </w:r>
+      <w:r>
+        <w:rPr>
+          <w:rFonts w:cs="Times New Roman"/>
+          <w:szCs w:val="28"/>
+        </w:rPr>
+        <w:t>('</w:t>
+      </w:r>
+      <w:r>
+        <w:rPr>
+          <w:rFonts w:cs="Times New Roman"/>
+          <w:szCs w:val="28"/>
+          <w:lang w:val="en-US"/>
+        </w:rPr>
+        <w:t>doctor</w:t>
+      </w:r>
+      <w:r>
+        <w:rPr>
+          <w:rFonts w:cs="Times New Roman"/>
+          <w:szCs w:val="28"/>
+        </w:rPr>
+        <w:t>','</w:t>
+      </w:r>
+      <w:r>
+        <w:rPr>
+          <w:rFonts w:cs="Times New Roman"/>
+          <w:szCs w:val="28"/>
+          <w:lang w:val="en-US"/>
+        </w:rPr>
+        <w:t>admin</w:t>
+      </w:r>
+      <w:r>
+        <w:rPr>
+          <w:rFonts w:cs="Times New Roman"/>
+          <w:szCs w:val="28"/>
+        </w:rPr>
+        <w:t>')</w:t>
+      </w:r>
+      <w:r>
+        <w:rPr>
+          <w:rFonts w:cs="Times New Roman"/>
+          <w:szCs w:val="28"/>
+        </w:rPr>
+        <w:t xml:space="preserve"> </w:t>
+      </w:r>
+      <w:r>
+        <w:rPr>
+          <w:rFonts w:cs="Times New Roman"/>
+          <w:szCs w:val="28"/>
+        </w:rPr>
+        <w:t xml:space="preserve">– </w:t>
+      </w:r>
+      <w:r>
+        <w:rPr>
+          <w:rFonts w:cs="Times New Roman"/>
+          <w:szCs w:val="28"/>
+        </w:rPr>
+        <w:t>доступ</w:t>
+      </w:r>
+      <w:r>
+        <w:rPr>
+          <w:rFonts w:cs="Times New Roman"/>
+          <w:szCs w:val="28"/>
+        </w:rPr>
+        <w:t xml:space="preserve"> </w:t>
+      </w:r>
+      <w:r>
+        <w:rPr>
+          <w:rFonts w:cs="Times New Roman"/>
+          <w:szCs w:val="28"/>
+        </w:rPr>
+        <w:t>по</w:t>
+      </w:r>
+      <w:r>
+        <w:rPr>
+          <w:rFonts w:cs="Times New Roman"/>
+          <w:szCs w:val="28"/>
+        </w:rPr>
+        <w:t xml:space="preserve"> </w:t>
+      </w:r>
+      <w:r>
+        <w:rPr>
+          <w:rFonts w:cs="Times New Roman"/>
+          <w:szCs w:val="28"/>
+        </w:rPr>
+        <w:t>ролям</w:t>
+      </w:r>
+      <w:r>
+        <w:rPr>
+          <w:rFonts w:cs="Times New Roman"/>
+          <w:szCs w:val="28"/>
+        </w:rPr>
+        <w:t>.</w:t>
+      </w:r>
+    </w:p>
+    <w:p>
+      <w:pPr>
+        <w:numPr>
+          <w:ilvl w:val="0"/>
+          <w:numId w:val="10"/>
+        </w:numPr>
+        <w:tabs>
+          <w:tab w:val="left" w:pos="993"/>
+        </w:tabs>
+        <w:spacing w:after="0" w:line="360" w:lineRule="auto"/>
+        <w:ind w:left="0" w:firstLine="709"/>
+        <w:jc w:val="both"/>
+        <w:rPr>
+          <w:rFonts w:cs="Times New Roman"/>
+          <w:szCs w:val="28"/>
+        </w:rPr>
+      </w:pPr>
+      <w:r>
+        <w:rPr>
+          <w:rFonts w:cs="Times New Roman"/>
+          <w:szCs w:val="28"/>
+        </w:rPr>
+        <w:t>Запись</w:t>
+      </w:r>
+      <w:r>
+        <w:rPr>
+          <w:rFonts w:cs="Times New Roman"/>
+          <w:szCs w:val="28"/>
+          <w:lang w:val="en-US"/>
+        </w:rPr>
+        <w:t xml:space="preserve"> </w:t>
+      </w:r>
+      <w:r>
+        <w:rPr>
+          <w:rFonts w:cs="Times New Roman"/>
+          <w:szCs w:val="28"/>
+        </w:rPr>
+        <w:t>на</w:t>
+      </w:r>
+      <w:r>
+        <w:rPr>
+          <w:rFonts w:cs="Times New Roman"/>
+          <w:szCs w:val="28"/>
+          <w:lang w:val="en-US"/>
+        </w:rPr>
+        <w:t xml:space="preserve"> </w:t>
+      </w:r>
+      <w:r>
+        <w:rPr>
+          <w:rFonts w:cs="Times New Roman"/>
+          <w:szCs w:val="28"/>
+        </w:rPr>
+        <w:t>приём</w:t>
+      </w:r>
+      <w:r>
+        <w:rPr>
+          <w:rFonts w:cs="Times New Roman"/>
+          <w:szCs w:val="28"/>
+          <w:lang w:val="en-US"/>
+        </w:rPr>
+        <w:t xml:space="preserve"> – </w:t>
+      </w:r>
+      <w:r>
+        <w:rPr>
+          <w:rFonts w:cs="Times New Roman"/>
+          <w:szCs w:val="28"/>
+        </w:rPr>
+        <w:t>маршрут</w:t>
+      </w:r>
+      <w:r>
+        <w:rPr>
+          <w:rFonts w:cs="Times New Roman"/>
+          <w:szCs w:val="28"/>
+          <w:lang w:val="en-US"/>
+        </w:rPr>
+        <w:t xml:space="preserve"> /cabinet/appointment/new (POST). </w:t>
+      </w:r>
+      <w:r>
+        <w:rPr>
+          <w:rFonts w:cs="Times New Roman"/>
+          <w:szCs w:val="28"/>
+        </w:rPr>
+        <w:t>Пациент создаёт запись с </w:t>
+      </w:r>
+      <w:proofErr w:type="spellStart"/>
+      <w:r>
+        <w:rPr>
+          <w:rFonts w:cs="Times New Roman"/>
+          <w:szCs w:val="28"/>
+        </w:rPr>
+        <w:t>patient_id</w:t>
+      </w:r>
+      <w:proofErr w:type="spellEnd"/>
+      <w:r>
+        <w:rPr>
+          <w:rFonts w:cs="Times New Roman"/>
+          <w:szCs w:val="28"/>
+        </w:rPr>
+        <w:t> из профиля, менеджер может выбрать любого пациента. Проверка даты и времени не дублируется на уровне БД (ограничения уникальности не накладываются, но API слотов гарантирует, что занятое время не предлагается).</w:t>
+      </w:r>
+    </w:p>
+    <w:p>
+      <w:pPr>
+        <w:numPr>
+          <w:ilvl w:val="0"/>
+          <w:numId w:val="10"/>
+        </w:numPr>
+        <w:tabs>
+          <w:tab w:val="left" w:pos="993"/>
+        </w:tabs>
+        <w:spacing w:after="0" w:line="360" w:lineRule="auto"/>
+        <w:ind w:left="0" w:firstLine="709"/>
+        <w:jc w:val="both"/>
+        <w:rPr>
+          <w:rFonts w:cs="Times New Roman"/>
+          <w:szCs w:val="28"/>
+        </w:rPr>
+      </w:pPr>
+      <w:r>
+        <w:rPr>
+          <w:rFonts w:cs="Times New Roman"/>
+          <w:szCs w:val="28"/>
+        </w:rPr>
+        <w:t>Ачивки – функция </w:t>
+      </w:r>
+      <w:proofErr w:type="spellStart"/>
+      <w:r>
+        <w:rPr>
+          <w:rFonts w:cs="Times New Roman"/>
+          <w:szCs w:val="28"/>
+        </w:rPr>
+        <w:t>update_achievements</w:t>
+      </w:r>
+      <w:proofErr w:type="spellEnd"/>
+      <w:r>
+        <w:rPr>
+          <w:rFonts w:cs="Times New Roman"/>
+          <w:szCs w:val="28"/>
+        </w:rPr>
+        <w:t>(</w:t>
+      </w:r>
+      <w:proofErr w:type="spellStart"/>
+      <w:r>
+        <w:rPr>
+          <w:rFonts w:cs="Times New Roman"/>
+          <w:szCs w:val="28"/>
+        </w:rPr>
+        <w:t>patient_id</w:t>
+      </w:r>
+      <w:proofErr w:type="spellEnd"/>
+      <w:r>
+        <w:rPr>
+          <w:rFonts w:cs="Times New Roman"/>
+          <w:szCs w:val="28"/>
+        </w:rPr>
+        <w:t>) вызывается после добавления записи в историю лечения. Считаются визиты, количество записей в истории с диагнозами, содержащими ключевые слова «гигиен», «</w:t>
+      </w:r>
+      <w:proofErr w:type="spellStart"/>
+      <w:r>
+        <w:rPr>
+          <w:rFonts w:cs="Times New Roman"/>
+          <w:szCs w:val="28"/>
+        </w:rPr>
+        <w:t>чистк</w:t>
+      </w:r>
+      <w:proofErr w:type="spellEnd"/>
+      <w:r>
+        <w:rPr>
+          <w:rFonts w:cs="Times New Roman"/>
+          <w:szCs w:val="28"/>
+        </w:rPr>
+        <w:t>», «</w:t>
+      </w:r>
+      <w:proofErr w:type="spellStart"/>
+      <w:r>
+        <w:rPr>
+          <w:rFonts w:cs="Times New Roman"/>
+          <w:szCs w:val="28"/>
+        </w:rPr>
+        <w:t>air</w:t>
+      </w:r>
+      <w:proofErr w:type="spellEnd"/>
+      <w:r>
+        <w:rPr>
+          <w:rFonts w:cs="Times New Roman"/>
+          <w:szCs w:val="28"/>
+        </w:rPr>
+        <w:t xml:space="preserve"> </w:t>
+      </w:r>
+      <w:proofErr w:type="spellStart"/>
+      <w:r>
+        <w:rPr>
+          <w:rFonts w:cs="Times New Roman"/>
+          <w:szCs w:val="28"/>
+        </w:rPr>
+        <w:t>flow</w:t>
+      </w:r>
+      <w:proofErr w:type="spellEnd"/>
+      <w:r>
+        <w:rPr>
+          <w:rFonts w:cs="Times New Roman"/>
+          <w:szCs w:val="28"/>
+        </w:rPr>
+        <w:t>». Для каждого достижения обновляется прогресс в таблице </w:t>
+      </w:r>
+      <w:proofErr w:type="spellStart"/>
+      <w:r>
+        <w:rPr>
+          <w:rFonts w:cs="Times New Roman"/>
+          <w:szCs w:val="28"/>
+        </w:rPr>
+        <w:t>patient_achievements</w:t>
+      </w:r>
+      <w:proofErr w:type="spellEnd"/>
+      <w:r>
+        <w:rPr>
+          <w:rFonts w:cs="Times New Roman"/>
+          <w:szCs w:val="28"/>
+        </w:rPr>
+        <w:t>, при достижении </w:t>
+      </w:r>
+      <w:proofErr w:type="spellStart"/>
+      <w:proofErr w:type="gramStart"/>
+      <w:r>
+        <w:rPr>
+          <w:rFonts w:cs="Times New Roman"/>
+          <w:szCs w:val="28"/>
+        </w:rPr>
+        <w:t>progress</w:t>
+      </w:r>
+      <w:proofErr w:type="spellEnd"/>
+      <w:r>
+        <w:rPr>
+          <w:rFonts w:cs="Times New Roman"/>
+          <w:szCs w:val="28"/>
+        </w:rPr>
+        <w:t xml:space="preserve"> &gt;</w:t>
+      </w:r>
+      <w:proofErr w:type="gramEnd"/>
+      <w:r>
+        <w:rPr>
+          <w:rFonts w:cs="Times New Roman"/>
+          <w:szCs w:val="28"/>
+        </w:rPr>
+        <w:t xml:space="preserve">= </w:t>
+      </w:r>
+      <w:proofErr w:type="spellStart"/>
+      <w:r>
+        <w:rPr>
+          <w:rFonts w:cs="Times New Roman"/>
+          <w:szCs w:val="28"/>
+        </w:rPr>
+        <w:t>total</w:t>
+      </w:r>
+      <w:proofErr w:type="spellEnd"/>
+      <w:r>
+        <w:rPr>
+          <w:rFonts w:cs="Times New Roman"/>
+          <w:szCs w:val="28"/>
+        </w:rPr>
+        <w:t> проставляется </w:t>
+      </w:r>
+      <w:proofErr w:type="spellStart"/>
+      <w:r>
+        <w:rPr>
+          <w:rFonts w:cs="Times New Roman"/>
+          <w:szCs w:val="28"/>
+        </w:rPr>
+        <w:t>unlocked_at</w:t>
+      </w:r>
+      <w:proofErr w:type="spellEnd"/>
+      <w:r>
+        <w:rPr>
+          <w:rFonts w:cs="Times New Roman"/>
+          <w:szCs w:val="28"/>
+        </w:rPr>
+        <w:t>.</w:t>
+      </w:r>
+    </w:p>
+    <w:p>
+      <w:pPr>
+        <w:numPr>
+          <w:ilvl w:val="0"/>
+          <w:numId w:val="10"/>
+        </w:numPr>
+        <w:tabs>
+          <w:tab w:val="left" w:pos="993"/>
+        </w:tabs>
+        <w:spacing w:after="0" w:line="360" w:lineRule="auto"/>
+        <w:ind w:left="0" w:firstLine="709"/>
+        <w:jc w:val="both"/>
+        <w:rPr>
+          <w:rFonts w:cs="Times New Roman"/>
+          <w:szCs w:val="28"/>
+        </w:rPr>
+      </w:pPr>
+      <w:r>
+        <w:rPr>
+          <w:rFonts w:cs="Times New Roman"/>
+          <w:szCs w:val="28"/>
+          <w:lang w:val="en-US"/>
+        </w:rPr>
+        <w:lastRenderedPageBreak/>
+        <w:t xml:space="preserve">API </w:t>
+      </w:r>
+      <w:r>
+        <w:rPr>
+          <w:rFonts w:cs="Times New Roman"/>
+          <w:szCs w:val="28"/>
+        </w:rPr>
+        <w:t>слотов</w:t>
+      </w:r>
+      <w:r>
+        <w:rPr>
+          <w:rFonts w:cs="Times New Roman"/>
+          <w:szCs w:val="28"/>
+          <w:lang w:val="en-US"/>
+        </w:rPr>
+        <w:t> – /</w:t>
+      </w:r>
+      <w:proofErr w:type="spellStart"/>
+      <w:r>
+        <w:rPr>
+          <w:rFonts w:cs="Times New Roman"/>
+          <w:szCs w:val="28"/>
+          <w:lang w:val="en-US"/>
+        </w:rPr>
+        <w:t>api</w:t>
+      </w:r>
+      <w:proofErr w:type="spellEnd"/>
+      <w:r>
+        <w:rPr>
+          <w:rFonts w:cs="Times New Roman"/>
+          <w:szCs w:val="28"/>
+          <w:lang w:val="en-US"/>
+        </w:rPr>
+        <w:t>/</w:t>
+      </w:r>
+      <w:proofErr w:type="spellStart"/>
+      <w:r>
+        <w:rPr>
+          <w:rFonts w:cs="Times New Roman"/>
+          <w:szCs w:val="28"/>
+          <w:lang w:val="en-US"/>
+        </w:rPr>
+        <w:t>slots?doctor_id</w:t>
+      </w:r>
+      <w:proofErr w:type="spellEnd"/>
+      <w:r>
+        <w:rPr>
+          <w:rFonts w:cs="Times New Roman"/>
+          <w:szCs w:val="28"/>
+          <w:lang w:val="en-US"/>
+        </w:rPr>
+        <w:t>=</w:t>
+      </w:r>
+      <w:proofErr w:type="spellStart"/>
+      <w:r>
+        <w:rPr>
+          <w:rFonts w:cs="Times New Roman"/>
+          <w:szCs w:val="28"/>
+          <w:lang w:val="en-US"/>
+        </w:rPr>
+        <w:t>X&amp;date</w:t>
+      </w:r>
+      <w:proofErr w:type="spellEnd"/>
+      <w:r>
+        <w:rPr>
+          <w:rFonts w:cs="Times New Roman"/>
+          <w:szCs w:val="28"/>
+          <w:lang w:val="en-US"/>
+        </w:rPr>
+        <w:t xml:space="preserve">=YYYY-MM-DD. </w:t>
+      </w:r>
+      <w:r>
+        <w:rPr>
+          <w:rFonts w:cs="Times New Roman"/>
+          <w:szCs w:val="28"/>
+        </w:rPr>
+        <w:t>Выбираются все несвязанные записи (</w:t>
+      </w:r>
+      <w:proofErr w:type="spellStart"/>
+      <w:proofErr w:type="gramStart"/>
+      <w:r>
+        <w:rPr>
+          <w:rFonts w:cs="Times New Roman"/>
+          <w:szCs w:val="28"/>
+        </w:rPr>
+        <w:t>status</w:t>
+      </w:r>
+      <w:proofErr w:type="spellEnd"/>
+      <w:r>
+        <w:rPr>
+          <w:rFonts w:cs="Times New Roman"/>
+          <w:szCs w:val="28"/>
+        </w:rPr>
+        <w:t xml:space="preserve"> !</w:t>
+      </w:r>
+      <w:proofErr w:type="gramEnd"/>
+      <w:r>
+        <w:rPr>
+          <w:rFonts w:cs="Times New Roman"/>
+          <w:szCs w:val="28"/>
+        </w:rPr>
+        <w:t>= '</w:t>
+      </w:r>
+      <w:proofErr w:type="spellStart"/>
+      <w:r>
+        <w:rPr>
+          <w:rFonts w:cs="Times New Roman"/>
+          <w:szCs w:val="28"/>
+        </w:rPr>
+        <w:t>cancelled</w:t>
+      </w:r>
+      <w:proofErr w:type="spellEnd"/>
+      <w:r>
+        <w:rPr>
+          <w:rFonts w:cs="Times New Roman"/>
+          <w:szCs w:val="28"/>
+        </w:rPr>
+        <w:t>') для данного врача и даты, из полного списка 30-минутных слотов (с 8:00 до 20:00) вычитаются занятые, возвращается JSON.</w:t>
+      </w:r>
+    </w:p>
+    <w:p>
+      <w:pPr>
+        <w:numPr>
+          <w:ilvl w:val="0"/>
+          <w:numId w:val="10"/>
+        </w:numPr>
+        <w:tabs>
+          <w:tab w:val="left" w:pos="993"/>
+        </w:tabs>
+        <w:spacing w:after="0" w:line="360" w:lineRule="auto"/>
+        <w:ind w:left="0" w:firstLine="709"/>
+        <w:jc w:val="both"/>
+        <w:rPr>
+          <w:rFonts w:cs="Times New Roman"/>
+          <w:szCs w:val="28"/>
+        </w:rPr>
+      </w:pPr>
+      <w:r>
+        <w:rPr>
+          <w:rFonts w:cs="Times New Roman"/>
+          <w:szCs w:val="28"/>
+        </w:rPr>
+        <w:t>Динамический прайс-лист – маршрут /</w:t>
+      </w:r>
+      <w:proofErr w:type="spellStart"/>
+      <w:r>
+        <w:rPr>
+          <w:rFonts w:cs="Times New Roman"/>
+          <w:szCs w:val="28"/>
+        </w:rPr>
+        <w:t>prices</w:t>
+      </w:r>
+      <w:proofErr w:type="spellEnd"/>
+      <w:r>
+        <w:rPr>
+          <w:rFonts w:cs="Times New Roman"/>
+          <w:szCs w:val="28"/>
+        </w:rPr>
+        <w:t> выбирает все услуги из БД, группирует по категориям. На фронте реализован поиск по названию и фильтр по категориям (JavaScript).</w:t>
+      </w:r>
+    </w:p>
+    <w:p>
+      <w:pPr>
+        <w:numPr>
+          <w:ilvl w:val="0"/>
+          <w:numId w:val="10"/>
+        </w:numPr>
+        <w:tabs>
+          <w:tab w:val="left" w:pos="993"/>
+        </w:tabs>
+        <w:spacing w:after="0" w:line="360" w:lineRule="auto"/>
+        <w:ind w:left="0" w:firstLine="709"/>
+        <w:jc w:val="both"/>
+        <w:rPr>
+          <w:rFonts w:cs="Times New Roman"/>
+          <w:szCs w:val="28"/>
+        </w:rPr>
+      </w:pPr>
+      <w:r>
+        <w:rPr>
+          <w:rFonts w:cs="Times New Roman"/>
+          <w:szCs w:val="28"/>
+        </w:rPr>
+        <w:t>Восстановление пароля – генерация токена </w:t>
+      </w:r>
+      <w:proofErr w:type="spellStart"/>
+      <w:proofErr w:type="gramStart"/>
+      <w:r>
+        <w:rPr>
+          <w:rFonts w:cs="Times New Roman"/>
+          <w:szCs w:val="28"/>
+        </w:rPr>
+        <w:t>secrets.token</w:t>
+      </w:r>
+      <w:proofErr w:type="gramEnd"/>
+      <w:r>
+        <w:rPr>
+          <w:rFonts w:cs="Times New Roman"/>
+          <w:szCs w:val="28"/>
+        </w:rPr>
+        <w:t>_</w:t>
+      </w:r>
+      <w:proofErr w:type="gramStart"/>
+      <w:r>
+        <w:rPr>
+          <w:rFonts w:cs="Times New Roman"/>
+          <w:szCs w:val="28"/>
+        </w:rPr>
+        <w:t>hex</w:t>
+      </w:r>
+      <w:proofErr w:type="spellEnd"/>
+      <w:r>
+        <w:rPr>
+          <w:rFonts w:cs="Times New Roman"/>
+          <w:szCs w:val="28"/>
+        </w:rPr>
+        <w:t>(</w:t>
+      </w:r>
+      <w:proofErr w:type="gramEnd"/>
+      <w:r>
+        <w:rPr>
+          <w:rFonts w:cs="Times New Roman"/>
+          <w:szCs w:val="28"/>
+        </w:rPr>
+        <w:t>32), сохранение в </w:t>
+      </w:r>
+      <w:proofErr w:type="spellStart"/>
+      <w:r>
+        <w:rPr>
+          <w:rFonts w:cs="Times New Roman"/>
+          <w:szCs w:val="28"/>
+        </w:rPr>
+        <w:t>reset_token</w:t>
+      </w:r>
+      <w:proofErr w:type="spellEnd"/>
+      <w:r>
+        <w:rPr>
+          <w:rFonts w:cs="Times New Roman"/>
+          <w:szCs w:val="28"/>
+        </w:rPr>
+        <w:t> и </w:t>
+      </w:r>
+      <w:proofErr w:type="spellStart"/>
+      <w:r>
+        <w:rPr>
+          <w:rFonts w:cs="Times New Roman"/>
+          <w:szCs w:val="28"/>
+        </w:rPr>
+        <w:t>reset_token_exp</w:t>
+      </w:r>
+      <w:proofErr w:type="spellEnd"/>
+      <w:r>
+        <w:rPr>
+          <w:rFonts w:cs="Times New Roman"/>
+          <w:szCs w:val="28"/>
+        </w:rPr>
+        <w:t xml:space="preserve">. При переходе по ссылке проверяется срок действия, затем пароль </w:t>
+      </w:r>
+      <w:proofErr w:type="spellStart"/>
+      <w:r>
+        <w:rPr>
+          <w:rFonts w:cs="Times New Roman"/>
+          <w:szCs w:val="28"/>
+        </w:rPr>
+        <w:t>хешируется</w:t>
+      </w:r>
+      <w:proofErr w:type="spellEnd"/>
+      <w:r>
+        <w:rPr>
+          <w:rFonts w:cs="Times New Roman"/>
+          <w:szCs w:val="28"/>
+        </w:rPr>
+        <w:t xml:space="preserve"> и сохраняется.</w:t>
       </w:r>
     </w:p>
     <w:p>
@@ -13423,818 +14523,6 @@
           <w:rFonts w:cs="Times New Roman"/>
           <w:szCs w:val="28"/>
         </w:rPr>
-        <w:t>Реализация ключевых функций:</w:t>
-      </w:r>
-    </w:p>
-    <w:p>
-      <w:pPr>
-        <w:numPr>
-          <w:ilvl w:val="0"/>
-          <w:numId w:val="10"/>
-        </w:numPr>
-        <w:tabs>
-          <w:tab w:val="left" w:pos="993"/>
-        </w:tabs>
-        <w:spacing w:after="0" w:line="360" w:lineRule="auto"/>
-        <w:ind w:left="0" w:firstLine="709"/>
-        <w:jc w:val="both"/>
-        <w:rPr>
-          <w:rFonts w:cs="Times New Roman"/>
-          <w:szCs w:val="28"/>
-        </w:rPr>
-      </w:pPr>
-      <w:r>
-        <w:rPr>
-          <w:rFonts w:cs="Times New Roman"/>
-          <w:szCs w:val="28"/>
-        </w:rPr>
-        <w:t>Роли и декораторы</w:t>
-      </w:r>
-      <w:r>
-        <w:rPr>
-          <w:rFonts w:cs="Times New Roman"/>
-          <w:szCs w:val="28"/>
-        </w:rPr>
-        <w:t xml:space="preserve"> </w:t>
-      </w:r>
-      <w:r>
-        <w:rPr>
-          <w:rFonts w:cs="Times New Roman"/>
-          <w:szCs w:val="28"/>
-        </w:rPr>
-        <w:t>–</w:t>
-      </w:r>
-      <w:r>
-        <w:rPr>
-          <w:rFonts w:cs="Times New Roman"/>
-          <w:szCs w:val="28"/>
-        </w:rPr>
-        <w:t xml:space="preserve"> </w:t>
-      </w:r>
-      <w:proofErr w:type="spellStart"/>
-      <w:r>
-        <w:rPr>
-          <w:rFonts w:cs="Times New Roman"/>
-          <w:szCs w:val="28"/>
-        </w:rPr>
-        <w:t>login_required</w:t>
-      </w:r>
-      <w:proofErr w:type="spellEnd"/>
-      <w:r>
-        <w:rPr>
-          <w:rFonts w:cs="Times New Roman"/>
-          <w:szCs w:val="28"/>
-        </w:rPr>
-        <w:t xml:space="preserve"> </w:t>
-      </w:r>
-      <w:r>
-        <w:rPr>
-          <w:rFonts w:cs="Times New Roman"/>
-          <w:szCs w:val="28"/>
-        </w:rPr>
-        <w:t xml:space="preserve">проверяет </w:t>
-      </w:r>
-      <w:proofErr w:type="spellStart"/>
-      <w:r>
-        <w:rPr>
-          <w:rFonts w:cs="Times New Roman"/>
-          <w:szCs w:val="28"/>
-        </w:rPr>
-        <w:t>сесию</w:t>
-      </w:r>
-      <w:proofErr w:type="spellEnd"/>
-      <w:r>
-        <w:rPr>
-          <w:rFonts w:cs="Times New Roman"/>
-          <w:szCs w:val="28"/>
-        </w:rPr>
-        <w:t>,</w:t>
-      </w:r>
-      <w:r>
-        <w:rPr>
-          <w:rFonts w:cs="Times New Roman"/>
-          <w:szCs w:val="28"/>
-        </w:rPr>
-        <w:t xml:space="preserve"> </w:t>
-      </w:r>
-      <w:r>
-        <w:rPr>
-          <w:rFonts w:cs="Times New Roman"/>
-          <w:szCs w:val="28"/>
-          <w:lang w:val="en-US"/>
-        </w:rPr>
-        <w:t>role</w:t>
-      </w:r>
-      <w:r>
-        <w:rPr>
-          <w:rFonts w:cs="Times New Roman"/>
-          <w:szCs w:val="28"/>
-        </w:rPr>
-        <w:t>_</w:t>
-      </w:r>
-      <w:r>
-        <w:rPr>
-          <w:rFonts w:cs="Times New Roman"/>
-          <w:szCs w:val="28"/>
-          <w:lang w:val="en-US"/>
-        </w:rPr>
-        <w:t>required</w:t>
-      </w:r>
-      <w:r>
-        <w:rPr>
-          <w:rFonts w:cs="Times New Roman"/>
-          <w:szCs w:val="28"/>
-        </w:rPr>
-        <w:t>('</w:t>
-      </w:r>
-      <w:r>
-        <w:rPr>
-          <w:rFonts w:cs="Times New Roman"/>
-          <w:szCs w:val="28"/>
-          <w:lang w:val="en-US"/>
-        </w:rPr>
-        <w:t>doctor</w:t>
-      </w:r>
-      <w:r>
-        <w:rPr>
-          <w:rFonts w:cs="Times New Roman"/>
-          <w:szCs w:val="28"/>
-        </w:rPr>
-        <w:t>','</w:t>
-      </w:r>
-      <w:r>
-        <w:rPr>
-          <w:rFonts w:cs="Times New Roman"/>
-          <w:szCs w:val="28"/>
-          <w:lang w:val="en-US"/>
-        </w:rPr>
-        <w:t>admin</w:t>
-      </w:r>
-      <w:r>
-        <w:rPr>
-          <w:rFonts w:cs="Times New Roman"/>
-          <w:szCs w:val="28"/>
-        </w:rPr>
-        <w:t>')</w:t>
-      </w:r>
-      <w:r>
-        <w:rPr>
-          <w:rFonts w:cs="Times New Roman"/>
-          <w:szCs w:val="28"/>
-        </w:rPr>
-        <w:t xml:space="preserve"> </w:t>
-      </w:r>
-      <w:r>
-        <w:rPr>
-          <w:rFonts w:cs="Times New Roman"/>
-          <w:szCs w:val="28"/>
-        </w:rPr>
-        <w:t xml:space="preserve">– </w:t>
-      </w:r>
-      <w:r>
-        <w:rPr>
-          <w:rFonts w:cs="Times New Roman"/>
-          <w:szCs w:val="28"/>
-        </w:rPr>
-        <w:t>доступ</w:t>
-      </w:r>
-      <w:r>
-        <w:rPr>
-          <w:rFonts w:cs="Times New Roman"/>
-          <w:szCs w:val="28"/>
-        </w:rPr>
-        <w:t xml:space="preserve"> </w:t>
-      </w:r>
-      <w:r>
-        <w:rPr>
-          <w:rFonts w:cs="Times New Roman"/>
-          <w:szCs w:val="28"/>
-        </w:rPr>
-        <w:t>по</w:t>
-      </w:r>
-      <w:r>
-        <w:rPr>
-          <w:rFonts w:cs="Times New Roman"/>
-          <w:szCs w:val="28"/>
-        </w:rPr>
-        <w:t xml:space="preserve"> </w:t>
-      </w:r>
-      <w:r>
-        <w:rPr>
-          <w:rFonts w:cs="Times New Roman"/>
-          <w:szCs w:val="28"/>
-        </w:rPr>
-        <w:t>ролям</w:t>
-      </w:r>
-      <w:r>
-        <w:rPr>
-          <w:rFonts w:cs="Times New Roman"/>
-          <w:szCs w:val="28"/>
-        </w:rPr>
-        <w:t>.</w:t>
-      </w:r>
-    </w:p>
-    <w:p>
-      <w:pPr>
-        <w:numPr>
-          <w:ilvl w:val="0"/>
-          <w:numId w:val="10"/>
-        </w:numPr>
-        <w:tabs>
-          <w:tab w:val="left" w:pos="993"/>
-        </w:tabs>
-        <w:spacing w:after="0" w:line="360" w:lineRule="auto"/>
-        <w:ind w:left="0" w:firstLine="709"/>
-        <w:jc w:val="both"/>
-        <w:rPr>
-          <w:rFonts w:cs="Times New Roman"/>
-          <w:szCs w:val="28"/>
-        </w:rPr>
-      </w:pPr>
-      <w:r>
-        <w:rPr>
-          <w:rFonts w:cs="Times New Roman"/>
-          <w:szCs w:val="28"/>
-        </w:rPr>
-        <w:t>Запись</w:t>
-      </w:r>
-      <w:r>
-        <w:rPr>
-          <w:rFonts w:cs="Times New Roman"/>
-          <w:szCs w:val="28"/>
-          <w:lang w:val="en-US"/>
-        </w:rPr>
-        <w:t xml:space="preserve"> </w:t>
-      </w:r>
-      <w:r>
-        <w:rPr>
-          <w:rFonts w:cs="Times New Roman"/>
-          <w:szCs w:val="28"/>
-        </w:rPr>
-        <w:t>на</w:t>
-      </w:r>
-      <w:r>
-        <w:rPr>
-          <w:rFonts w:cs="Times New Roman"/>
-          <w:szCs w:val="28"/>
-          <w:lang w:val="en-US"/>
-        </w:rPr>
-        <w:t xml:space="preserve"> </w:t>
-      </w:r>
-      <w:r>
-        <w:rPr>
-          <w:rFonts w:cs="Times New Roman"/>
-          <w:szCs w:val="28"/>
-        </w:rPr>
-        <w:t>приём</w:t>
-      </w:r>
-      <w:r>
-        <w:rPr>
-          <w:rFonts w:cs="Times New Roman"/>
-          <w:szCs w:val="28"/>
-          <w:lang w:val="en-US"/>
-        </w:rPr>
-        <w:t xml:space="preserve"> – </w:t>
-      </w:r>
-      <w:r>
-        <w:rPr>
-          <w:rFonts w:cs="Times New Roman"/>
-          <w:szCs w:val="28"/>
-        </w:rPr>
-        <w:t>маршрут</w:t>
-      </w:r>
-      <w:r>
-        <w:rPr>
-          <w:rFonts w:cs="Times New Roman"/>
-          <w:szCs w:val="28"/>
-          <w:lang w:val="en-US"/>
-        </w:rPr>
-        <w:t xml:space="preserve"> /cabinet/appointment/new (POST). </w:t>
-      </w:r>
-      <w:r>
-        <w:rPr>
-          <w:rFonts w:cs="Times New Roman"/>
-          <w:szCs w:val="28"/>
-        </w:rPr>
-        <w:t>Пациент создаёт запись с </w:t>
-      </w:r>
-      <w:proofErr w:type="spellStart"/>
-      <w:r>
-        <w:rPr>
-          <w:rFonts w:cs="Times New Roman"/>
-          <w:szCs w:val="28"/>
-        </w:rPr>
-        <w:t>patient_id</w:t>
-      </w:r>
-      <w:proofErr w:type="spellEnd"/>
-      <w:r>
-        <w:rPr>
-          <w:rFonts w:cs="Times New Roman"/>
-          <w:szCs w:val="28"/>
-        </w:rPr>
-        <w:t> из профиля, менеджер может выбрать любого пациента. Проверка даты и времени не дублируется на уровне БД (ограничения уникальности не накладываются, но API слотов гарантирует, что занятое время не предлагается).</w:t>
-      </w:r>
-    </w:p>
-    <w:p>
-      <w:pPr>
-        <w:numPr>
-          <w:ilvl w:val="0"/>
-          <w:numId w:val="10"/>
-        </w:numPr>
-        <w:tabs>
-          <w:tab w:val="left" w:pos="993"/>
-        </w:tabs>
-        <w:spacing w:after="0" w:line="360" w:lineRule="auto"/>
-        <w:ind w:left="0" w:firstLine="709"/>
-        <w:jc w:val="both"/>
-        <w:rPr>
-          <w:rFonts w:cs="Times New Roman"/>
-          <w:szCs w:val="28"/>
-        </w:rPr>
-      </w:pPr>
-      <w:r>
-        <w:rPr>
-          <w:rFonts w:cs="Times New Roman"/>
-          <w:szCs w:val="28"/>
-        </w:rPr>
-        <w:t>Ачивки – функция </w:t>
-      </w:r>
-      <w:proofErr w:type="spellStart"/>
-      <w:r>
-        <w:rPr>
-          <w:rFonts w:cs="Times New Roman"/>
-          <w:szCs w:val="28"/>
-        </w:rPr>
-        <w:t>update_achievements</w:t>
-      </w:r>
-      <w:proofErr w:type="spellEnd"/>
-      <w:r>
-        <w:rPr>
-          <w:rFonts w:cs="Times New Roman"/>
-          <w:szCs w:val="28"/>
-        </w:rPr>
-        <w:t>(</w:t>
-      </w:r>
-      <w:proofErr w:type="spellStart"/>
-      <w:r>
-        <w:rPr>
-          <w:rFonts w:cs="Times New Roman"/>
-          <w:szCs w:val="28"/>
-        </w:rPr>
-        <w:t>patient_id</w:t>
-      </w:r>
-      <w:proofErr w:type="spellEnd"/>
-      <w:r>
-        <w:rPr>
-          <w:rFonts w:cs="Times New Roman"/>
-          <w:szCs w:val="28"/>
-        </w:rPr>
-        <w:t>) вызывается после добавления записи в историю лечения. Считаются визиты, количество записей в истории с диагнозами, содержащими ключевые слова «гигиен», «</w:t>
-      </w:r>
-      <w:proofErr w:type="spellStart"/>
-      <w:r>
-        <w:rPr>
-          <w:rFonts w:cs="Times New Roman"/>
-          <w:szCs w:val="28"/>
-        </w:rPr>
-        <w:t>чистк</w:t>
-      </w:r>
-      <w:proofErr w:type="spellEnd"/>
-      <w:r>
-        <w:rPr>
-          <w:rFonts w:cs="Times New Roman"/>
-          <w:szCs w:val="28"/>
-        </w:rPr>
-        <w:t>», «</w:t>
-      </w:r>
-      <w:proofErr w:type="spellStart"/>
-      <w:r>
-        <w:rPr>
-          <w:rFonts w:cs="Times New Roman"/>
-          <w:szCs w:val="28"/>
-        </w:rPr>
-        <w:t>air</w:t>
-      </w:r>
-      <w:proofErr w:type="spellEnd"/>
-      <w:r>
-        <w:rPr>
-          <w:rFonts w:cs="Times New Roman"/>
-          <w:szCs w:val="28"/>
-        </w:rPr>
-        <w:t xml:space="preserve"> </w:t>
-      </w:r>
-      <w:proofErr w:type="spellStart"/>
-      <w:r>
-        <w:rPr>
-          <w:rFonts w:cs="Times New Roman"/>
-          <w:szCs w:val="28"/>
-        </w:rPr>
-        <w:t>flow</w:t>
-      </w:r>
-      <w:proofErr w:type="spellEnd"/>
-      <w:r>
-        <w:rPr>
-          <w:rFonts w:cs="Times New Roman"/>
-          <w:szCs w:val="28"/>
-        </w:rPr>
-        <w:t>». Для каждого достижения обновляется прогресс в таблице </w:t>
-      </w:r>
-      <w:proofErr w:type="spellStart"/>
-      <w:r>
-        <w:rPr>
-          <w:rFonts w:cs="Times New Roman"/>
-          <w:szCs w:val="28"/>
-        </w:rPr>
-        <w:t>patient_achievements</w:t>
-      </w:r>
-      <w:proofErr w:type="spellEnd"/>
-      <w:r>
-        <w:rPr>
-          <w:rFonts w:cs="Times New Roman"/>
-          <w:szCs w:val="28"/>
-        </w:rPr>
-        <w:t>, при достижении </w:t>
-      </w:r>
-      <w:proofErr w:type="spellStart"/>
-      <w:proofErr w:type="gramStart"/>
-      <w:r>
-        <w:rPr>
-          <w:rFonts w:cs="Times New Roman"/>
-          <w:szCs w:val="28"/>
-        </w:rPr>
-        <w:t>progress</w:t>
-      </w:r>
-      <w:proofErr w:type="spellEnd"/>
-      <w:r>
-        <w:rPr>
-          <w:rFonts w:cs="Times New Roman"/>
-          <w:szCs w:val="28"/>
-        </w:rPr>
-        <w:t xml:space="preserve"> &gt;</w:t>
-      </w:r>
-      <w:proofErr w:type="gramEnd"/>
-      <w:r>
-        <w:rPr>
-          <w:rFonts w:cs="Times New Roman"/>
-          <w:szCs w:val="28"/>
-        </w:rPr>
-        <w:t xml:space="preserve">= </w:t>
-      </w:r>
-      <w:proofErr w:type="spellStart"/>
-      <w:r>
-        <w:rPr>
-          <w:rFonts w:cs="Times New Roman"/>
-          <w:szCs w:val="28"/>
-        </w:rPr>
-        <w:t>total</w:t>
-      </w:r>
-      <w:proofErr w:type="spellEnd"/>
-      <w:r>
-        <w:rPr>
-          <w:rFonts w:cs="Times New Roman"/>
-          <w:szCs w:val="28"/>
-        </w:rPr>
-        <w:t> проставляется </w:t>
-      </w:r>
-      <w:proofErr w:type="spellStart"/>
-      <w:r>
-        <w:rPr>
-          <w:rFonts w:cs="Times New Roman"/>
-          <w:szCs w:val="28"/>
-        </w:rPr>
-        <w:t>unlocked_at</w:t>
-      </w:r>
-      <w:proofErr w:type="spellEnd"/>
-      <w:r>
-        <w:rPr>
-          <w:rFonts w:cs="Times New Roman"/>
-          <w:szCs w:val="28"/>
-        </w:rPr>
-        <w:t>.</w:t>
-      </w:r>
-    </w:p>
-    <w:p>
-      <w:pPr>
-        <w:numPr>
-          <w:ilvl w:val="0"/>
-          <w:numId w:val="10"/>
-        </w:numPr>
-        <w:tabs>
-          <w:tab w:val="left" w:pos="993"/>
-        </w:tabs>
-        <w:spacing w:after="0" w:line="360" w:lineRule="auto"/>
-        <w:ind w:left="0" w:firstLine="709"/>
-        <w:jc w:val="both"/>
-        <w:rPr>
-          <w:rFonts w:cs="Times New Roman"/>
-          <w:szCs w:val="28"/>
-        </w:rPr>
-      </w:pPr>
-      <w:r>
-        <w:rPr>
-          <w:rFonts w:cs="Times New Roman"/>
-          <w:szCs w:val="28"/>
-          <w:lang w:val="en-US"/>
-        </w:rPr>
-        <w:lastRenderedPageBreak/>
-        <w:t xml:space="preserve">API </w:t>
-      </w:r>
-      <w:r>
-        <w:rPr>
-          <w:rFonts w:cs="Times New Roman"/>
-          <w:szCs w:val="28"/>
-        </w:rPr>
-        <w:t>слотов</w:t>
-      </w:r>
-      <w:r>
-        <w:rPr>
-          <w:rFonts w:cs="Times New Roman"/>
-          <w:szCs w:val="28"/>
-          <w:lang w:val="en-US"/>
-        </w:rPr>
-        <w:t> – /</w:t>
-      </w:r>
-      <w:proofErr w:type="spellStart"/>
-      <w:r>
-        <w:rPr>
-          <w:rFonts w:cs="Times New Roman"/>
-          <w:szCs w:val="28"/>
-          <w:lang w:val="en-US"/>
-        </w:rPr>
-        <w:t>api</w:t>
-      </w:r>
-      <w:proofErr w:type="spellEnd"/>
-      <w:r>
-        <w:rPr>
-          <w:rFonts w:cs="Times New Roman"/>
-          <w:szCs w:val="28"/>
-          <w:lang w:val="en-US"/>
-        </w:rPr>
-        <w:t>/</w:t>
-      </w:r>
-      <w:proofErr w:type="spellStart"/>
-      <w:r>
-        <w:rPr>
-          <w:rFonts w:cs="Times New Roman"/>
-          <w:szCs w:val="28"/>
-          <w:lang w:val="en-US"/>
-        </w:rPr>
-        <w:t>slots?doctor_id</w:t>
-      </w:r>
-      <w:proofErr w:type="spellEnd"/>
-      <w:r>
-        <w:rPr>
-          <w:rFonts w:cs="Times New Roman"/>
-          <w:szCs w:val="28"/>
-          <w:lang w:val="en-US"/>
-        </w:rPr>
-        <w:t>=</w:t>
-      </w:r>
-      <w:proofErr w:type="spellStart"/>
-      <w:r>
-        <w:rPr>
-          <w:rFonts w:cs="Times New Roman"/>
-          <w:szCs w:val="28"/>
-          <w:lang w:val="en-US"/>
-        </w:rPr>
-        <w:t>X&amp;date</w:t>
-      </w:r>
-      <w:proofErr w:type="spellEnd"/>
-      <w:r>
-        <w:rPr>
-          <w:rFonts w:cs="Times New Roman"/>
-          <w:szCs w:val="28"/>
-          <w:lang w:val="en-US"/>
-        </w:rPr>
-        <w:t xml:space="preserve">=YYYY-MM-DD. </w:t>
-      </w:r>
-      <w:r>
-        <w:rPr>
-          <w:rFonts w:cs="Times New Roman"/>
-          <w:szCs w:val="28"/>
-        </w:rPr>
-        <w:t>Выбираются все несвязанные записи (</w:t>
-      </w:r>
-      <w:proofErr w:type="spellStart"/>
-      <w:proofErr w:type="gramStart"/>
-      <w:r>
-        <w:rPr>
-          <w:rFonts w:cs="Times New Roman"/>
-          <w:szCs w:val="28"/>
-        </w:rPr>
-        <w:t>status</w:t>
-      </w:r>
-      <w:proofErr w:type="spellEnd"/>
-      <w:r>
-        <w:rPr>
-          <w:rFonts w:cs="Times New Roman"/>
-          <w:szCs w:val="28"/>
-        </w:rPr>
-        <w:t xml:space="preserve"> !</w:t>
-      </w:r>
-      <w:proofErr w:type="gramEnd"/>
-      <w:r>
-        <w:rPr>
-          <w:rFonts w:cs="Times New Roman"/>
-          <w:szCs w:val="28"/>
-        </w:rPr>
-        <w:t>= '</w:t>
-      </w:r>
-      <w:proofErr w:type="spellStart"/>
-      <w:r>
-        <w:rPr>
-          <w:rFonts w:cs="Times New Roman"/>
-          <w:szCs w:val="28"/>
-        </w:rPr>
-        <w:t>cancelled</w:t>
-      </w:r>
-      <w:proofErr w:type="spellEnd"/>
-      <w:r>
-        <w:rPr>
-          <w:rFonts w:cs="Times New Roman"/>
-          <w:szCs w:val="28"/>
-        </w:rPr>
-        <w:t>') для данного врача и даты, из полного списка 30-минутных слотов (с 8:00 до 20:00) вычитаются занятые, возвращается JSON.</w:t>
-      </w:r>
-    </w:p>
-    <w:p>
-      <w:pPr>
-        <w:numPr>
-          <w:ilvl w:val="0"/>
-          <w:numId w:val="10"/>
-        </w:numPr>
-        <w:tabs>
-          <w:tab w:val="left" w:pos="993"/>
-        </w:tabs>
-        <w:spacing w:after="0" w:line="360" w:lineRule="auto"/>
-        <w:ind w:left="0" w:firstLine="709"/>
-        <w:jc w:val="both"/>
-        <w:rPr>
-          <w:rFonts w:cs="Times New Roman"/>
-          <w:szCs w:val="28"/>
-        </w:rPr>
-      </w:pPr>
-      <w:r>
-        <w:rPr>
-          <w:rFonts w:cs="Times New Roman"/>
-          <w:szCs w:val="28"/>
-        </w:rPr>
-        <w:t>Динамический прайс-лист – маршрут /</w:t>
-      </w:r>
-      <w:proofErr w:type="spellStart"/>
-      <w:r>
-        <w:rPr>
-          <w:rFonts w:cs="Times New Roman"/>
-          <w:szCs w:val="28"/>
-        </w:rPr>
-        <w:t>prices</w:t>
-      </w:r>
-      <w:proofErr w:type="spellEnd"/>
-      <w:r>
-        <w:rPr>
-          <w:rFonts w:cs="Times New Roman"/>
-          <w:szCs w:val="28"/>
-        </w:rPr>
-        <w:t> выбирает все услуги из БД, группирует по категориям. На фронте реализован поиск по названию и фильтр по категориям (JavaScript).</w:t>
-      </w:r>
-    </w:p>
-    <w:p>
-      <w:pPr>
-        <w:numPr>
-          <w:ilvl w:val="0"/>
-          <w:numId w:val="10"/>
-        </w:numPr>
-        <w:tabs>
-          <w:tab w:val="left" w:pos="993"/>
-        </w:tabs>
-        <w:spacing w:after="0" w:line="360" w:lineRule="auto"/>
-        <w:ind w:left="0" w:firstLine="709"/>
-        <w:jc w:val="both"/>
-        <w:rPr>
-          <w:rFonts w:cs="Times New Roman"/>
-          <w:szCs w:val="28"/>
-        </w:rPr>
-      </w:pPr>
-      <w:r>
-        <w:rPr>
-          <w:rFonts w:cs="Times New Roman"/>
-          <w:szCs w:val="28"/>
-        </w:rPr>
-        <w:t>Восстановление пароля – генерация токена </w:t>
-      </w:r>
-      <w:proofErr w:type="spellStart"/>
-      <w:proofErr w:type="gramStart"/>
-      <w:r>
-        <w:rPr>
-          <w:rFonts w:cs="Times New Roman"/>
-          <w:szCs w:val="28"/>
-        </w:rPr>
-        <w:t>secrets.token</w:t>
-      </w:r>
-      <w:proofErr w:type="gramEnd"/>
-      <w:r>
-        <w:rPr>
-          <w:rFonts w:cs="Times New Roman"/>
-          <w:szCs w:val="28"/>
-        </w:rPr>
-        <w:t>_</w:t>
-      </w:r>
-      <w:proofErr w:type="gramStart"/>
-      <w:r>
-        <w:rPr>
-          <w:rFonts w:cs="Times New Roman"/>
-          <w:szCs w:val="28"/>
-        </w:rPr>
-        <w:t>hex</w:t>
-      </w:r>
-      <w:proofErr w:type="spellEnd"/>
-      <w:r>
-        <w:rPr>
-          <w:rFonts w:cs="Times New Roman"/>
-          <w:szCs w:val="28"/>
-        </w:rPr>
-        <w:t>(</w:t>
-      </w:r>
-      <w:proofErr w:type="gramEnd"/>
-      <w:r>
-        <w:rPr>
-          <w:rFonts w:cs="Times New Roman"/>
-          <w:szCs w:val="28"/>
-        </w:rPr>
-        <w:t>32), сохранение в </w:t>
-      </w:r>
-      <w:proofErr w:type="spellStart"/>
-      <w:r>
-        <w:rPr>
-          <w:rFonts w:cs="Times New Roman"/>
-          <w:szCs w:val="28"/>
-        </w:rPr>
-        <w:t>reset_token</w:t>
-      </w:r>
-      <w:proofErr w:type="spellEnd"/>
-      <w:r>
-        <w:rPr>
-          <w:rFonts w:cs="Times New Roman"/>
-          <w:szCs w:val="28"/>
-        </w:rPr>
-        <w:t> и </w:t>
-      </w:r>
-      <w:proofErr w:type="spellStart"/>
-      <w:r>
-        <w:rPr>
-          <w:rFonts w:cs="Times New Roman"/>
-          <w:szCs w:val="28"/>
-        </w:rPr>
-        <w:t>reset_token_exp</w:t>
-      </w:r>
-      <w:proofErr w:type="spellEnd"/>
-      <w:r>
-        <w:rPr>
-          <w:rFonts w:cs="Times New Roman"/>
-          <w:szCs w:val="28"/>
-        </w:rPr>
-        <w:t xml:space="preserve">. При переходе по ссылке проверяется срок действия, затем пароль </w:t>
-      </w:r>
-      <w:proofErr w:type="spellStart"/>
-      <w:r>
-        <w:rPr>
-          <w:rFonts w:cs="Times New Roman"/>
-          <w:szCs w:val="28"/>
-        </w:rPr>
-        <w:t>хешируется</w:t>
-      </w:r>
-      <w:proofErr w:type="spellEnd"/>
-      <w:r>
-        <w:rPr>
-          <w:rFonts w:cs="Times New Roman"/>
-          <w:szCs w:val="28"/>
-        </w:rPr>
-        <w:t xml:space="preserve"> и сохраняется.</w:t>
-      </w:r>
-    </w:p>
-    <w:p>
-      <w:pPr>
-        <w:pStyle w:val="a7"/>
-        <w:numPr>
-          <w:ilvl w:val="0"/>
-          <w:numId w:val="10"/>
-        </w:numPr>
-        <w:tabs>
-          <w:tab w:val="left" w:pos="993"/>
-        </w:tabs>
-        <w:spacing w:after="0" w:line="360" w:lineRule="auto"/>
-        <w:ind w:left="0" w:firstLine="709"/>
-        <w:jc w:val="both"/>
-        <w:rPr>
-          <w:rFonts w:cs="Times New Roman"/>
-          <w:szCs w:val="28"/>
-        </w:rPr>
-      </w:pPr>
-      <w:r>
-        <w:rPr>
-          <w:rFonts w:cs="Times New Roman"/>
-          <w:szCs w:val="28"/>
-        </w:rPr>
         <w:t xml:space="preserve">Обработка ошибок – кастомные страницы 404 и 403, </w:t>
       </w:r>
       <w:proofErr w:type="spellStart"/>
@@ -14318,7 +14606,7 @@
           <w:szCs w:val="28"/>
         </w:rPr>
       </w:pPr>
-      <w:bookmarkStart w:id="16" w:name="_Toc231851294"/>
+      <w:bookmarkStart w:id="17" w:name="_Toc231902412"/>
       <w:r>
         <w:rPr>
           <w:rFonts w:ascii="Times New Roman" w:hAnsi="Times New Roman" w:cs="Times New Roman"/>
@@ -14330,7 +14618,7 @@
         </w:rPr>
         <w:t>4.3 Тестирование программного продукта</w:t>
       </w:r>
-      <w:bookmarkEnd w:id="16"/>
+      <w:bookmarkEnd w:id="17"/>
     </w:p>
     <w:p>
       <w:pPr>
@@ -15664,7 +15952,7 @@
           <w:szCs w:val="28"/>
         </w:rPr>
       </w:pPr>
-      <w:bookmarkStart w:id="17" w:name="_Toc231851295"/>
+      <w:bookmarkStart w:id="18" w:name="_Toc231902413"/>
       <w:r>
         <w:rPr>
           <w:rFonts w:ascii="Times New Roman" w:hAnsi="Times New Roman" w:cs="Times New Roman"/>
@@ -15677,7 +15965,7 @@
         <w:lastRenderedPageBreak/>
         <w:t>5. ИНСТРУКЦИЯ ПО РАБОТЕ С АВТОМАТИЗИРОВАННОЙ ИНФОРМАЦИОННОЙ СИСТЕМОЙ</w:t>
       </w:r>
-      <w:bookmarkEnd w:id="17"/>
+      <w:bookmarkEnd w:id="18"/>
     </w:p>
     <w:p>
       <w:pPr>
@@ -15706,7 +15994,7 @@
           <w:szCs w:val="28"/>
         </w:rPr>
       </w:pPr>
-      <w:bookmarkStart w:id="18" w:name="_Toc231851296"/>
+      <w:bookmarkStart w:id="19" w:name="_Toc231902414"/>
       <w:r>
         <w:rPr>
           <w:rFonts w:ascii="Times New Roman" w:hAnsi="Times New Roman" w:cs="Times New Roman"/>
@@ -15718,7 +16006,7 @@
         </w:rPr>
         <w:t>5.1 Инструкция системному администратору, программисту</w:t>
       </w:r>
-      <w:bookmarkEnd w:id="18"/>
+      <w:bookmarkEnd w:id="19"/>
     </w:p>
     <w:p>
       <w:pPr>
@@ -15790,15 +16078,113 @@
           <w:rFonts w:cs="Times New Roman"/>
           <w:szCs w:val="28"/>
         </w:rPr>
-        <w:t>Клонируйте репозиторий и установите зависимости: </w:t>
+        <w:t>Клонируйте репозиторий и установите зависимости</w:t>
+      </w:r>
+      <w:r>
+        <w:rPr>
+          <w:rFonts w:cs="Times New Roman"/>
+          <w:szCs w:val="28"/>
+        </w:rPr>
+        <w:t xml:space="preserve"> -</w:t>
+      </w:r>
+      <w:r>
+        <w:rPr>
+          <w:rFonts w:cs="Times New Roman"/>
+          <w:szCs w:val="28"/>
+          <w:lang w:val="en-US"/>
+        </w:rPr>
+        <w:t> pip</w:t>
+      </w:r>
+      <w:r>
+        <w:rPr>
+          <w:rFonts w:cs="Times New Roman"/>
+          <w:szCs w:val="28"/>
+        </w:rPr>
+        <w:t xml:space="preserve"> </w:t>
+      </w:r>
+      <w:r>
+        <w:rPr>
+          <w:rFonts w:cs="Times New Roman"/>
+          <w:szCs w:val="28"/>
+          <w:lang w:val="en-US"/>
+        </w:rPr>
+        <w:t>install</w:t>
+      </w:r>
+      <w:r>
+        <w:rPr>
+          <w:rFonts w:cs="Times New Roman"/>
+          <w:szCs w:val="28"/>
+        </w:rPr>
+        <w:t xml:space="preserve"> -</w:t>
+      </w:r>
+      <w:r>
+        <w:rPr>
+          <w:rFonts w:cs="Times New Roman"/>
+          <w:szCs w:val="28"/>
+          <w:lang w:val="en-US"/>
+        </w:rPr>
+        <w:t>r</w:t>
+      </w:r>
+      <w:r>
+        <w:rPr>
+          <w:rFonts w:cs="Times New Roman"/>
+          <w:szCs w:val="28"/>
+        </w:rPr>
+        <w:t xml:space="preserve"> </w:t>
+      </w:r>
+      <w:r>
+        <w:rPr>
+          <w:rFonts w:cs="Times New Roman"/>
+          <w:szCs w:val="28"/>
+          <w:lang w:val="en-US"/>
+        </w:rPr>
+        <w:t>requirements</w:t>
+      </w:r>
+      <w:r>
+        <w:rPr>
+          <w:rFonts w:cs="Times New Roman"/>
+          <w:szCs w:val="28"/>
+        </w:rPr>
+        <w:t>.</w:t>
+      </w:r>
+      <w:r>
+        <w:rPr>
+          <w:rFonts w:cs="Times New Roman"/>
+          <w:szCs w:val="28"/>
+          <w:lang w:val="en-US"/>
+        </w:rPr>
+        <w:t>txt </w:t>
+      </w:r>
+      <w:r>
+        <w:rPr>
+          <w:rFonts w:cs="Times New Roman"/>
+          <w:szCs w:val="28"/>
+        </w:rPr>
+        <w:t>(</w:t>
+      </w:r>
+      <w:r>
+        <w:rPr>
+          <w:rFonts w:cs="Times New Roman"/>
+          <w:szCs w:val="28"/>
+          <w:lang w:val="en-US"/>
+        </w:rPr>
+        <w:t>Flask</w:t>
+      </w:r>
+      <w:r>
+        <w:rPr>
+          <w:rFonts w:cs="Times New Roman"/>
+          <w:szCs w:val="28"/>
+        </w:rPr>
+        <w:t xml:space="preserve">, </w:t>
       </w:r>
       <w:proofErr w:type="spellStart"/>
       <w:r>
         <w:rPr>
           <w:rFonts w:cs="Times New Roman"/>
           <w:szCs w:val="28"/>
-        </w:rPr>
-        <w:t>pip</w:t>
+          <w:lang w:val="en-US"/>
+        </w:rPr>
+        <w:t>PyMySQL</w:t>
       </w:r>
       <w:proofErr w:type="spellEnd"/>
       <w:r>
@@ -15806,15 +16192,16 @@
           <w:rFonts w:cs="Times New Roman"/>
           <w:szCs w:val="28"/>
         </w:rPr>
-        <w:t xml:space="preserve"> </w:t>
+        <w:t xml:space="preserve">, </w:t>
       </w:r>
       <w:proofErr w:type="spellStart"/>
       <w:r>
         <w:rPr>
           <w:rFonts w:cs="Times New Roman"/>
           <w:szCs w:val="28"/>
-        </w:rPr>
-        <w:t>install</w:t>
+          <w:lang w:val="en-US"/>
+        </w:rPr>
+        <w:t>SQLAlchemy</w:t>
       </w:r>
       <w:proofErr w:type="spellEnd"/>
       <w:r>
@@ -15822,61 +16209,14 @@
           <w:rFonts w:cs="Times New Roman"/>
           <w:szCs w:val="28"/>
         </w:rPr>
-        <w:t xml:space="preserve"> -r requirements.txt (</w:t>
+        <w:t xml:space="preserve">, </w:t>
       </w:r>
       <w:proofErr w:type="spellStart"/>
       <w:r>
         <w:rPr>
           <w:rFonts w:cs="Times New Roman"/>
           <w:szCs w:val="28"/>
-        </w:rPr>
-        <w:t>Flask</w:t>
-      </w:r>
-      <w:proofErr w:type="spellEnd"/>
-      <w:r>
-        <w:rPr>
-          <w:rFonts w:cs="Times New Roman"/>
-          <w:szCs w:val="28"/>
-        </w:rPr>
-        <w:t xml:space="preserve">, </w:t>
-      </w:r>
-      <w:proofErr w:type="spellStart"/>
-      <w:r>
-        <w:rPr>
-          <w:rFonts w:cs="Times New Roman"/>
-          <w:szCs w:val="28"/>
-        </w:rPr>
-        <w:t>PyMySQL</w:t>
-      </w:r>
-      <w:proofErr w:type="spellEnd"/>
-      <w:r>
-        <w:rPr>
-          <w:rFonts w:cs="Times New Roman"/>
-          <w:szCs w:val="28"/>
-        </w:rPr>
-        <w:t xml:space="preserve">, </w:t>
-      </w:r>
-      <w:proofErr w:type="spellStart"/>
-      <w:r>
-        <w:rPr>
-          <w:rFonts w:cs="Times New Roman"/>
-          <w:szCs w:val="28"/>
-        </w:rPr>
-        <w:t>SQLAlchemy</w:t>
-      </w:r>
-      <w:proofErr w:type="spellEnd"/>
-      <w:r>
-        <w:rPr>
-          <w:rFonts w:cs="Times New Roman"/>
-          <w:szCs w:val="28"/>
-        </w:rPr>
-        <w:t xml:space="preserve">, </w:t>
-      </w:r>
-      <w:proofErr w:type="spellStart"/>
-      <w:r>
-        <w:rPr>
-          <w:rFonts w:cs="Times New Roman"/>
-          <w:szCs w:val="28"/>
+          <w:lang w:val="en-US"/>
         </w:rPr>
         <w:t>Werkzeug</w:t>
       </w:r>
@@ -15942,7 +16282,14 @@
           <w:rFonts w:cs="Times New Roman"/>
           <w:szCs w:val="28"/>
         </w:rPr>
-        <w:t xml:space="preserve"> рисунок 9 (пример заполненного config.py).</w:t>
+        <w:t xml:space="preserve"> рисунок 9</w:t>
+      </w:r>
+      <w:r>
+        <w:rPr>
+          <w:rFonts w:cs="Times New Roman"/>
+          <w:szCs w:val="28"/>
+        </w:rPr>
+        <w:t>.</w:t>
       </w:r>
       <w:r>
         <w:rPr>
@@ -15980,6 +16327,7 @@
       <w:r>
         <w:rPr>
           <w:rFonts w:cs="Times New Roman"/>
+          <w:noProof/>
           <w:szCs w:val="28"/>
         </w:rPr>
         <w:drawing>
@@ -16116,7 +16464,15 @@
           <w:szCs w:val="28"/>
           <w:lang w:val="en-US"/>
         </w:rPr>
-        <w:t xml:space="preserve">: CREATE DATABASE </w:t>
+        <w:t xml:space="preserve"> -</w:t>
+      </w:r>
+      <w:r>
+        <w:rPr>
+          <w:rFonts w:cs="Times New Roman"/>
+          <w:szCs w:val="28"/>
+          <w:lang w:val="en-US"/>
+        </w:rPr>
+        <w:t xml:space="preserve"> CREATE DATABASE </w:t>
       </w:r>
       <w:proofErr w:type="spellStart"/>
       <w:r>
@@ -16170,7 +16526,21 @@
           <w:rFonts w:cs="Times New Roman"/>
           <w:szCs w:val="28"/>
         </w:rPr>
-        <w:t>Выполните инициализацию: </w:t>
+        <w:t>Выполните инициализацию</w:t>
+      </w:r>
+      <w:r>
+        <w:rPr>
+          <w:rFonts w:cs="Times New Roman"/>
+          <w:szCs w:val="28"/>
+        </w:rPr>
+        <w:t xml:space="preserve"> -</w:t>
+      </w:r>
+      <w:r>
+        <w:rPr>
+          <w:rFonts w:cs="Times New Roman"/>
+          <w:szCs w:val="28"/>
+        </w:rPr>
+        <w:t> </w:t>
       </w:r>
       <w:proofErr w:type="spellStart"/>
       <w:r>
@@ -16186,7 +16556,28 @@
           <w:rFonts w:cs="Times New Roman"/>
           <w:szCs w:val="28"/>
         </w:rPr>
-        <w:t xml:space="preserve"> init_db.py – таблицы и демо-данные будут созданы автоматически (вывод в консоли – рисунок 10).</w:t>
+        <w:t xml:space="preserve"> init_db.py – таблицы и демо-данные будут созданы автоматически</w:t>
+      </w:r>
+      <w:r>
+        <w:rPr>
+          <w:rFonts w:cs="Times New Roman"/>
+          <w:szCs w:val="28"/>
+        </w:rPr>
+        <w:t>, см.</w:t>
+      </w:r>
+      <w:r>
+        <w:rPr>
+          <w:rFonts w:cs="Times New Roman"/>
+          <w:szCs w:val="28"/>
+        </w:rPr>
+        <w:t> рисунок 10</w:t>
+      </w:r>
+      <w:r>
+        <w:rPr>
+          <w:rFonts w:cs="Times New Roman"/>
+          <w:szCs w:val="28"/>
+        </w:rPr>
+        <w:t>.</w:t>
       </w:r>
     </w:p>
     <w:p>
@@ -16209,12 +16600,12 @@
         <w:rPr>
           <w:rFonts w:cs="Times New Roman"/>
           <w:szCs w:val="28"/>
-          <w:lang w:val="en-US"/>
-        </w:rPr>
-      </w:pPr>
-      <w:r>
-        <w:rPr>
-          <w:rFonts w:cs="Times New Roman"/>
+        </w:rPr>
+      </w:pPr>
+      <w:r>
+        <w:rPr>
+          <w:rFonts w:cs="Times New Roman"/>
+          <w:noProof/>
           <w:szCs w:val="28"/>
         </w:rPr>
         <w:drawing>
@@ -16340,7 +16731,21 @@
           <w:rFonts w:cs="Times New Roman"/>
           <w:szCs w:val="28"/>
         </w:rPr>
-        <w:t>Запустите приложение: </w:t>
+        <w:t>Запустите приложение</w:t>
+      </w:r>
+      <w:r>
+        <w:rPr>
+          <w:rFonts w:cs="Times New Roman"/>
+          <w:szCs w:val="28"/>
+        </w:rPr>
+        <w:t xml:space="preserve"> -</w:t>
+      </w:r>
+      <w:r>
+        <w:rPr>
+          <w:rFonts w:cs="Times New Roman"/>
+          <w:szCs w:val="28"/>
+        </w:rPr>
+        <w:t> </w:t>
       </w:r>
       <w:proofErr w:type="spellStart"/>
       <w:r>
@@ -16377,7 +16782,35 @@
           <w:rFonts w:cs="Times New Roman"/>
           <w:szCs w:val="28"/>
         </w:rPr>
-        <w:t xml:space="preserve">Резервное копирование: настройте </w:t>
+        <w:t>Резервное копирование</w:t>
+      </w:r>
+      <w:r>
+        <w:rPr>
+          <w:rFonts w:cs="Times New Roman"/>
+          <w:szCs w:val="28"/>
+        </w:rPr>
+        <w:t>.</w:t>
+      </w:r>
+      <w:r>
+        <w:rPr>
+          <w:rFonts w:cs="Times New Roman"/>
+          <w:szCs w:val="28"/>
+        </w:rPr>
+        <w:t> </w:t>
+      </w:r>
+      <w:r>
+        <w:rPr>
+          <w:rFonts w:cs="Times New Roman"/>
+          <w:szCs w:val="28"/>
+        </w:rPr>
+        <w:t>Н</w:t>
+      </w:r>
+      <w:r>
+        <w:rPr>
+          <w:rFonts w:cs="Times New Roman"/>
+          <w:szCs w:val="28"/>
+        </w:rPr>
+        <w:t xml:space="preserve">астройте </w:t>
       </w:r>
       <w:proofErr w:type="spellStart"/>
       <w:r>
@@ -16414,7 +16847,35 @@
           <w:rFonts w:cs="Times New Roman"/>
           <w:szCs w:val="28"/>
         </w:rPr>
-        <w:t>Обновление системы: при изменении моделей в models.py используйте встроенную функцию </w:t>
+        <w:t>Обновление системы</w:t>
+      </w:r>
+      <w:r>
+        <w:rPr>
+          <w:rFonts w:cs="Times New Roman"/>
+          <w:szCs w:val="28"/>
+        </w:rPr>
+        <w:t>.</w:t>
+      </w:r>
+      <w:r>
+        <w:rPr>
+          <w:rFonts w:cs="Times New Roman"/>
+          <w:szCs w:val="28"/>
+        </w:rPr>
+        <w:t> </w:t>
+      </w:r>
+      <w:r>
+        <w:rPr>
+          <w:rFonts w:cs="Times New Roman"/>
+          <w:szCs w:val="28"/>
+        </w:rPr>
+        <w:t>П</w:t>
+      </w:r>
+      <w:r>
+        <w:rPr>
+          <w:rFonts w:cs="Times New Roman"/>
+          <w:szCs w:val="28"/>
+        </w:rPr>
+        <w:t>ри изменении моделей в models.py используйте встроенную функцию </w:t>
       </w:r>
       <w:proofErr w:type="spellStart"/>
       <w:r>
@@ -16444,15 +16905,42 @@
         <w:rPr>
           <w:rFonts w:cs="Times New Roman"/>
           <w:szCs w:val="28"/>
-          <w:lang w:val="en-US"/>
-        </w:rPr>
-      </w:pPr>
-      <w:r>
-        <w:rPr>
-          <w:rFonts w:cs="Times New Roman"/>
-          <w:szCs w:val="28"/>
-        </w:rPr>
-        <w:t xml:space="preserve">Логирование: ошибки </w:t>
+        </w:rPr>
+      </w:pPr>
+      <w:r>
+        <w:rPr>
+          <w:rFonts w:cs="Times New Roman"/>
+          <w:szCs w:val="28"/>
+        </w:rPr>
+        <w:t>Логирование</w:t>
+      </w:r>
+      <w:r>
+        <w:rPr>
+          <w:rFonts w:cs="Times New Roman"/>
+          <w:szCs w:val="28"/>
+        </w:rPr>
+        <w:t>.</w:t>
+      </w:r>
+      <w:r>
+        <w:rPr>
+          <w:rFonts w:cs="Times New Roman"/>
+          <w:szCs w:val="28"/>
+        </w:rPr>
+        <w:t> </w:t>
+      </w:r>
+      <w:r>
+        <w:rPr>
+          <w:rFonts w:cs="Times New Roman"/>
+          <w:szCs w:val="28"/>
+        </w:rPr>
+        <w:t>О</w:t>
+      </w:r>
+      <w:r>
+        <w:rPr>
+          <w:rFonts w:cs="Times New Roman"/>
+          <w:szCs w:val="28"/>
+        </w:rPr>
+        <w:t xml:space="preserve">шибки </w:t>
       </w:r>
       <w:proofErr w:type="spellStart"/>
       <w:r>
@@ -16482,7 +16970,6 @@
         <w:rPr>
           <w:rFonts w:cs="Times New Roman"/>
           <w:szCs w:val="28"/>
-          <w:lang w:val="en-US"/>
         </w:rPr>
       </w:pPr>
     </w:p>
@@ -16497,7 +16984,6 @@
         <w:rPr>
           <w:rFonts w:cs="Times New Roman"/>
           <w:szCs w:val="28"/>
-          <w:lang w:val="en-US"/>
         </w:rPr>
       </w:pPr>
     </w:p>
@@ -16512,7 +16998,6 @@
         <w:rPr>
           <w:rFonts w:cs="Times New Roman"/>
           <w:szCs w:val="28"/>
-          <w:lang w:val="en-US"/>
         </w:rPr>
       </w:pPr>
     </w:p>
@@ -16527,7 +17012,6 @@
         <w:rPr>
           <w:rFonts w:cs="Times New Roman"/>
           <w:szCs w:val="28"/>
-          <w:lang w:val="en-US"/>
         </w:rPr>
       </w:pPr>
     </w:p>
@@ -16546,7 +17030,7 @@
           <w:lang w:val="en-US"/>
         </w:rPr>
       </w:pPr>
-      <w:bookmarkStart w:id="19" w:name="_Toc231851297"/>
+      <w:bookmarkStart w:id="20" w:name="_Toc231902415"/>
       <w:r>
         <w:rPr>
           <w:rFonts w:ascii="Times New Roman" w:hAnsi="Times New Roman" w:cs="Times New Roman"/>
@@ -16559,7 +17043,7 @@
         <w:lastRenderedPageBreak/>
         <w:t>5.2 Руководство пользователю</w:t>
       </w:r>
-      <w:bookmarkEnd w:id="19"/>
+      <w:bookmarkEnd w:id="20"/>
     </w:p>
     <w:p>
       <w:pPr>
@@ -16628,7 +17112,14 @@
           <w:rFonts w:cs="Times New Roman"/>
           <w:szCs w:val="28"/>
         </w:rPr>
-        <w:t>, пароль) – рисунок 11 (форма регистрации).</w:t>
+        <w:t>, пароль) – рисунок 11</w:t>
+      </w:r>
+      <w:r>
+        <w:rPr>
+          <w:rFonts w:cs="Times New Roman"/>
+          <w:szCs w:val="28"/>
+        </w:rPr>
+        <w:t>.</w:t>
       </w:r>
     </w:p>
     <w:p>
@@ -16654,6 +17145,7 @@
       <w:r>
         <w:rPr>
           <w:rFonts w:cs="Times New Roman"/>
+          <w:noProof/>
           <w:szCs w:val="28"/>
         </w:rPr>
         <w:drawing>
@@ -16748,7 +17240,28 @@
           <w:rFonts w:cs="Times New Roman"/>
           <w:szCs w:val="28"/>
         </w:rPr>
-        <w:t>После входа в личный кабинет вам доступны: профиль, записи, история лечения, достижения – рисунок 12 (личный кабинет пациента).</w:t>
+        <w:t>После входа в личный кабинет вам доступны профиль, записи, история лечения, достижения – </w:t>
+      </w:r>
+      <w:r>
+        <w:rPr>
+          <w:rFonts w:cs="Times New Roman"/>
+          <w:szCs w:val="28"/>
+        </w:rPr>
+        <w:t xml:space="preserve">см. </w:t>
+      </w:r>
+      <w:r>
+        <w:rPr>
+          <w:rFonts w:cs="Times New Roman"/>
+          <w:szCs w:val="28"/>
+        </w:rPr>
+        <w:t>рисунок 12</w:t>
+      </w:r>
+      <w:r>
+        <w:rPr>
+          <w:rFonts w:cs="Times New Roman"/>
+          <w:szCs w:val="28"/>
+        </w:rPr>
+        <w:t>.</w:t>
       </w:r>
     </w:p>
     <w:p>
@@ -16763,6 +17276,7 @@
       <w:r>
         <w:rPr>
           <w:rFonts w:cs="Times New Roman"/>
+          <w:noProof/>
           <w:szCs w:val="28"/>
         </w:rPr>
         <w:lastRenderedPageBreak/>
@@ -16873,6 +17387,7 @@
       <w:r>
         <w:rPr>
           <w:rFonts w:cs="Times New Roman"/>
+          <w:noProof/>
           <w:szCs w:val="28"/>
         </w:rPr>
         <w:drawing>
@@ -17197,7 +17712,21 @@
           <w:rFonts w:cs="Times New Roman"/>
           <w:szCs w:val="28"/>
         </w:rPr>
-        <w:t>В разделе «Управление» доступны: поиск пациентов, просмотр всех записей (с фильтрацией по статусу), добавление новых врачей – рисунок 14 (админ-панель менеджера с таблицей записей).</w:t>
+        <w:t>В разделе «Управление» доступны</w:t>
+      </w:r>
+      <w:r>
+        <w:rPr>
+          <w:rFonts w:cs="Times New Roman"/>
+          <w:szCs w:val="28"/>
+        </w:rPr>
+        <w:t xml:space="preserve"> функции</w:t>
+      </w:r>
+      <w:r>
+        <w:rPr>
+          <w:rFonts w:cs="Times New Roman"/>
+          <w:szCs w:val="28"/>
+        </w:rPr>
+        <w:t xml:space="preserve"> поиск пациентов, просмотр всех записей (с фильтрацией по статусу), добавление новых врачей – рисунок 14 (админ-панель менеджера с таблицей записей).</w:t>
       </w:r>
     </w:p>
     <w:p>
@@ -17296,7 +17825,7 @@
           <w:rFonts w:cs="Times New Roman"/>
           <w:szCs w:val="28"/>
         </w:rPr>
-        <w:t>Дополнительно: управление пользователями (просмотр всех, удаление), добавление сотрудников с любой ролью.</w:t>
+        <w:t>Дополнительно управление пользователями (просмотр всех, удаление), добавление сотрудников с любой ролью.</w:t>
       </w:r>
     </w:p>
     <w:p>
@@ -17325,10 +17854,9 @@
           <w:color w:val="auto"/>
           <w:sz w:val="28"/>
           <w:szCs w:val="28"/>
-          <w:lang w:val="en-US"/>
-        </w:rPr>
-      </w:pPr>
-      <w:bookmarkStart w:id="20" w:name="_Toc231851298"/>
+        </w:rPr>
+      </w:pPr>
+      <w:bookmarkStart w:id="21" w:name="_Toc231902416"/>
       <w:r>
         <w:rPr>
           <w:rFonts w:ascii="Times New Roman" w:hAnsi="Times New Roman" w:cs="Times New Roman"/>
@@ -17340,15 +17868,9 @@
         </w:rPr>
         <w:t>5.3 Требования к техническому обеспечению</w:t>
       </w:r>
-      <w:bookmarkEnd w:id="20"/>
-    </w:p>
-    <w:p>
-      <w:pPr>
-        <w:rPr>
-          <w:lang w:val="en-US"/>
-        </w:rPr>
-      </w:pPr>
-    </w:p>
+      <w:bookmarkEnd w:id="21"/>
+    </w:p>
+    <w:p/>
     <w:p>
       <w:pPr>
         <w:tabs>
@@ -17393,7 +17915,21 @@
           <w:rFonts w:cs="Times New Roman"/>
           <w:szCs w:val="28"/>
         </w:rPr>
-        <w:t xml:space="preserve">ОС: Windows 10+, </w:t>
+        <w:t>ОС:</w:t>
+      </w:r>
+      <w:r>
+        <w:rPr>
+          <w:rFonts w:cs="Times New Roman"/>
+          <w:szCs w:val="28"/>
+        </w:rPr>
+        <w:t xml:space="preserve"> </w:t>
+      </w:r>
+      <w:r>
+        <w:rPr>
+          <w:rFonts w:cs="Times New Roman"/>
+          <w:szCs w:val="28"/>
+        </w:rPr>
+        <w:t xml:space="preserve">Windows 10+, </w:t>
       </w:r>
       <w:proofErr w:type="spellStart"/>
       <w:r>
@@ -17700,7 +18236,7 @@
           <w:szCs w:val="28"/>
         </w:rPr>
       </w:pPr>
-      <w:bookmarkStart w:id="21" w:name="_Toc231851299"/>
+      <w:bookmarkStart w:id="22" w:name="_Toc231902417"/>
       <w:r>
         <w:rPr>
           <w:rFonts w:ascii="Times New Roman" w:hAnsi="Times New Roman" w:cs="Times New Roman"/>
@@ -17713,7 +18249,7 @@
         <w:lastRenderedPageBreak/>
         <w:t>6. БЕЗОПАСНОСТЬ И НАДЕЖНОСТЬ ФУНКЦИОНИРОВАНИЯ ИНФОРМАЦИОННОЙ СИСТЕМЫ</w:t>
       </w:r>
-      <w:bookmarkEnd w:id="21"/>
+      <w:bookmarkEnd w:id="22"/>
     </w:p>
     <w:p>
       <w:pPr>
@@ -17749,7 +18285,387 @@
           <w:rFonts w:cs="Times New Roman"/>
           <w:szCs w:val="28"/>
         </w:rPr>
-        <w:t>Для обеспечения безопасности реализованы следующие меры:</w:t>
+        <w:t>Для обеспечения безопасности реализованы следующие меры</w:t>
+      </w:r>
+    </w:p>
+    <w:p>
+      <w:pPr>
+        <w:pStyle w:val="a7"/>
+        <w:numPr>
+          <w:ilvl w:val="0"/>
+          <w:numId w:val="67"/>
+        </w:numPr>
+        <w:tabs>
+          <w:tab w:val="left" w:pos="993"/>
+        </w:tabs>
+        <w:spacing w:after="0" w:line="360" w:lineRule="auto"/>
+        <w:ind w:left="0" w:firstLine="709"/>
+        <w:jc w:val="both"/>
+        <w:rPr>
+          <w:rFonts w:cs="Times New Roman"/>
+          <w:szCs w:val="28"/>
+        </w:rPr>
+      </w:pPr>
+      <w:r>
+        <w:rPr>
+          <w:rFonts w:cs="Times New Roman"/>
+          <w:szCs w:val="28"/>
+        </w:rPr>
+        <w:t xml:space="preserve">Аутентификация и хеширование паролей – пароли хранятся в виде </w:t>
+      </w:r>
+      <w:proofErr w:type="spellStart"/>
+      <w:r>
+        <w:rPr>
+          <w:rFonts w:cs="Times New Roman"/>
+          <w:szCs w:val="28"/>
+        </w:rPr>
+        <w:t>хеша</w:t>
+      </w:r>
+      <w:proofErr w:type="spellEnd"/>
+      <w:r>
+        <w:rPr>
+          <w:rFonts w:cs="Times New Roman"/>
+          <w:szCs w:val="28"/>
+        </w:rPr>
+        <w:t xml:space="preserve"> (функция </w:t>
+      </w:r>
+      <w:proofErr w:type="spellStart"/>
+      <w:r>
+        <w:rPr>
+          <w:rFonts w:cs="Times New Roman"/>
+          <w:szCs w:val="28"/>
+        </w:rPr>
+        <w:t>generate_password_hash</w:t>
+      </w:r>
+      <w:proofErr w:type="spellEnd"/>
+      <w:r>
+        <w:rPr>
+          <w:rFonts w:cs="Times New Roman"/>
+          <w:szCs w:val="28"/>
+        </w:rPr>
+        <w:t xml:space="preserve"> из </w:t>
+      </w:r>
+      <w:proofErr w:type="spellStart"/>
+      <w:r>
+        <w:rPr>
+          <w:rFonts w:cs="Times New Roman"/>
+          <w:szCs w:val="28"/>
+        </w:rPr>
+        <w:t>Werkzeug</w:t>
+      </w:r>
+      <w:proofErr w:type="spellEnd"/>
+      <w:r>
+        <w:rPr>
+          <w:rFonts w:cs="Times New Roman"/>
+          <w:szCs w:val="28"/>
+        </w:rPr>
+        <w:t>).</w:t>
+      </w:r>
+    </w:p>
+    <w:p>
+      <w:pPr>
+        <w:pStyle w:val="a7"/>
+        <w:numPr>
+          <w:ilvl w:val="0"/>
+          <w:numId w:val="67"/>
+        </w:numPr>
+        <w:tabs>
+          <w:tab w:val="left" w:pos="993"/>
+        </w:tabs>
+        <w:spacing w:after="0" w:line="360" w:lineRule="auto"/>
+        <w:ind w:left="0" w:firstLine="709"/>
+        <w:jc w:val="both"/>
+        <w:rPr>
+          <w:rFonts w:cs="Times New Roman"/>
+          <w:szCs w:val="28"/>
+        </w:rPr>
+      </w:pPr>
+      <w:r>
+        <w:rPr>
+          <w:rFonts w:cs="Times New Roman"/>
+          <w:szCs w:val="28"/>
+        </w:rPr>
+        <w:t>Разграничение доступа – на каждом маршруте, требующем прав, используются декораторы </w:t>
+      </w:r>
+      <w:proofErr w:type="spellStart"/>
+      <w:r>
+        <w:rPr>
+          <w:rFonts w:cs="Times New Roman"/>
+          <w:szCs w:val="28"/>
+        </w:rPr>
+        <w:t>login_required</w:t>
+      </w:r>
+      <w:proofErr w:type="spellEnd"/>
+      <w:r>
+        <w:rPr>
+          <w:rFonts w:cs="Times New Roman"/>
+          <w:szCs w:val="28"/>
+        </w:rPr>
+        <w:t> и </w:t>
+      </w:r>
+      <w:proofErr w:type="spellStart"/>
+      <w:r>
+        <w:rPr>
+          <w:rFonts w:cs="Times New Roman"/>
+          <w:szCs w:val="28"/>
+        </w:rPr>
+        <w:t>role_required</w:t>
+      </w:r>
+      <w:proofErr w:type="spellEnd"/>
+      <w:r>
+        <w:rPr>
+          <w:rFonts w:cs="Times New Roman"/>
+          <w:szCs w:val="28"/>
+        </w:rPr>
+        <w:t>. Доступ к API также ограничен.</w:t>
+      </w:r>
+    </w:p>
+    <w:p>
+      <w:pPr>
+        <w:pStyle w:val="a7"/>
+        <w:numPr>
+          <w:ilvl w:val="0"/>
+          <w:numId w:val="67"/>
+        </w:numPr>
+        <w:tabs>
+          <w:tab w:val="left" w:pos="993"/>
+        </w:tabs>
+        <w:spacing w:after="0" w:line="360" w:lineRule="auto"/>
+        <w:ind w:left="0" w:firstLine="709"/>
+        <w:jc w:val="both"/>
+        <w:rPr>
+          <w:rFonts w:cs="Times New Roman"/>
+          <w:szCs w:val="28"/>
+        </w:rPr>
+      </w:pPr>
+      <w:r>
+        <w:rPr>
+          <w:rFonts w:cs="Times New Roman"/>
+          <w:szCs w:val="28"/>
+        </w:rPr>
+        <w:t xml:space="preserve">Защита от SQL-инъекций – все запросы к БД строятся через </w:t>
+      </w:r>
+      <w:proofErr w:type="spellStart"/>
+      <w:r>
+        <w:rPr>
+          <w:rFonts w:cs="Times New Roman"/>
+          <w:szCs w:val="28"/>
+        </w:rPr>
+        <w:t>SQLAlchemy</w:t>
+      </w:r>
+      <w:proofErr w:type="spellEnd"/>
+      <w:r>
+        <w:rPr>
+          <w:rFonts w:cs="Times New Roman"/>
+          <w:szCs w:val="28"/>
+        </w:rPr>
+        <w:t xml:space="preserve"> ORM, которая экранирует параметры.</w:t>
+      </w:r>
+    </w:p>
+    <w:p>
+      <w:pPr>
+        <w:pStyle w:val="a7"/>
+        <w:numPr>
+          <w:ilvl w:val="0"/>
+          <w:numId w:val="67"/>
+        </w:numPr>
+        <w:tabs>
+          <w:tab w:val="left" w:pos="993"/>
+        </w:tabs>
+        <w:spacing w:after="0" w:line="360" w:lineRule="auto"/>
+        <w:ind w:left="0" w:firstLine="709"/>
+        <w:jc w:val="both"/>
+        <w:rPr>
+          <w:rFonts w:cs="Times New Roman"/>
+          <w:szCs w:val="28"/>
+        </w:rPr>
+      </w:pPr>
+      <w:r>
+        <w:rPr>
+          <w:rFonts w:cs="Times New Roman"/>
+          <w:szCs w:val="28"/>
+        </w:rPr>
+        <w:t xml:space="preserve">Защита от XSS – в шаблонах Jinja2 используется </w:t>
+      </w:r>
+      <w:proofErr w:type="spellStart"/>
+      <w:r>
+        <w:rPr>
+          <w:rFonts w:cs="Times New Roman"/>
+          <w:szCs w:val="28"/>
+        </w:rPr>
+        <w:t>автоэкранирование</w:t>
+      </w:r>
+      <w:proofErr w:type="spellEnd"/>
+      <w:r>
+        <w:rPr>
+          <w:rFonts w:cs="Times New Roman"/>
+          <w:szCs w:val="28"/>
+        </w:rPr>
+        <w:t xml:space="preserve"> (по умолчанию).</w:t>
+      </w:r>
+    </w:p>
+    <w:p>
+      <w:pPr>
+        <w:pStyle w:val="a7"/>
+        <w:numPr>
+          <w:ilvl w:val="0"/>
+          <w:numId w:val="67"/>
+        </w:numPr>
+        <w:tabs>
+          <w:tab w:val="left" w:pos="993"/>
+        </w:tabs>
+        <w:spacing w:after="0" w:line="360" w:lineRule="auto"/>
+        <w:ind w:left="0" w:firstLine="709"/>
+        <w:jc w:val="both"/>
+        <w:rPr>
+          <w:rFonts w:cs="Times New Roman"/>
+          <w:szCs w:val="28"/>
+        </w:rPr>
+      </w:pPr>
+      <w:r>
+        <w:rPr>
+          <w:rFonts w:cs="Times New Roman"/>
+          <w:szCs w:val="28"/>
+        </w:rPr>
+        <w:t xml:space="preserve">Защита от подбора пароля – нет блокировки после неудачных попыток, но при промышленной эксплуатации рекомендуется добавить </w:t>
+      </w:r>
+      <w:proofErr w:type="spellStart"/>
+      <w:r>
+        <w:rPr>
+          <w:rFonts w:cs="Times New Roman"/>
+          <w:szCs w:val="28"/>
+        </w:rPr>
+        <w:t>rate</w:t>
+      </w:r>
+      <w:proofErr w:type="spellEnd"/>
+      <w:r>
+        <w:rPr>
+          <w:rFonts w:cs="Times New Roman"/>
+          <w:szCs w:val="28"/>
+        </w:rPr>
+        <w:t xml:space="preserve"> </w:t>
+      </w:r>
+      <w:proofErr w:type="spellStart"/>
+      <w:r>
+        <w:rPr>
+          <w:rFonts w:cs="Times New Roman"/>
+          <w:szCs w:val="28"/>
+        </w:rPr>
+        <w:t>limiting</w:t>
+      </w:r>
+      <w:proofErr w:type="spellEnd"/>
+      <w:r>
+        <w:rPr>
+          <w:rFonts w:cs="Times New Roman"/>
+          <w:szCs w:val="28"/>
+        </w:rPr>
+        <w:t>.</w:t>
+      </w:r>
+    </w:p>
+    <w:p>
+      <w:pPr>
+        <w:pStyle w:val="a7"/>
+        <w:numPr>
+          <w:ilvl w:val="0"/>
+          <w:numId w:val="67"/>
+        </w:numPr>
+        <w:tabs>
+          <w:tab w:val="left" w:pos="993"/>
+        </w:tabs>
+        <w:spacing w:after="0" w:line="360" w:lineRule="auto"/>
+        <w:ind w:left="0" w:firstLine="709"/>
+        <w:jc w:val="both"/>
+        <w:rPr>
+          <w:rFonts w:cs="Times New Roman"/>
+          <w:szCs w:val="28"/>
+        </w:rPr>
+      </w:pPr>
+      <w:r>
+        <w:rPr>
+          <w:rFonts w:cs="Times New Roman"/>
+          <w:szCs w:val="28"/>
+        </w:rPr>
+        <w:t xml:space="preserve">Надёжность – реализована обработка исключений, все изменения в БД обёрнуты в </w:t>
+      </w:r>
+      <w:proofErr w:type="spellStart"/>
+      <w:r>
+        <w:rPr>
+          <w:rFonts w:cs="Times New Roman"/>
+          <w:szCs w:val="28"/>
+        </w:rPr>
+        <w:t>try</w:t>
+      </w:r>
+      <w:proofErr w:type="spellEnd"/>
+      <w:r>
+        <w:rPr>
+          <w:rFonts w:cs="Times New Roman"/>
+          <w:szCs w:val="28"/>
+        </w:rPr>
+        <w:t>/</w:t>
+      </w:r>
+      <w:proofErr w:type="spellStart"/>
+      <w:r>
+        <w:rPr>
+          <w:rFonts w:cs="Times New Roman"/>
+          <w:szCs w:val="28"/>
+        </w:rPr>
+        <w:t>commit</w:t>
+      </w:r>
+      <w:proofErr w:type="spellEnd"/>
+      <w:r>
+        <w:rPr>
+          <w:rFonts w:cs="Times New Roman"/>
+          <w:szCs w:val="28"/>
+        </w:rPr>
+        <w:t>/</w:t>
+      </w:r>
+      <w:proofErr w:type="spellStart"/>
+      <w:r>
+        <w:rPr>
+          <w:rFonts w:cs="Times New Roman"/>
+          <w:szCs w:val="28"/>
+        </w:rPr>
+        <w:t>rollback</w:t>
+      </w:r>
+      <w:proofErr w:type="spellEnd"/>
+      <w:r>
+        <w:rPr>
+          <w:rFonts w:cs="Times New Roman"/>
+          <w:szCs w:val="28"/>
+        </w:rPr>
+        <w:t xml:space="preserve">. Сервер </w:t>
+      </w:r>
+      <w:proofErr w:type="spellStart"/>
+      <w:r>
+        <w:rPr>
+          <w:rFonts w:cs="Times New Roman"/>
+          <w:szCs w:val="28"/>
+        </w:rPr>
+        <w:t>Flask</w:t>
+      </w:r>
+      <w:proofErr w:type="spellEnd"/>
+      <w:r>
+        <w:rPr>
+          <w:rFonts w:cs="Times New Roman"/>
+          <w:szCs w:val="28"/>
+        </w:rPr>
+        <w:t xml:space="preserve"> может быть запущен с помощью </w:t>
+      </w:r>
+      <w:proofErr w:type="spellStart"/>
+      <w:r>
+        <w:rPr>
+          <w:rFonts w:cs="Times New Roman"/>
+          <w:szCs w:val="28"/>
+        </w:rPr>
+        <w:t>gunicorn</w:t>
+      </w:r>
+      <w:proofErr w:type="spellEnd"/>
+      <w:r>
+        <w:rPr>
+          <w:rFonts w:cs="Times New Roman"/>
+          <w:szCs w:val="28"/>
+        </w:rPr>
+        <w:t xml:space="preserve"> для повышения отказоустойчивости.</w:t>
       </w:r>
     </w:p>
     <w:p>
@@ -17770,460 +18686,21 @@
           <w:rFonts w:cs="Times New Roman"/>
           <w:szCs w:val="28"/>
         </w:rPr>
-        <w:t xml:space="preserve">Аутентификация и хеширование паролей – пароли хранятся в виде </w:t>
-      </w:r>
-      <w:proofErr w:type="spellStart"/>
-      <w:r>
-        <w:rPr>
-          <w:rFonts w:cs="Times New Roman"/>
-          <w:szCs w:val="28"/>
-        </w:rPr>
-        <w:t>хеша</w:t>
-      </w:r>
-      <w:proofErr w:type="spellEnd"/>
-      <w:r>
-        <w:rPr>
-          <w:rFonts w:cs="Times New Roman"/>
-          <w:szCs w:val="28"/>
-        </w:rPr>
-        <w:t xml:space="preserve"> (функция </w:t>
-      </w:r>
-      <w:proofErr w:type="spellStart"/>
-      <w:r>
-        <w:rPr>
-          <w:rFonts w:cs="Times New Roman"/>
-          <w:szCs w:val="28"/>
-        </w:rPr>
-        <w:t>generate_password_hash</w:t>
-      </w:r>
-      <w:proofErr w:type="spellEnd"/>
-      <w:r>
-        <w:rPr>
-          <w:rFonts w:cs="Times New Roman"/>
-          <w:szCs w:val="28"/>
-        </w:rPr>
-        <w:t xml:space="preserve"> из </w:t>
-      </w:r>
-      <w:proofErr w:type="spellStart"/>
-      <w:r>
-        <w:rPr>
-          <w:rFonts w:cs="Times New Roman"/>
-          <w:szCs w:val="28"/>
-        </w:rPr>
-        <w:t>Werkzeug</w:t>
-      </w:r>
-      <w:proofErr w:type="spellEnd"/>
-      <w:r>
-        <w:rPr>
-          <w:rFonts w:cs="Times New Roman"/>
-          <w:szCs w:val="28"/>
-        </w:rPr>
-        <w:t>).</w:t>
-      </w:r>
-    </w:p>
-    <w:p>
-      <w:pPr>
-        <w:tabs>
-          <w:tab w:val="left" w:pos="0"/>
-        </w:tabs>
-        <w:spacing w:after="0" w:line="360" w:lineRule="auto"/>
-        <w:ind w:firstLine="709"/>
-        <w:jc w:val="both"/>
-        <w:rPr>
-          <w:rFonts w:cs="Times New Roman"/>
-          <w:szCs w:val="28"/>
-        </w:rPr>
-      </w:pPr>
-      <w:r>
-        <w:rPr>
-          <w:rFonts w:cs="Times New Roman"/>
-          <w:szCs w:val="28"/>
-        </w:rPr>
-        <w:t>Разграничение доступа – на каждом маршруте, требующем прав, используются декораторы </w:t>
-      </w:r>
-      <w:proofErr w:type="spellStart"/>
-      <w:r>
-        <w:rPr>
-          <w:rFonts w:cs="Times New Roman"/>
-          <w:szCs w:val="28"/>
-        </w:rPr>
-        <w:t>login_required</w:t>
-      </w:r>
-      <w:proofErr w:type="spellEnd"/>
-      <w:r>
-        <w:rPr>
-          <w:rFonts w:cs="Times New Roman"/>
-          <w:szCs w:val="28"/>
-        </w:rPr>
-        <w:t> и </w:t>
-      </w:r>
-      <w:proofErr w:type="spellStart"/>
-      <w:r>
-        <w:rPr>
-          <w:rFonts w:cs="Times New Roman"/>
-          <w:szCs w:val="28"/>
-        </w:rPr>
-        <w:t>role_required</w:t>
-      </w:r>
-      <w:proofErr w:type="spellEnd"/>
-      <w:r>
-        <w:rPr>
-          <w:rFonts w:cs="Times New Roman"/>
-          <w:szCs w:val="28"/>
-        </w:rPr>
-        <w:t>. Доступ к API также ограничен.</w:t>
-      </w:r>
-    </w:p>
-    <w:p>
-      <w:pPr>
-        <w:tabs>
-          <w:tab w:val="left" w:pos="0"/>
-        </w:tabs>
-        <w:spacing w:after="0" w:line="360" w:lineRule="auto"/>
-        <w:ind w:firstLine="709"/>
-        <w:jc w:val="both"/>
-        <w:rPr>
-          <w:rFonts w:cs="Times New Roman"/>
-          <w:szCs w:val="28"/>
-        </w:rPr>
-      </w:pPr>
-      <w:r>
-        <w:rPr>
-          <w:rFonts w:cs="Times New Roman"/>
-          <w:szCs w:val="28"/>
-        </w:rPr>
-        <w:t xml:space="preserve">Защита от SQL-инъекций – все запросы к БД строятся через </w:t>
-      </w:r>
-      <w:proofErr w:type="spellStart"/>
-      <w:r>
-        <w:rPr>
-          <w:rFonts w:cs="Times New Roman"/>
-          <w:szCs w:val="28"/>
-        </w:rPr>
-        <w:t>SQLAlchemy</w:t>
-      </w:r>
-      <w:proofErr w:type="spellEnd"/>
-      <w:r>
-        <w:rPr>
-          <w:rFonts w:cs="Times New Roman"/>
-          <w:szCs w:val="28"/>
-        </w:rPr>
-        <w:t xml:space="preserve"> ORM, которая экранирует параметры.</w:t>
-      </w:r>
-    </w:p>
-    <w:p>
-      <w:pPr>
-        <w:tabs>
-          <w:tab w:val="left" w:pos="0"/>
-        </w:tabs>
-        <w:spacing w:after="0" w:line="360" w:lineRule="auto"/>
-        <w:ind w:firstLine="709"/>
-        <w:jc w:val="both"/>
-        <w:rPr>
-          <w:rFonts w:cs="Times New Roman"/>
-          <w:szCs w:val="28"/>
-        </w:rPr>
-      </w:pPr>
-      <w:r>
-        <w:rPr>
-          <w:rFonts w:cs="Times New Roman"/>
-          <w:szCs w:val="28"/>
-        </w:rPr>
-        <w:t xml:space="preserve">Защита от XSS – в шаблонах Jinja2 используется </w:t>
-      </w:r>
-      <w:proofErr w:type="spellStart"/>
-      <w:r>
-        <w:rPr>
-          <w:rFonts w:cs="Times New Roman"/>
-          <w:szCs w:val="28"/>
-        </w:rPr>
-        <w:t>автоэкранирование</w:t>
-      </w:r>
-      <w:proofErr w:type="spellEnd"/>
-      <w:r>
-        <w:rPr>
-          <w:rFonts w:cs="Times New Roman"/>
-          <w:szCs w:val="28"/>
-        </w:rPr>
-        <w:t xml:space="preserve"> (по умолчанию).</w:t>
-      </w:r>
-    </w:p>
-    <w:p>
-      <w:pPr>
-        <w:tabs>
-          <w:tab w:val="left" w:pos="0"/>
-        </w:tabs>
-        <w:spacing w:after="0" w:line="360" w:lineRule="auto"/>
-        <w:ind w:firstLine="709"/>
-        <w:jc w:val="both"/>
-        <w:rPr>
-          <w:rFonts w:cs="Times New Roman"/>
-          <w:szCs w:val="28"/>
-        </w:rPr>
-      </w:pPr>
-      <w:r>
-        <w:rPr>
-          <w:rFonts w:cs="Times New Roman"/>
-          <w:szCs w:val="28"/>
-        </w:rPr>
-        <w:t>Безопасное восстановление пароля – токен генерируется как случайная строка (</w:t>
-      </w:r>
-      <w:proofErr w:type="spellStart"/>
-      <w:proofErr w:type="gramStart"/>
-      <w:r>
-        <w:rPr>
-          <w:rFonts w:cs="Times New Roman"/>
-          <w:szCs w:val="28"/>
-        </w:rPr>
-        <w:t>secrets.token</w:t>
-      </w:r>
-      <w:proofErr w:type="gramEnd"/>
-      <w:r>
-        <w:rPr>
-          <w:rFonts w:cs="Times New Roman"/>
-          <w:szCs w:val="28"/>
-        </w:rPr>
-        <w:t>_</w:t>
-      </w:r>
-      <w:proofErr w:type="gramStart"/>
-      <w:r>
-        <w:rPr>
-          <w:rFonts w:cs="Times New Roman"/>
-          <w:szCs w:val="28"/>
-        </w:rPr>
-        <w:t>hex</w:t>
-      </w:r>
-      <w:proofErr w:type="spellEnd"/>
-      <w:r>
-        <w:rPr>
-          <w:rFonts w:cs="Times New Roman"/>
-          <w:szCs w:val="28"/>
-        </w:rPr>
-        <w:t>(</w:t>
-      </w:r>
-      <w:proofErr w:type="gramEnd"/>
-      <w:r>
-        <w:rPr>
-          <w:rFonts w:cs="Times New Roman"/>
-          <w:szCs w:val="28"/>
-        </w:rPr>
-        <w:t xml:space="preserve">32)), хранится в БД и имеет ограниченное время жизни (1 час). Ссылка отправляется только на </w:t>
-      </w:r>
-      <w:proofErr w:type="spellStart"/>
-      <w:r>
-        <w:rPr>
-          <w:rFonts w:cs="Times New Roman"/>
-          <w:szCs w:val="28"/>
-        </w:rPr>
-        <w:t>email</w:t>
-      </w:r>
-      <w:proofErr w:type="spellEnd"/>
-      <w:r>
-        <w:rPr>
-          <w:rFonts w:cs="Times New Roman"/>
-          <w:szCs w:val="28"/>
-        </w:rPr>
-        <w:t xml:space="preserve"> пользователя (в демо-режиме показывается во </w:t>
-      </w:r>
-      <w:proofErr w:type="spellStart"/>
-      <w:r>
-        <w:rPr>
-          <w:rFonts w:cs="Times New Roman"/>
-          <w:szCs w:val="28"/>
-        </w:rPr>
-        <w:t>flash</w:t>
-      </w:r>
-      <w:proofErr w:type="spellEnd"/>
-      <w:r>
-        <w:rPr>
-          <w:rFonts w:cs="Times New Roman"/>
-          <w:szCs w:val="28"/>
-        </w:rPr>
-        <w:t>).</w:t>
-      </w:r>
-    </w:p>
-    <w:p>
-      <w:pPr>
-        <w:tabs>
-          <w:tab w:val="left" w:pos="0"/>
-        </w:tabs>
-        <w:spacing w:after="0" w:line="360" w:lineRule="auto"/>
-        <w:ind w:firstLine="709"/>
-        <w:jc w:val="both"/>
-        <w:rPr>
-          <w:rFonts w:cs="Times New Roman"/>
-          <w:szCs w:val="28"/>
-        </w:rPr>
-      </w:pPr>
-      <w:r>
-        <w:rPr>
-          <w:rFonts w:cs="Times New Roman"/>
-          <w:szCs w:val="28"/>
-        </w:rPr>
-        <w:t xml:space="preserve">Защита от подбора пароля – нет блокировки после неудачных попыток, но при промышленной эксплуатации рекомендуется добавить </w:t>
-      </w:r>
-      <w:proofErr w:type="spellStart"/>
-      <w:r>
-        <w:rPr>
-          <w:rFonts w:cs="Times New Roman"/>
-          <w:szCs w:val="28"/>
-        </w:rPr>
-        <w:t>rate</w:t>
-      </w:r>
-      <w:proofErr w:type="spellEnd"/>
-      <w:r>
-        <w:rPr>
-          <w:rFonts w:cs="Times New Roman"/>
-          <w:szCs w:val="28"/>
-        </w:rPr>
-        <w:t xml:space="preserve"> </w:t>
-      </w:r>
-      <w:proofErr w:type="spellStart"/>
-      <w:r>
-        <w:rPr>
-          <w:rFonts w:cs="Times New Roman"/>
-          <w:szCs w:val="28"/>
-        </w:rPr>
-        <w:t>limiting</w:t>
-      </w:r>
-      <w:proofErr w:type="spellEnd"/>
-      <w:r>
-        <w:rPr>
-          <w:rFonts w:cs="Times New Roman"/>
-          <w:szCs w:val="28"/>
-        </w:rPr>
-        <w:t>.</w:t>
-      </w:r>
-    </w:p>
-    <w:p>
-      <w:pPr>
-        <w:tabs>
-          <w:tab w:val="left" w:pos="0"/>
-        </w:tabs>
-        <w:spacing w:after="0" w:line="360" w:lineRule="auto"/>
-        <w:ind w:firstLine="709"/>
-        <w:jc w:val="both"/>
-        <w:rPr>
-          <w:rFonts w:cs="Times New Roman"/>
-          <w:szCs w:val="28"/>
-        </w:rPr>
-      </w:pPr>
-      <w:r>
-        <w:rPr>
-          <w:rFonts w:cs="Times New Roman"/>
-          <w:szCs w:val="28"/>
-        </w:rPr>
-        <w:t xml:space="preserve">Надёжность – реализована обработка исключений, все изменения в БД обёрнуты в </w:t>
-      </w:r>
-      <w:proofErr w:type="spellStart"/>
-      <w:r>
-        <w:rPr>
-          <w:rFonts w:cs="Times New Roman"/>
-          <w:szCs w:val="28"/>
-        </w:rPr>
-        <w:t>try</w:t>
-      </w:r>
-      <w:proofErr w:type="spellEnd"/>
-      <w:r>
-        <w:rPr>
-          <w:rFonts w:cs="Times New Roman"/>
-          <w:szCs w:val="28"/>
-        </w:rPr>
-        <w:t>/</w:t>
-      </w:r>
-      <w:proofErr w:type="spellStart"/>
-      <w:r>
-        <w:rPr>
-          <w:rFonts w:cs="Times New Roman"/>
-          <w:szCs w:val="28"/>
-        </w:rPr>
-        <w:t>commit</w:t>
-      </w:r>
-      <w:proofErr w:type="spellEnd"/>
-      <w:r>
-        <w:rPr>
-          <w:rFonts w:cs="Times New Roman"/>
-          <w:szCs w:val="28"/>
-        </w:rPr>
-        <w:t>/</w:t>
-      </w:r>
-      <w:proofErr w:type="spellStart"/>
-      <w:r>
-        <w:rPr>
-          <w:rFonts w:cs="Times New Roman"/>
-          <w:szCs w:val="28"/>
-        </w:rPr>
-        <w:t>rollback</w:t>
-      </w:r>
-      <w:proofErr w:type="spellEnd"/>
-      <w:r>
-        <w:rPr>
-          <w:rFonts w:cs="Times New Roman"/>
-          <w:szCs w:val="28"/>
-        </w:rPr>
-        <w:t xml:space="preserve">. Сервер </w:t>
-      </w:r>
-      <w:proofErr w:type="spellStart"/>
-      <w:r>
-        <w:rPr>
-          <w:rFonts w:cs="Times New Roman"/>
-          <w:szCs w:val="28"/>
-        </w:rPr>
-        <w:t>Flask</w:t>
-      </w:r>
-      <w:proofErr w:type="spellEnd"/>
-      <w:r>
-        <w:rPr>
-          <w:rFonts w:cs="Times New Roman"/>
-          <w:szCs w:val="28"/>
-        </w:rPr>
-        <w:t xml:space="preserve"> может быть запущен с помощью </w:t>
-      </w:r>
-      <w:proofErr w:type="spellStart"/>
-      <w:r>
-        <w:rPr>
-          <w:rFonts w:cs="Times New Roman"/>
-          <w:szCs w:val="28"/>
-        </w:rPr>
-        <w:t>gunicorn</w:t>
-      </w:r>
-      <w:proofErr w:type="spellEnd"/>
-      <w:r>
-        <w:rPr>
-          <w:rFonts w:cs="Times New Roman"/>
-          <w:szCs w:val="28"/>
-        </w:rPr>
-        <w:t xml:space="preserve"> для повышения отказоустойчивости.</w:t>
-      </w:r>
-    </w:p>
-    <w:p>
-      <w:pPr>
-        <w:tabs>
-          <w:tab w:val="left" w:pos="0"/>
-        </w:tabs>
-        <w:spacing w:after="0" w:line="360" w:lineRule="auto"/>
-        <w:ind w:firstLine="709"/>
-        <w:jc w:val="both"/>
-        <w:rPr>
-          <w:rFonts w:cs="Times New Roman"/>
-          <w:szCs w:val="28"/>
-        </w:rPr>
-      </w:pPr>
-      <w:r>
-        <w:rPr>
-          <w:rFonts w:cs="Times New Roman"/>
-          <w:szCs w:val="28"/>
-        </w:rPr>
         <w:t>Оценка надёжности:</w:t>
       </w:r>
     </w:p>
     <w:p>
       <w:pPr>
-        <w:tabs>
-          <w:tab w:val="left" w:pos="0"/>
-        </w:tabs>
-        <w:spacing w:after="0" w:line="360" w:lineRule="auto"/>
-        <w:ind w:firstLine="709"/>
+        <w:pStyle w:val="a7"/>
+        <w:numPr>
+          <w:ilvl w:val="0"/>
+          <w:numId w:val="68"/>
+        </w:numPr>
+        <w:tabs>
+          <w:tab w:val="left" w:pos="993"/>
+        </w:tabs>
+        <w:spacing w:after="0" w:line="360" w:lineRule="auto"/>
+        <w:ind w:left="0" w:firstLine="709"/>
         <w:jc w:val="both"/>
         <w:rPr>
           <w:rFonts w:cs="Times New Roman"/>
@@ -18240,11 +18717,16 @@
     </w:p>
     <w:p>
       <w:pPr>
-        <w:tabs>
-          <w:tab w:val="left" w:pos="0"/>
-        </w:tabs>
-        <w:spacing w:after="0" w:line="360" w:lineRule="auto"/>
-        <w:ind w:firstLine="709"/>
+        <w:pStyle w:val="a7"/>
+        <w:numPr>
+          <w:ilvl w:val="0"/>
+          <w:numId w:val="68"/>
+        </w:numPr>
+        <w:tabs>
+          <w:tab w:val="left" w:pos="993"/>
+        </w:tabs>
+        <w:spacing w:after="0" w:line="360" w:lineRule="auto"/>
+        <w:ind w:left="0" w:firstLine="709"/>
         <w:jc w:val="both"/>
         <w:rPr>
           <w:rFonts w:cs="Times New Roman"/>
@@ -18288,7 +18770,7 @@
           <w:szCs w:val="28"/>
         </w:rPr>
       </w:pPr>
-      <w:bookmarkStart w:id="22" w:name="_Toc231851300"/>
+      <w:bookmarkStart w:id="23" w:name="_Toc231902418"/>
       <w:r>
         <w:rPr>
           <w:rFonts w:ascii="Times New Roman" w:hAnsi="Times New Roman" w:cs="Times New Roman"/>
@@ -18301,7 +18783,7 @@
         <w:lastRenderedPageBreak/>
         <w:t>ЗАКЛЮЧЕНИЕ</w:t>
       </w:r>
-      <w:bookmarkEnd w:id="22"/>
+      <w:bookmarkEnd w:id="23"/>
     </w:p>
     <w:p>
       <w:pPr>
@@ -18626,7 +19108,21 @@
           <w:rFonts w:cs="Times New Roman"/>
           <w:szCs w:val="28"/>
         </w:rPr>
-        <w:t>Внедрены динамические механизмы: подгрузка свободных слотов через API, поиск и фильтрация таблиц с пагинацией, печать истории лечения.</w:t>
+        <w:t>Внедрены динамические механизмы</w:t>
+      </w:r>
+      <w:r>
+        <w:rPr>
+          <w:rFonts w:cs="Times New Roman"/>
+          <w:szCs w:val="28"/>
+        </w:rPr>
+        <w:t xml:space="preserve"> как</w:t>
+      </w:r>
+      <w:r>
+        <w:rPr>
+          <w:rFonts w:cs="Times New Roman"/>
+          <w:szCs w:val="28"/>
+        </w:rPr>
+        <w:t xml:space="preserve"> подгрузка свободных слотов через API, поиск и фильтрация таблиц с пагинацией, печать истории лечения.</w:t>
       </w:r>
     </w:p>
     <w:p>
@@ -18863,9 +19359,9 @@
           <w:szCs w:val="28"/>
         </w:rPr>
       </w:pPr>
-      <w:bookmarkStart w:id="23" w:name="_Toc225870659"/>
-      <w:bookmarkStart w:id="24" w:name="_Toc231850541"/>
-      <w:bookmarkStart w:id="25" w:name="_Toc231851301"/>
+      <w:bookmarkStart w:id="24" w:name="_Toc225870659"/>
+      <w:bookmarkStart w:id="25" w:name="_Toc231850541"/>
+      <w:bookmarkStart w:id="26" w:name="_Toc231902419"/>
       <w:r>
         <w:rPr>
           <w:rFonts w:ascii="Times New Roman" w:hAnsi="Times New Roman" w:cs="Times New Roman"/>
@@ -18878,9 +19374,9 @@
         <w:lastRenderedPageBreak/>
         <w:t>СПИСОК ИНФОРМАЦИОННЫХ ИСТОЧНИКОВ</w:t>
       </w:r>
-      <w:bookmarkEnd w:id="23"/>
       <w:bookmarkEnd w:id="24"/>
       <w:bookmarkEnd w:id="25"/>
+      <w:bookmarkEnd w:id="26"/>
     </w:p>
     <w:p/>
     <w:p>
@@ -19897,11 +20393,12 @@
           <w:color w:val="auto"/>
           <w:sz w:val="28"/>
           <w:szCs w:val="28"/>
-        </w:rPr>
-      </w:pPr>
-      <w:bookmarkStart w:id="26" w:name="_Toc225870660"/>
-      <w:bookmarkStart w:id="27" w:name="_Toc231850542"/>
-      <w:bookmarkStart w:id="28" w:name="_Toc231851302"/>
+          <w:lang w:val="en-US"/>
+        </w:rPr>
+      </w:pPr>
+      <w:bookmarkStart w:id="27" w:name="_Toc225870660"/>
+      <w:bookmarkStart w:id="28" w:name="_Toc231850542"/>
+      <w:bookmarkStart w:id="29" w:name="_Toc231902420"/>
       <w:r>
         <w:rPr>
           <w:rFonts w:ascii="Times New Roman" w:hAnsi="Times New Roman" w:cs="Times New Roman"/>
@@ -19914,9 +20411,32 @@
         <w:lastRenderedPageBreak/>
         <w:t>ПРИЛОЖЕНИЯ</w:t>
       </w:r>
-      <w:bookmarkEnd w:id="26"/>
       <w:bookmarkEnd w:id="27"/>
       <w:bookmarkEnd w:id="28"/>
+      <w:r>
+        <w:rPr>
+          <w:rFonts w:ascii="Times New Roman" w:hAnsi="Times New Roman" w:cs="Times New Roman"/>
+          <w:b/>
+          <w:bCs/>
+          <w:color w:val="auto"/>
+          <w:sz w:val="28"/>
+          <w:szCs w:val="28"/>
+        </w:rPr>
+        <w:t xml:space="preserve"> </w:t>
+      </w:r>
+      <w:r>
+        <w:rPr>
+          <w:rFonts w:ascii="Times New Roman" w:hAnsi="Times New Roman" w:cs="Times New Roman"/>
+          <w:b/>
+          <w:bCs/>
+          <w:color w:val="auto"/>
+          <w:sz w:val="28"/>
+          <w:szCs w:val="28"/>
+          <w:lang w:val="en-US"/>
+        </w:rPr>
+        <w:t>A</w:t>
+      </w:r>
+      <w:bookmarkEnd w:id="29"/>
     </w:p>
     <w:p>
       <w:pPr>
@@ -19937,13 +20457,22 @@
           <w:rFonts w:cs="Times New Roman"/>
           <w:szCs w:val="28"/>
         </w:rPr>
-        <w:t>Листинг  1</w:t>
+        <w:t>Листинг</w:t>
+      </w:r>
+      <w:r>
+        <w:rPr>
+          <w:rFonts w:cs="Times New Roman"/>
+          <w:szCs w:val="28"/>
+          <w:lang w:val="en-US"/>
+        </w:rPr>
+        <w:t xml:space="preserve">  1</w:t>
       </w:r>
       <w:proofErr w:type="gramEnd"/>
       <w:r>
         <w:rPr>
           <w:rFonts w:cs="Times New Roman"/>
           <w:szCs w:val="28"/>
+          <w:lang w:val="en-US"/>
         </w:rPr>
         <w:t xml:space="preserve"> – </w:t>
       </w:r>
@@ -21168,7 +21697,15 @@
           <w:rFonts w:cs="Times New Roman"/>
           <w:szCs w:val="28"/>
         </w:rPr>
-        <w:t xml:space="preserve">Листинг 2 – </w:t>
+        <w:t>Листинг</w:t>
+      </w:r>
+      <w:r>
+        <w:rPr>
+          <w:rFonts w:cs="Times New Roman"/>
+          <w:szCs w:val="28"/>
+          <w:lang w:val="en-US"/>
+        </w:rPr>
+        <w:t xml:space="preserve"> 2 – </w:t>
       </w:r>
       <w:r>
         <w:rPr>
@@ -21985,7 +22522,15 @@
           <w:rFonts w:cs="Times New Roman"/>
           <w:szCs w:val="28"/>
         </w:rPr>
-        <w:t xml:space="preserve">Листинг 3 – </w:t>
+        <w:t>Листинг</w:t>
+      </w:r>
+      <w:r>
+        <w:rPr>
+          <w:rFonts w:cs="Times New Roman"/>
+          <w:szCs w:val="28"/>
+          <w:lang w:val="en-US"/>
+        </w:rPr>
+        <w:t xml:space="preserve"> 3 – </w:t>
       </w:r>
       <w:r>
         <w:rPr>
@@ -23292,6 +23837,119 @@
     </w:lvl>
   </w:abstractNum>
   <w:abstractNum w:abstractNumId="3" w15:restartNumberingAfterBreak="0">
+    <w:nsid w:val="04026E2F"/>
+    <w:multiLevelType w:val="hybridMultilevel"/>
+    <w:tmpl w:val="7E9E00F4"/>
+    <w:lvl w:ilvl="0" w:tplc="8736A274">
+      <w:start w:val="1"/>
+      <w:numFmt w:val="bullet"/>
+      <w:lvlText w:val=""/>
+      <w:lvlJc w:val="left"/>
+      <w:pPr>
+        <w:ind w:left="1429" w:hanging="360"/>
+      </w:pPr>
+      <w:rPr>
+        <w:rFonts w:ascii="Symbol" w:hAnsi="Symbol" w:hint="default"/>
+      </w:rPr>
+    </w:lvl>
+    <w:lvl w:ilvl="1" w:tplc="04190003" w:tentative="1">
+      <w:start w:val="1"/>
+      <w:numFmt w:val="bullet"/>
+      <w:lvlText w:val="o"/>
+      <w:lvlJc w:val="left"/>
+      <w:pPr>
+        <w:ind w:left="2149" w:hanging="360"/>
+      </w:pPr>
+      <w:rPr>
+        <w:rFonts w:ascii="Courier New" w:hAnsi="Courier New" w:cs="Courier New" w:hint="default"/>
+      </w:rPr>
+    </w:lvl>
+    <w:lvl w:ilvl="2" w:tplc="04190005" w:tentative="1">
+      <w:start w:val="1"/>
+      <w:numFmt w:val="bullet"/>
+      <w:lvlText w:val=""/>
+      <w:lvlJc w:val="left"/>
+      <w:pPr>
+        <w:ind w:left="2869" w:hanging="360"/>
+      </w:pPr>
+      <w:rPr>
+        <w:rFonts w:ascii="Wingdings" w:hAnsi="Wingdings" w:hint="default"/>
+      </w:rPr>
+    </w:lvl>
+    <w:lvl w:ilvl="3" w:tplc="04190001" w:tentative="1">
+      <w:start w:val="1"/>
+      <w:numFmt w:val="bullet"/>
+      <w:lvlText w:val=""/>
+      <w:lvlJc w:val="left"/>
+      <w:pPr>
+        <w:ind w:left="3589" w:hanging="360"/>
+      </w:pPr>
+      <w:rPr>
+        <w:rFonts w:ascii="Symbol" w:hAnsi="Symbol" w:hint="default"/>
+      </w:rPr>
+    </w:lvl>
+    <w:lvl w:ilvl="4" w:tplc="04190003" w:tentative="1">
+      <w:start w:val="1"/>
+      <w:numFmt w:val="bullet"/>
+      <w:lvlText w:val="o"/>
+      <w:lvlJc w:val="left"/>
+      <w:pPr>
+        <w:ind w:left="4309" w:hanging="360"/>
+      </w:pPr>
+      <w:rPr>
+        <w:rFonts w:ascii="Courier New" w:hAnsi="Courier New" w:cs="Courier New" w:hint="default"/>
+      </w:rPr>
+    </w:lvl>
+    <w:lvl w:ilvl="5" w:tplc="04190005" w:tentative="1">
+      <w:start w:val="1"/>
+      <w:numFmt w:val="bullet"/>
+      <w:lvlText w:val=""/>
+      <w:lvlJc w:val="left"/>
+      <w:pPr>
+        <w:ind w:left="5029" w:hanging="360"/>
+      </w:pPr>
+      <w:rPr>
+        <w:rFonts w:ascii="Wingdings" w:hAnsi="Wingdings" w:hint="default"/>
+      </w:rPr>
+    </w:lvl>
+    <w:lvl w:ilvl="6" w:tplc="04190001" w:tentative="1">
+      <w:start w:val="1"/>
+      <w:numFmt w:val="bullet"/>
+      <w:lvlText w:val=""/>
+      <w:lvlJc w:val="left"/>
+      <w:pPr>
+        <w:ind w:left="5749" w:hanging="360"/>
+      </w:pPr>
+      <w:rPr>
+        <w:rFonts w:ascii="Symbol" w:hAnsi="Symbol" w:hint="default"/>
+      </w:rPr>
+    </w:lvl>
+    <w:lvl w:ilvl="7" w:tplc="04190003" w:tentative="1">
+      <w:start w:val="1"/>
+      <w:numFmt w:val="bullet"/>
+      <w:lvlText w:val="o"/>
+      <w:lvlJc w:val="left"/>
+      <w:pPr>
+        <w:ind w:left="6469" w:hanging="360"/>
+      </w:pPr>
+      <w:rPr>
+        <w:rFonts w:ascii="Courier New" w:hAnsi="Courier New" w:cs="Courier New" w:hint="default"/>
+      </w:rPr>
+    </w:lvl>
+    <w:lvl w:ilvl="8" w:tplc="04190005" w:tentative="1">
+      <w:start w:val="1"/>
+      <w:numFmt w:val="bullet"/>
+      <w:lvlText w:val=""/>
+      <w:lvlJc w:val="left"/>
+      <w:pPr>
+        <w:ind w:left="7189" w:hanging="360"/>
+      </w:pPr>
+      <w:rPr>
+        <w:rFonts w:ascii="Wingdings" w:hAnsi="Wingdings" w:hint="default"/>
+      </w:rPr>
+    </w:lvl>
+  </w:abstractNum>
+  <w:abstractNum w:abstractNumId="4" w15:restartNumberingAfterBreak="0">
     <w:nsid w:val="05391380"/>
     <w:multiLevelType w:val="multilevel"/>
     <w:tmpl w:val="7AE410A6"/>
@@ -23408,7 +24066,7 @@
       </w:pPr>
     </w:lvl>
   </w:abstractNum>
-  <w:abstractNum w:abstractNumId="4" w15:restartNumberingAfterBreak="0">
+  <w:abstractNum w:abstractNumId="5" w15:restartNumberingAfterBreak="0">
     <w:nsid w:val="070507DD"/>
     <w:multiLevelType w:val="multilevel"/>
     <w:tmpl w:val="AC024A10"/>
@@ -23521,7 +24179,7 @@
       </w:pPr>
     </w:lvl>
   </w:abstractNum>
-  <w:abstractNum w:abstractNumId="5" w15:restartNumberingAfterBreak="0">
+  <w:abstractNum w:abstractNumId="6" w15:restartNumberingAfterBreak="0">
     <w:nsid w:val="09617644"/>
     <w:multiLevelType w:val="multilevel"/>
     <w:tmpl w:val="CD6C508E"/>
@@ -23634,7 +24292,7 @@
       </w:pPr>
     </w:lvl>
   </w:abstractNum>
-  <w:abstractNum w:abstractNumId="6" w15:restartNumberingAfterBreak="0">
+  <w:abstractNum w:abstractNumId="7" w15:restartNumberingAfterBreak="0">
     <w:nsid w:val="09EE2DA9"/>
     <w:multiLevelType w:val="hybridMultilevel"/>
     <w:tmpl w:val="431849B2"/>
@@ -23720,7 +24378,7 @@
       </w:pPr>
     </w:lvl>
   </w:abstractNum>
-  <w:abstractNum w:abstractNumId="7" w15:restartNumberingAfterBreak="0">
+  <w:abstractNum w:abstractNumId="8" w15:restartNumberingAfterBreak="0">
     <w:nsid w:val="0BA85810"/>
     <w:multiLevelType w:val="multilevel"/>
     <w:tmpl w:val="54B28038"/>
@@ -23869,7 +24527,7 @@
       </w:rPr>
     </w:lvl>
   </w:abstractNum>
-  <w:abstractNum w:abstractNumId="8" w15:restartNumberingAfterBreak="0">
+  <w:abstractNum w:abstractNumId="9" w15:restartNumberingAfterBreak="0">
     <w:nsid w:val="0CE14BB0"/>
     <w:multiLevelType w:val="multilevel"/>
     <w:tmpl w:val="92A08154"/>
@@ -24018,7 +24676,7 @@
       </w:rPr>
     </w:lvl>
   </w:abstractNum>
-  <w:abstractNum w:abstractNumId="9" w15:restartNumberingAfterBreak="0">
+  <w:abstractNum w:abstractNumId="10" w15:restartNumberingAfterBreak="0">
     <w:nsid w:val="0F722F5F"/>
     <w:multiLevelType w:val="multilevel"/>
     <w:tmpl w:val="56845D44"/>
@@ -24167,7 +24825,7 @@
       </w:rPr>
     </w:lvl>
   </w:abstractNum>
-  <w:abstractNum w:abstractNumId="10" w15:restartNumberingAfterBreak="0">
+  <w:abstractNum w:abstractNumId="11" w15:restartNumberingAfterBreak="0">
     <w:nsid w:val="106F1F1F"/>
     <w:multiLevelType w:val="multilevel"/>
     <w:tmpl w:val="64FEBA76"/>
@@ -24316,7 +24974,7 @@
       </w:rPr>
     </w:lvl>
   </w:abstractNum>
-  <w:abstractNum w:abstractNumId="11" w15:restartNumberingAfterBreak="0">
+  <w:abstractNum w:abstractNumId="12" w15:restartNumberingAfterBreak="0">
     <w:nsid w:val="109E3F71"/>
     <w:multiLevelType w:val="multilevel"/>
     <w:tmpl w:val="440A8DEC"/>
@@ -24429,7 +25087,7 @@
       </w:pPr>
     </w:lvl>
   </w:abstractNum>
-  <w:abstractNum w:abstractNumId="12" w15:restartNumberingAfterBreak="0">
+  <w:abstractNum w:abstractNumId="13" w15:restartNumberingAfterBreak="0">
     <w:nsid w:val="129C19F0"/>
     <w:multiLevelType w:val="hybridMultilevel"/>
     <w:tmpl w:val="A1FCB696"/>
@@ -24542,7 +25200,7 @@
       </w:rPr>
     </w:lvl>
   </w:abstractNum>
-  <w:abstractNum w:abstractNumId="13" w15:restartNumberingAfterBreak="0">
+  <w:abstractNum w:abstractNumId="14" w15:restartNumberingAfterBreak="0">
     <w:nsid w:val="13415754"/>
     <w:multiLevelType w:val="multilevel"/>
     <w:tmpl w:val="14A20E0E"/>
@@ -24691,7 +25349,7 @@
       </w:rPr>
     </w:lvl>
   </w:abstractNum>
-  <w:abstractNum w:abstractNumId="14" w15:restartNumberingAfterBreak="0">
+  <w:abstractNum w:abstractNumId="15" w15:restartNumberingAfterBreak="0">
     <w:nsid w:val="150A5E84"/>
     <w:multiLevelType w:val="multilevel"/>
     <w:tmpl w:val="6A6C2E32"/>
@@ -24840,7 +25498,7 @@
       </w:rPr>
     </w:lvl>
   </w:abstractNum>
-  <w:abstractNum w:abstractNumId="15" w15:restartNumberingAfterBreak="0">
+  <w:abstractNum w:abstractNumId="16" w15:restartNumberingAfterBreak="0">
     <w:nsid w:val="17FB2506"/>
     <w:multiLevelType w:val="multilevel"/>
     <w:tmpl w:val="D2CC6902"/>
@@ -24989,7 +25647,7 @@
       </w:rPr>
     </w:lvl>
   </w:abstractNum>
-  <w:abstractNum w:abstractNumId="16" w15:restartNumberingAfterBreak="0">
+  <w:abstractNum w:abstractNumId="17" w15:restartNumberingAfterBreak="0">
     <w:nsid w:val="19434756"/>
     <w:multiLevelType w:val="multilevel"/>
     <w:tmpl w:val="E0526942"/>
@@ -25102,7 +25760,7 @@
       </w:pPr>
     </w:lvl>
   </w:abstractNum>
-  <w:abstractNum w:abstractNumId="17" w15:restartNumberingAfterBreak="0">
+  <w:abstractNum w:abstractNumId="18" w15:restartNumberingAfterBreak="0">
     <w:nsid w:val="1B7211B9"/>
     <w:multiLevelType w:val="multilevel"/>
     <w:tmpl w:val="A47CCAAA"/>
@@ -25215,7 +25873,7 @@
       </w:pPr>
     </w:lvl>
   </w:abstractNum>
-  <w:abstractNum w:abstractNumId="18" w15:restartNumberingAfterBreak="0">
+  <w:abstractNum w:abstractNumId="19" w15:restartNumberingAfterBreak="0">
     <w:nsid w:val="1BC878E3"/>
     <w:multiLevelType w:val="multilevel"/>
     <w:tmpl w:val="06509474"/>
@@ -25328,7 +25986,7 @@
       </w:pPr>
     </w:lvl>
   </w:abstractNum>
-  <w:abstractNum w:abstractNumId="19" w15:restartNumberingAfterBreak="0">
+  <w:abstractNum w:abstractNumId="20" w15:restartNumberingAfterBreak="0">
     <w:nsid w:val="1CF17BAF"/>
     <w:multiLevelType w:val="multilevel"/>
     <w:tmpl w:val="B3100274"/>
@@ -25477,7 +26135,7 @@
       </w:rPr>
     </w:lvl>
   </w:abstractNum>
-  <w:abstractNum w:abstractNumId="20" w15:restartNumberingAfterBreak="0">
+  <w:abstractNum w:abstractNumId="21" w15:restartNumberingAfterBreak="0">
     <w:nsid w:val="1D131162"/>
     <w:multiLevelType w:val="multilevel"/>
     <w:tmpl w:val="6C4C2A28"/>
@@ -25590,7 +26248,7 @@
       </w:pPr>
     </w:lvl>
   </w:abstractNum>
-  <w:abstractNum w:abstractNumId="21" w15:restartNumberingAfterBreak="0">
+  <w:abstractNum w:abstractNumId="22" w15:restartNumberingAfterBreak="0">
     <w:nsid w:val="1EC21F06"/>
     <w:multiLevelType w:val="multilevel"/>
     <w:tmpl w:val="DE1EDDEC"/>
@@ -25703,7 +26361,7 @@
       </w:pPr>
     </w:lvl>
   </w:abstractNum>
-  <w:abstractNum w:abstractNumId="22" w15:restartNumberingAfterBreak="0">
+  <w:abstractNum w:abstractNumId="23" w15:restartNumberingAfterBreak="0">
     <w:nsid w:val="1F1B7E5D"/>
     <w:multiLevelType w:val="multilevel"/>
     <w:tmpl w:val="00FC273E"/>
@@ -25816,7 +26474,7 @@
       </w:pPr>
     </w:lvl>
   </w:abstractNum>
-  <w:abstractNum w:abstractNumId="23" w15:restartNumberingAfterBreak="0">
+  <w:abstractNum w:abstractNumId="24" w15:restartNumberingAfterBreak="0">
     <w:nsid w:val="20DA0267"/>
     <w:multiLevelType w:val="multilevel"/>
     <w:tmpl w:val="99D89D46"/>
@@ -25965,7 +26623,7 @@
       </w:rPr>
     </w:lvl>
   </w:abstractNum>
-  <w:abstractNum w:abstractNumId="24" w15:restartNumberingAfterBreak="0">
+  <w:abstractNum w:abstractNumId="25" w15:restartNumberingAfterBreak="0">
     <w:nsid w:val="21C25800"/>
     <w:multiLevelType w:val="multilevel"/>
     <w:tmpl w:val="2EE68398"/>
@@ -26114,7 +26772,7 @@
       </w:rPr>
     </w:lvl>
   </w:abstractNum>
-  <w:abstractNum w:abstractNumId="25" w15:restartNumberingAfterBreak="0">
+  <w:abstractNum w:abstractNumId="26" w15:restartNumberingAfterBreak="0">
     <w:nsid w:val="22902B8E"/>
     <w:multiLevelType w:val="multilevel"/>
     <w:tmpl w:val="4DA40046"/>
@@ -26263,7 +26921,7 @@
       </w:rPr>
     </w:lvl>
   </w:abstractNum>
-  <w:abstractNum w:abstractNumId="26" w15:restartNumberingAfterBreak="0">
+  <w:abstractNum w:abstractNumId="27" w15:restartNumberingAfterBreak="0">
     <w:nsid w:val="233E3CE9"/>
     <w:multiLevelType w:val="multilevel"/>
     <w:tmpl w:val="CA64DD04"/>
@@ -26412,7 +27070,7 @@
       </w:rPr>
     </w:lvl>
   </w:abstractNum>
-  <w:abstractNum w:abstractNumId="27" w15:restartNumberingAfterBreak="0">
+  <w:abstractNum w:abstractNumId="28" w15:restartNumberingAfterBreak="0">
     <w:nsid w:val="257816F7"/>
     <w:multiLevelType w:val="multilevel"/>
     <w:tmpl w:val="84F2BE8E"/>
@@ -26506,7 +27164,7 @@
       </w:pPr>
     </w:lvl>
   </w:abstractNum>
-  <w:abstractNum w:abstractNumId="28" w15:restartNumberingAfterBreak="0">
+  <w:abstractNum w:abstractNumId="29" w15:restartNumberingAfterBreak="0">
     <w:nsid w:val="25974D85"/>
     <w:multiLevelType w:val="multilevel"/>
     <w:tmpl w:val="72B2801C"/>
@@ -26619,7 +27277,7 @@
       </w:pPr>
     </w:lvl>
   </w:abstractNum>
-  <w:abstractNum w:abstractNumId="29" w15:restartNumberingAfterBreak="0">
+  <w:abstractNum w:abstractNumId="30" w15:restartNumberingAfterBreak="0">
     <w:nsid w:val="28E51217"/>
     <w:multiLevelType w:val="multilevel"/>
     <w:tmpl w:val="3A0A13FE"/>
@@ -26732,7 +27390,7 @@
       </w:pPr>
     </w:lvl>
   </w:abstractNum>
-  <w:abstractNum w:abstractNumId="30" w15:restartNumberingAfterBreak="0">
+  <w:abstractNum w:abstractNumId="31" w15:restartNumberingAfterBreak="0">
     <w:nsid w:val="2AD56859"/>
     <w:multiLevelType w:val="multilevel"/>
     <w:tmpl w:val="7DE42FC6"/>
@@ -26881,7 +27539,7 @@
       </w:rPr>
     </w:lvl>
   </w:abstractNum>
-  <w:abstractNum w:abstractNumId="31" w15:restartNumberingAfterBreak="0">
+  <w:abstractNum w:abstractNumId="32" w15:restartNumberingAfterBreak="0">
     <w:nsid w:val="2CA86CD4"/>
     <w:multiLevelType w:val="multilevel"/>
     <w:tmpl w:val="93C8CF34"/>
@@ -27030,7 +27688,7 @@
       </w:rPr>
     </w:lvl>
   </w:abstractNum>
-  <w:abstractNum w:abstractNumId="32" w15:restartNumberingAfterBreak="0">
+  <w:abstractNum w:abstractNumId="33" w15:restartNumberingAfterBreak="0">
     <w:nsid w:val="2E0364E5"/>
     <w:multiLevelType w:val="multilevel"/>
     <w:tmpl w:val="994C8190"/>
@@ -27179,7 +27837,7 @@
       </w:rPr>
     </w:lvl>
   </w:abstractNum>
-  <w:abstractNum w:abstractNumId="33" w15:restartNumberingAfterBreak="0">
+  <w:abstractNum w:abstractNumId="34" w15:restartNumberingAfterBreak="0">
     <w:nsid w:val="2F772097"/>
     <w:multiLevelType w:val="multilevel"/>
     <w:tmpl w:val="29DAE8C4"/>
@@ -27292,7 +27950,7 @@
       </w:pPr>
     </w:lvl>
   </w:abstractNum>
-  <w:abstractNum w:abstractNumId="34" w15:restartNumberingAfterBreak="0">
+  <w:abstractNum w:abstractNumId="35" w15:restartNumberingAfterBreak="0">
     <w:nsid w:val="317A566E"/>
     <w:multiLevelType w:val="multilevel"/>
     <w:tmpl w:val="476425A0"/>
@@ -27441,7 +28099,7 @@
       </w:rPr>
     </w:lvl>
   </w:abstractNum>
-  <w:abstractNum w:abstractNumId="35" w15:restartNumberingAfterBreak="0">
+  <w:abstractNum w:abstractNumId="36" w15:restartNumberingAfterBreak="0">
     <w:nsid w:val="31E67B29"/>
     <w:multiLevelType w:val="multilevel"/>
     <w:tmpl w:val="39C0FD98"/>
@@ -27590,7 +28248,7 @@
       </w:rPr>
     </w:lvl>
   </w:abstractNum>
-  <w:abstractNum w:abstractNumId="36" w15:restartNumberingAfterBreak="0">
+  <w:abstractNum w:abstractNumId="37" w15:restartNumberingAfterBreak="0">
     <w:nsid w:val="323A0A11"/>
     <w:multiLevelType w:val="hybridMultilevel"/>
     <w:tmpl w:val="9D4044A8"/>
@@ -27703,7 +28361,7 @@
       </w:rPr>
     </w:lvl>
   </w:abstractNum>
-  <w:abstractNum w:abstractNumId="37" w15:restartNumberingAfterBreak="0">
+  <w:abstractNum w:abstractNumId="38" w15:restartNumberingAfterBreak="0">
     <w:nsid w:val="39B80BC4"/>
     <w:multiLevelType w:val="multilevel"/>
     <w:tmpl w:val="A11C33C8"/>
@@ -27816,7 +28474,7 @@
       </w:pPr>
     </w:lvl>
   </w:abstractNum>
-  <w:abstractNum w:abstractNumId="38" w15:restartNumberingAfterBreak="0">
+  <w:abstractNum w:abstractNumId="39" w15:restartNumberingAfterBreak="0">
     <w:nsid w:val="39F05BB6"/>
     <w:multiLevelType w:val="multilevel"/>
     <w:tmpl w:val="4EB610A0"/>
@@ -27929,7 +28587,7 @@
       </w:pPr>
     </w:lvl>
   </w:abstractNum>
-  <w:abstractNum w:abstractNumId="39" w15:restartNumberingAfterBreak="0">
+  <w:abstractNum w:abstractNumId="40" w15:restartNumberingAfterBreak="0">
     <w:nsid w:val="3B990A57"/>
     <w:multiLevelType w:val="hybridMultilevel"/>
     <w:tmpl w:val="D642290A"/>
@@ -28042,7 +28700,7 @@
       </w:rPr>
     </w:lvl>
   </w:abstractNum>
-  <w:abstractNum w:abstractNumId="40" w15:restartNumberingAfterBreak="0">
+  <w:abstractNum w:abstractNumId="41" w15:restartNumberingAfterBreak="0">
     <w:nsid w:val="3CB06813"/>
     <w:multiLevelType w:val="multilevel"/>
     <w:tmpl w:val="80E4111C"/>
@@ -28191,7 +28849,7 @@
       </w:rPr>
     </w:lvl>
   </w:abstractNum>
-  <w:abstractNum w:abstractNumId="41" w15:restartNumberingAfterBreak="0">
+  <w:abstractNum w:abstractNumId="42" w15:restartNumberingAfterBreak="0">
     <w:nsid w:val="3DBF0F59"/>
     <w:multiLevelType w:val="multilevel"/>
     <w:tmpl w:val="EABA95E0"/>
@@ -28340,7 +28998,7 @@
       </w:rPr>
     </w:lvl>
   </w:abstractNum>
-  <w:abstractNum w:abstractNumId="42" w15:restartNumberingAfterBreak="0">
+  <w:abstractNum w:abstractNumId="43" w15:restartNumberingAfterBreak="0">
     <w:nsid w:val="41B91ED1"/>
     <w:multiLevelType w:val="multilevel"/>
     <w:tmpl w:val="031A66A4"/>
@@ -28489,7 +29147,7 @@
       </w:rPr>
     </w:lvl>
   </w:abstractNum>
-  <w:abstractNum w:abstractNumId="43" w15:restartNumberingAfterBreak="0">
+  <w:abstractNum w:abstractNumId="44" w15:restartNumberingAfterBreak="0">
     <w:nsid w:val="45441716"/>
     <w:multiLevelType w:val="multilevel"/>
     <w:tmpl w:val="9C2E411E"/>
@@ -28638,7 +29296,7 @@
       </w:rPr>
     </w:lvl>
   </w:abstractNum>
-  <w:abstractNum w:abstractNumId="44" w15:restartNumberingAfterBreak="0">
+  <w:abstractNum w:abstractNumId="45" w15:restartNumberingAfterBreak="0">
     <w:nsid w:val="47C176DF"/>
     <w:multiLevelType w:val="multilevel"/>
     <w:tmpl w:val="F8B4C1E0"/>
@@ -28787,7 +29445,7 @@
       </w:rPr>
     </w:lvl>
   </w:abstractNum>
-  <w:abstractNum w:abstractNumId="45" w15:restartNumberingAfterBreak="0">
+  <w:abstractNum w:abstractNumId="46" w15:restartNumberingAfterBreak="0">
     <w:nsid w:val="4A793727"/>
     <w:multiLevelType w:val="multilevel"/>
     <w:tmpl w:val="02F83680"/>
@@ -28936,7 +29594,7 @@
       </w:rPr>
     </w:lvl>
   </w:abstractNum>
-  <w:abstractNum w:abstractNumId="46" w15:restartNumberingAfterBreak="0">
+  <w:abstractNum w:abstractNumId="47" w15:restartNumberingAfterBreak="0">
     <w:nsid w:val="4A7E0431"/>
     <w:multiLevelType w:val="hybridMultilevel"/>
     <w:tmpl w:val="FBA8F860"/>
@@ -29049,7 +29707,7 @@
       </w:rPr>
     </w:lvl>
   </w:abstractNum>
-  <w:abstractNum w:abstractNumId="47" w15:restartNumberingAfterBreak="0">
+  <w:abstractNum w:abstractNumId="48" w15:restartNumberingAfterBreak="0">
     <w:nsid w:val="4C1E5F0D"/>
     <w:multiLevelType w:val="multilevel"/>
     <w:tmpl w:val="6FEE976E"/>
@@ -29198,7 +29856,7 @@
       </w:rPr>
     </w:lvl>
   </w:abstractNum>
-  <w:abstractNum w:abstractNumId="48" w15:restartNumberingAfterBreak="0">
+  <w:abstractNum w:abstractNumId="49" w15:restartNumberingAfterBreak="0">
     <w:nsid w:val="4E2F1A05"/>
     <w:multiLevelType w:val="multilevel"/>
     <w:tmpl w:val="15F0E534"/>
@@ -29347,7 +30005,7 @@
       </w:rPr>
     </w:lvl>
   </w:abstractNum>
-  <w:abstractNum w:abstractNumId="49" w15:restartNumberingAfterBreak="0">
+  <w:abstractNum w:abstractNumId="50" w15:restartNumberingAfterBreak="0">
     <w:nsid w:val="53D85C25"/>
     <w:multiLevelType w:val="multilevel"/>
     <w:tmpl w:val="454614A6"/>
@@ -29460,7 +30118,7 @@
       </w:pPr>
     </w:lvl>
   </w:abstractNum>
-  <w:abstractNum w:abstractNumId="50" w15:restartNumberingAfterBreak="0">
+  <w:abstractNum w:abstractNumId="51" w15:restartNumberingAfterBreak="0">
     <w:nsid w:val="55C11B37"/>
     <w:multiLevelType w:val="multilevel"/>
     <w:tmpl w:val="67B87EE4"/>
@@ -29573,7 +30231,7 @@
       </w:pPr>
     </w:lvl>
   </w:abstractNum>
-  <w:abstractNum w:abstractNumId="51" w15:restartNumberingAfterBreak="0">
+  <w:abstractNum w:abstractNumId="52" w15:restartNumberingAfterBreak="0">
     <w:nsid w:val="5B4B0384"/>
     <w:multiLevelType w:val="multilevel"/>
     <w:tmpl w:val="03D44EDC"/>
@@ -29722,7 +30380,7 @@
       </w:rPr>
     </w:lvl>
   </w:abstractNum>
-  <w:abstractNum w:abstractNumId="52" w15:restartNumberingAfterBreak="0">
+  <w:abstractNum w:abstractNumId="53" w15:restartNumberingAfterBreak="0">
     <w:nsid w:val="62756192"/>
     <w:multiLevelType w:val="multilevel"/>
     <w:tmpl w:val="B2ECAF56"/>
@@ -29835,7 +30493,7 @@
       </w:pPr>
     </w:lvl>
   </w:abstractNum>
-  <w:abstractNum w:abstractNumId="53" w15:restartNumberingAfterBreak="0">
+  <w:abstractNum w:abstractNumId="54" w15:restartNumberingAfterBreak="0">
     <w:nsid w:val="634C3869"/>
     <w:multiLevelType w:val="multilevel"/>
     <w:tmpl w:val="8DE068F0"/>
@@ -29948,7 +30606,7 @@
       </w:pPr>
     </w:lvl>
   </w:abstractNum>
-  <w:abstractNum w:abstractNumId="54" w15:restartNumberingAfterBreak="0">
+  <w:abstractNum w:abstractNumId="55" w15:restartNumberingAfterBreak="0">
     <w:nsid w:val="66616E07"/>
     <w:multiLevelType w:val="multilevel"/>
     <w:tmpl w:val="B20E5C56"/>
@@ -30061,7 +30719,7 @@
       </w:pPr>
     </w:lvl>
   </w:abstractNum>
-  <w:abstractNum w:abstractNumId="55" w15:restartNumberingAfterBreak="0">
+  <w:abstractNum w:abstractNumId="56" w15:restartNumberingAfterBreak="0">
     <w:nsid w:val="68D21740"/>
     <w:multiLevelType w:val="multilevel"/>
     <w:tmpl w:val="71FA0B04"/>
@@ -30210,7 +30868,7 @@
       </w:rPr>
     </w:lvl>
   </w:abstractNum>
-  <w:abstractNum w:abstractNumId="56" w15:restartNumberingAfterBreak="0">
+  <w:abstractNum w:abstractNumId="57" w15:restartNumberingAfterBreak="0">
     <w:nsid w:val="6C9E455C"/>
     <w:multiLevelType w:val="multilevel"/>
     <w:tmpl w:val="34D2A2AE"/>
@@ -30323,7 +30981,7 @@
       </w:pPr>
     </w:lvl>
   </w:abstractNum>
-  <w:abstractNum w:abstractNumId="57" w15:restartNumberingAfterBreak="0">
+  <w:abstractNum w:abstractNumId="58" w15:restartNumberingAfterBreak="0">
     <w:nsid w:val="727F3670"/>
     <w:multiLevelType w:val="multilevel"/>
     <w:tmpl w:val="C10C8E1A"/>
@@ -30472,7 +31130,7 @@
       </w:rPr>
     </w:lvl>
   </w:abstractNum>
-  <w:abstractNum w:abstractNumId="58" w15:restartNumberingAfterBreak="0">
+  <w:abstractNum w:abstractNumId="59" w15:restartNumberingAfterBreak="0">
     <w:nsid w:val="765605BD"/>
     <w:multiLevelType w:val="multilevel"/>
     <w:tmpl w:val="B08C7964"/>
@@ -30585,7 +31243,7 @@
       </w:pPr>
     </w:lvl>
   </w:abstractNum>
-  <w:abstractNum w:abstractNumId="59" w15:restartNumberingAfterBreak="0">
+  <w:abstractNum w:abstractNumId="60" w15:restartNumberingAfterBreak="0">
     <w:nsid w:val="77734A8D"/>
     <w:multiLevelType w:val="multilevel"/>
     <w:tmpl w:val="6F963FF8"/>
@@ -30698,7 +31356,7 @@
       </w:pPr>
     </w:lvl>
   </w:abstractNum>
-  <w:abstractNum w:abstractNumId="60" w15:restartNumberingAfterBreak="0">
+  <w:abstractNum w:abstractNumId="61" w15:restartNumberingAfterBreak="0">
     <w:nsid w:val="7943532A"/>
     <w:multiLevelType w:val="multilevel"/>
     <w:tmpl w:val="F2AC5192"/>
@@ -30847,7 +31505,7 @@
       </w:rPr>
     </w:lvl>
   </w:abstractNum>
-  <w:abstractNum w:abstractNumId="61" w15:restartNumberingAfterBreak="0">
+  <w:abstractNum w:abstractNumId="62" w15:restartNumberingAfterBreak="0">
     <w:nsid w:val="796039D4"/>
     <w:multiLevelType w:val="multilevel"/>
     <w:tmpl w:val="7C8A2758"/>
@@ -30996,7 +31654,7 @@
       </w:rPr>
     </w:lvl>
   </w:abstractNum>
-  <w:abstractNum w:abstractNumId="62" w15:restartNumberingAfterBreak="0">
+  <w:abstractNum w:abstractNumId="63" w15:restartNumberingAfterBreak="0">
     <w:nsid w:val="7A427E93"/>
     <w:multiLevelType w:val="multilevel"/>
     <w:tmpl w:val="E66AFD70"/>
@@ -31145,7 +31803,120 @@
       </w:rPr>
     </w:lvl>
   </w:abstractNum>
-  <w:abstractNum w:abstractNumId="63" w15:restartNumberingAfterBreak="0">
+  <w:abstractNum w:abstractNumId="64" w15:restartNumberingAfterBreak="0">
+    <w:nsid w:val="7B7761EB"/>
+    <w:multiLevelType w:val="hybridMultilevel"/>
+    <w:tmpl w:val="9D02D088"/>
+    <w:lvl w:ilvl="0" w:tplc="8736A274">
+      <w:start w:val="1"/>
+      <w:numFmt w:val="bullet"/>
+      <w:lvlText w:val=""/>
+      <w:lvlJc w:val="left"/>
+      <w:pPr>
+        <w:ind w:left="1429" w:hanging="360"/>
+      </w:pPr>
+      <w:rPr>
+        <w:rFonts w:ascii="Symbol" w:hAnsi="Symbol" w:hint="default"/>
+      </w:rPr>
+    </w:lvl>
+    <w:lvl w:ilvl="1" w:tplc="04190003" w:tentative="1">
+      <w:start w:val="1"/>
+      <w:numFmt w:val="bullet"/>
+      <w:lvlText w:val="o"/>
+      <w:lvlJc w:val="left"/>
+      <w:pPr>
+        <w:ind w:left="2149" w:hanging="360"/>
+      </w:pPr>
+      <w:rPr>
+        <w:rFonts w:ascii="Courier New" w:hAnsi="Courier New" w:cs="Courier New" w:hint="default"/>
+      </w:rPr>
+    </w:lvl>
+    <w:lvl w:ilvl="2" w:tplc="04190005" w:tentative="1">
+      <w:start w:val="1"/>
+      <w:numFmt w:val="bullet"/>
+      <w:lvlText w:val=""/>
+      <w:lvlJc w:val="left"/>
+      <w:pPr>
+        <w:ind w:left="2869" w:hanging="360"/>
+      </w:pPr>
+      <w:rPr>
+        <w:rFonts w:ascii="Wingdings" w:hAnsi="Wingdings" w:hint="default"/>
+      </w:rPr>
+    </w:lvl>
+    <w:lvl w:ilvl="3" w:tplc="04190001" w:tentative="1">
+      <w:start w:val="1"/>
+      <w:numFmt w:val="bullet"/>
+      <w:lvlText w:val=""/>
+      <w:lvlJc w:val="left"/>
+      <w:pPr>
+        <w:ind w:left="3589" w:hanging="360"/>
+      </w:pPr>
+      <w:rPr>
+        <w:rFonts w:ascii="Symbol" w:hAnsi="Symbol" w:hint="default"/>
+      </w:rPr>
+    </w:lvl>
+    <w:lvl w:ilvl="4" w:tplc="04190003" w:tentative="1">
+      <w:start w:val="1"/>
+      <w:numFmt w:val="bullet"/>
+      <w:lvlText w:val="o"/>
+      <w:lvlJc w:val="left"/>
+      <w:pPr>
+        <w:ind w:left="4309" w:hanging="360"/>
+      </w:pPr>
+      <w:rPr>
+        <w:rFonts w:ascii="Courier New" w:hAnsi="Courier New" w:cs="Courier New" w:hint="default"/>
+      </w:rPr>
+    </w:lvl>
+    <w:lvl w:ilvl="5" w:tplc="04190005" w:tentative="1">
+      <w:start w:val="1"/>
+      <w:numFmt w:val="bullet"/>
+      <w:lvlText w:val=""/>
+      <w:lvlJc w:val="left"/>
+      <w:pPr>
+        <w:ind w:left="5029" w:hanging="360"/>
+      </w:pPr>
+      <w:rPr>
+        <w:rFonts w:ascii="Wingdings" w:hAnsi="Wingdings" w:hint="default"/>
+      </w:rPr>
+    </w:lvl>
+    <w:lvl w:ilvl="6" w:tplc="04190001" w:tentative="1">
+      <w:start w:val="1"/>
+      <w:numFmt w:val="bullet"/>
+      <w:lvlText w:val=""/>
+      <w:lvlJc w:val="left"/>
+      <w:pPr>
+        <w:ind w:left="5749" w:hanging="360"/>
+      </w:pPr>
+      <w:rPr>
+        <w:rFonts w:ascii="Symbol" w:hAnsi="Symbol" w:hint="default"/>
+      </w:rPr>
+    </w:lvl>
+    <w:lvl w:ilvl="7" w:tplc="04190003" w:tentative="1">
+      <w:start w:val="1"/>
+      <w:numFmt w:val="bullet"/>
+      <w:lvlText w:val="o"/>
+      <w:lvlJc w:val="left"/>
+      <w:pPr>
+        <w:ind w:left="6469" w:hanging="360"/>
+      </w:pPr>
+      <w:rPr>
+        <w:rFonts w:ascii="Courier New" w:hAnsi="Courier New" w:cs="Courier New" w:hint="default"/>
+      </w:rPr>
+    </w:lvl>
+    <w:lvl w:ilvl="8" w:tplc="04190005" w:tentative="1">
+      <w:start w:val="1"/>
+      <w:numFmt w:val="bullet"/>
+      <w:lvlText w:val=""/>
+      <w:lvlJc w:val="left"/>
+      <w:pPr>
+        <w:ind w:left="7189" w:hanging="360"/>
+      </w:pPr>
+      <w:rPr>
+        <w:rFonts w:ascii="Wingdings" w:hAnsi="Wingdings" w:hint="default"/>
+      </w:rPr>
+    </w:lvl>
+  </w:abstractNum>
+  <w:abstractNum w:abstractNumId="65" w15:restartNumberingAfterBreak="0">
     <w:nsid w:val="7B9B436C"/>
     <w:multiLevelType w:val="hybridMultilevel"/>
     <w:tmpl w:val="747AF0D2"/>
@@ -31258,7 +32029,7 @@
       </w:rPr>
     </w:lvl>
   </w:abstractNum>
-  <w:abstractNum w:abstractNumId="64" w15:restartNumberingAfterBreak="0">
+  <w:abstractNum w:abstractNumId="66" w15:restartNumberingAfterBreak="0">
     <w:nsid w:val="7EED13B0"/>
     <w:multiLevelType w:val="multilevel"/>
     <w:tmpl w:val="C9622DBC"/>
@@ -31407,7 +32178,7 @@
       </w:rPr>
     </w:lvl>
   </w:abstractNum>
-  <w:abstractNum w:abstractNumId="65" w15:restartNumberingAfterBreak="0">
+  <w:abstractNum w:abstractNumId="67" w15:restartNumberingAfterBreak="0">
     <w:nsid w:val="7EFC59DE"/>
     <w:multiLevelType w:val="multilevel"/>
     <w:tmpl w:val="E54C4B6C"/>
@@ -31521,7 +32292,7 @@
     </w:lvl>
   </w:abstractNum>
   <w:num w:numId="1" w16cid:durableId="1486122398">
-    <w:abstractNumId w:val="27"/>
+    <w:abstractNumId w:val="28"/>
     <w:lvlOverride w:ilvl="0">
       <w:startOverride w:val="1"/>
     </w:lvlOverride>
@@ -31551,199 +32322,205 @@
     </w:lvlOverride>
   </w:num>
   <w:num w:numId="2" w16cid:durableId="1599559287">
+    <w:abstractNumId w:val="6"/>
+  </w:num>
+  <w:num w:numId="3" w16cid:durableId="916936328">
+    <w:abstractNumId w:val="53"/>
+  </w:num>
+  <w:num w:numId="4" w16cid:durableId="1127964558">
+    <w:abstractNumId w:val="33"/>
+  </w:num>
+  <w:num w:numId="5" w16cid:durableId="1067647302">
+    <w:abstractNumId w:val="63"/>
+  </w:num>
+  <w:num w:numId="6" w16cid:durableId="999966765">
+    <w:abstractNumId w:val="42"/>
+  </w:num>
+  <w:num w:numId="7" w16cid:durableId="1038318431">
+    <w:abstractNumId w:val="40"/>
+  </w:num>
+  <w:num w:numId="8" w16cid:durableId="1023897417">
+    <w:abstractNumId w:val="22"/>
+  </w:num>
+  <w:num w:numId="9" w16cid:durableId="1949269131">
+    <w:abstractNumId w:val="35"/>
+  </w:num>
+  <w:num w:numId="10" w16cid:durableId="1631126079">
+    <w:abstractNumId w:val="37"/>
+  </w:num>
+  <w:num w:numId="11" w16cid:durableId="440609140">
+    <w:abstractNumId w:val="43"/>
+  </w:num>
+  <w:num w:numId="12" w16cid:durableId="1087966304">
+    <w:abstractNumId w:val="60"/>
+  </w:num>
+  <w:num w:numId="13" w16cid:durableId="46533608">
+    <w:abstractNumId w:val="67"/>
+  </w:num>
+  <w:num w:numId="14" w16cid:durableId="1784885695">
+    <w:abstractNumId w:val="39"/>
+  </w:num>
+  <w:num w:numId="15" w16cid:durableId="1835532289">
+    <w:abstractNumId w:val="51"/>
+  </w:num>
+  <w:num w:numId="16" w16cid:durableId="1282300741">
     <w:abstractNumId w:val="5"/>
   </w:num>
-  <w:num w:numId="3" w16cid:durableId="916936328">
+  <w:num w:numId="17" w16cid:durableId="2046368328">
+    <w:abstractNumId w:val="65"/>
+  </w:num>
+  <w:num w:numId="18" w16cid:durableId="1130594079">
+    <w:abstractNumId w:val="13"/>
+  </w:num>
+  <w:num w:numId="19" w16cid:durableId="1477914366">
+    <w:abstractNumId w:val="57"/>
+  </w:num>
+  <w:num w:numId="20" w16cid:durableId="262960586">
+    <w:abstractNumId w:val="41"/>
+  </w:num>
+  <w:num w:numId="21" w16cid:durableId="34700965">
+    <w:abstractNumId w:val="7"/>
+  </w:num>
+  <w:num w:numId="22" w16cid:durableId="1653481146">
+    <w:abstractNumId w:val="44"/>
+  </w:num>
+  <w:num w:numId="23" w16cid:durableId="116340909">
+    <w:abstractNumId w:val="20"/>
+  </w:num>
+  <w:num w:numId="24" w16cid:durableId="1336496584">
     <w:abstractNumId w:val="52"/>
   </w:num>
-  <w:num w:numId="4" w16cid:durableId="1127964558">
-    <w:abstractNumId w:val="32"/>
+  <w:num w:numId="25" w16cid:durableId="1130317808">
+    <w:abstractNumId w:val="27"/>
   </w:num>
-  <w:num w:numId="5" w16cid:durableId="1067647302">
+  <w:num w:numId="26" w16cid:durableId="989989877">
+    <w:abstractNumId w:val="14"/>
+  </w:num>
+  <w:num w:numId="27" w16cid:durableId="1586645847">
     <w:abstractNumId w:val="62"/>
   </w:num>
-  <w:num w:numId="6" w16cid:durableId="999966765">
-    <w:abstractNumId w:val="41"/>
+  <w:num w:numId="28" w16cid:durableId="1540822702">
+    <w:abstractNumId w:val="11"/>
   </w:num>
-  <w:num w:numId="7" w16cid:durableId="1038318431">
-    <w:abstractNumId w:val="39"/>
+  <w:num w:numId="29" w16cid:durableId="1797991564">
+    <w:abstractNumId w:val="48"/>
   </w:num>
-  <w:num w:numId="8" w16cid:durableId="1023897417">
-    <w:abstractNumId w:val="21"/>
-  </w:num>
-  <w:num w:numId="9" w16cid:durableId="1949269131">
-    <w:abstractNumId w:val="34"/>
-  </w:num>
-  <w:num w:numId="10" w16cid:durableId="1631126079">
+  <w:num w:numId="30" w16cid:durableId="675114609">
     <w:abstractNumId w:val="36"/>
   </w:num>
-  <w:num w:numId="11" w16cid:durableId="440609140">
-    <w:abstractNumId w:val="42"/>
+  <w:num w:numId="31" w16cid:durableId="1893955780">
+    <w:abstractNumId w:val="26"/>
   </w:num>
-  <w:num w:numId="12" w16cid:durableId="1087966304">
-    <w:abstractNumId w:val="59"/>
+  <w:num w:numId="32" w16cid:durableId="660348325">
+    <w:abstractNumId w:val="46"/>
   </w:num>
-  <w:num w:numId="13" w16cid:durableId="46533608">
-    <w:abstractNumId w:val="65"/>
-  </w:num>
-  <w:num w:numId="14" w16cid:durableId="1784885695">
-    <w:abstractNumId w:val="38"/>
-  </w:num>
-  <w:num w:numId="15" w16cid:durableId="1835532289">
-    <w:abstractNumId w:val="50"/>
-  </w:num>
-  <w:num w:numId="16" w16cid:durableId="1282300741">
+  <w:num w:numId="33" w16cid:durableId="63064558">
     <w:abstractNumId w:val="4"/>
   </w:num>
-  <w:num w:numId="17" w16cid:durableId="2046368328">
-    <w:abstractNumId w:val="63"/>
-  </w:num>
-  <w:num w:numId="18" w16cid:durableId="1130594079">
-    <w:abstractNumId w:val="12"/>
-  </w:num>
-  <w:num w:numId="19" w16cid:durableId="1477914366">
-    <w:abstractNumId w:val="56"/>
-  </w:num>
-  <w:num w:numId="20" w16cid:durableId="262960586">
-    <w:abstractNumId w:val="40"/>
-  </w:num>
-  <w:num w:numId="21" w16cid:durableId="34700965">
-    <w:abstractNumId w:val="6"/>
-  </w:num>
-  <w:num w:numId="22" w16cid:durableId="1653481146">
-    <w:abstractNumId w:val="43"/>
-  </w:num>
-  <w:num w:numId="23" w16cid:durableId="116340909">
-    <w:abstractNumId w:val="19"/>
-  </w:num>
-  <w:num w:numId="24" w16cid:durableId="1336496584">
-    <w:abstractNumId w:val="51"/>
-  </w:num>
-  <w:num w:numId="25" w16cid:durableId="1130317808">
-    <w:abstractNumId w:val="26"/>
-  </w:num>
-  <w:num w:numId="26" w16cid:durableId="989989877">
-    <w:abstractNumId w:val="13"/>
-  </w:num>
-  <w:num w:numId="27" w16cid:durableId="1586645847">
-    <w:abstractNumId w:val="61"/>
-  </w:num>
-  <w:num w:numId="28" w16cid:durableId="1540822702">
-    <w:abstractNumId w:val="10"/>
-  </w:num>
-  <w:num w:numId="29" w16cid:durableId="1797991564">
-    <w:abstractNumId w:val="47"/>
-  </w:num>
-  <w:num w:numId="30" w16cid:durableId="675114609">
-    <w:abstractNumId w:val="35"/>
-  </w:num>
-  <w:num w:numId="31" w16cid:durableId="1893955780">
-    <w:abstractNumId w:val="25"/>
-  </w:num>
-  <w:num w:numId="32" w16cid:durableId="660348325">
-    <w:abstractNumId w:val="45"/>
-  </w:num>
-  <w:num w:numId="33" w16cid:durableId="63064558">
-    <w:abstractNumId w:val="3"/>
-  </w:num>
   <w:num w:numId="34" w16cid:durableId="1755131673">
-    <w:abstractNumId w:val="54"/>
+    <w:abstractNumId w:val="55"/>
   </w:num>
   <w:num w:numId="35" w16cid:durableId="1248491427">
-    <w:abstractNumId w:val="14"/>
+    <w:abstractNumId w:val="15"/>
   </w:num>
   <w:num w:numId="36" w16cid:durableId="1629124097">
     <w:abstractNumId w:val="2"/>
   </w:num>
   <w:num w:numId="37" w16cid:durableId="152769172">
-    <w:abstractNumId w:val="55"/>
+    <w:abstractNumId w:val="56"/>
   </w:num>
   <w:num w:numId="38" w16cid:durableId="162017625">
-    <w:abstractNumId w:val="64"/>
+    <w:abstractNumId w:val="66"/>
   </w:num>
   <w:num w:numId="39" w16cid:durableId="326591606">
-    <w:abstractNumId w:val="46"/>
+    <w:abstractNumId w:val="47"/>
   </w:num>
   <w:num w:numId="40" w16cid:durableId="1114598719">
-    <w:abstractNumId w:val="31"/>
+    <w:abstractNumId w:val="32"/>
   </w:num>
   <w:num w:numId="41" w16cid:durableId="488790264">
-    <w:abstractNumId w:val="57"/>
+    <w:abstractNumId w:val="58"/>
   </w:num>
   <w:num w:numId="42" w16cid:durableId="1521241434">
-    <w:abstractNumId w:val="30"/>
+    <w:abstractNumId w:val="31"/>
   </w:num>
   <w:num w:numId="43" w16cid:durableId="1552770548">
     <w:abstractNumId w:val="1"/>
   </w:num>
   <w:num w:numId="44" w16cid:durableId="529605352">
-    <w:abstractNumId w:val="15"/>
+    <w:abstractNumId w:val="16"/>
   </w:num>
   <w:num w:numId="45" w16cid:durableId="986400475">
-    <w:abstractNumId w:val="60"/>
+    <w:abstractNumId w:val="61"/>
   </w:num>
   <w:num w:numId="46" w16cid:durableId="545338611">
-    <w:abstractNumId w:val="44"/>
+    <w:abstractNumId w:val="45"/>
   </w:num>
   <w:num w:numId="47" w16cid:durableId="1226456235">
-    <w:abstractNumId w:val="49"/>
+    <w:abstractNumId w:val="50"/>
   </w:num>
   <w:num w:numId="48" w16cid:durableId="455300453">
-    <w:abstractNumId w:val="28"/>
+    <w:abstractNumId w:val="29"/>
   </w:num>
   <w:num w:numId="49" w16cid:durableId="477458344">
+    <w:abstractNumId w:val="18"/>
+  </w:num>
+  <w:num w:numId="50" w16cid:durableId="126824696">
+    <w:abstractNumId w:val="38"/>
+  </w:num>
+  <w:num w:numId="51" w16cid:durableId="865482619">
+    <w:abstractNumId w:val="30"/>
+  </w:num>
+  <w:num w:numId="52" w16cid:durableId="2112432194">
+    <w:abstractNumId w:val="21"/>
+  </w:num>
+  <w:num w:numId="53" w16cid:durableId="1998917946">
+    <w:abstractNumId w:val="34"/>
+  </w:num>
+  <w:num w:numId="54" w16cid:durableId="1980063293">
+    <w:abstractNumId w:val="19"/>
+  </w:num>
+  <w:num w:numId="55" w16cid:durableId="1123963192">
+    <w:abstractNumId w:val="25"/>
+  </w:num>
+  <w:num w:numId="56" w16cid:durableId="28918769">
+    <w:abstractNumId w:val="10"/>
+  </w:num>
+  <w:num w:numId="57" w16cid:durableId="1964340016">
+    <w:abstractNumId w:val="9"/>
+  </w:num>
+  <w:num w:numId="58" w16cid:durableId="176165265">
+    <w:abstractNumId w:val="54"/>
+  </w:num>
+  <w:num w:numId="59" w16cid:durableId="1088573115">
     <w:abstractNumId w:val="17"/>
   </w:num>
-  <w:num w:numId="50" w16cid:durableId="126824696">
-    <w:abstractNumId w:val="37"/>
-  </w:num>
-  <w:num w:numId="51" w16cid:durableId="865482619">
-    <w:abstractNumId w:val="29"/>
-  </w:num>
-  <w:num w:numId="52" w16cid:durableId="2112432194">
-    <w:abstractNumId w:val="20"/>
-  </w:num>
-  <w:num w:numId="53" w16cid:durableId="1998917946">
-    <w:abstractNumId w:val="33"/>
-  </w:num>
-  <w:num w:numId="54" w16cid:durableId="1980063293">
-    <w:abstractNumId w:val="18"/>
-  </w:num>
-  <w:num w:numId="55" w16cid:durableId="1123963192">
-    <w:abstractNumId w:val="24"/>
-  </w:num>
-  <w:num w:numId="56" w16cid:durableId="28918769">
-    <w:abstractNumId w:val="9"/>
-  </w:num>
-  <w:num w:numId="57" w16cid:durableId="1964340016">
-    <w:abstractNumId w:val="8"/>
-  </w:num>
-  <w:num w:numId="58" w16cid:durableId="176165265">
-    <w:abstractNumId w:val="53"/>
-  </w:num>
-  <w:num w:numId="59" w16cid:durableId="1088573115">
-    <w:abstractNumId w:val="16"/>
-  </w:num>
   <w:num w:numId="60" w16cid:durableId="1725791860">
-    <w:abstractNumId w:val="22"/>
+    <w:abstractNumId w:val="23"/>
   </w:num>
   <w:num w:numId="61" w16cid:durableId="787814945">
-    <w:abstractNumId w:val="58"/>
+    <w:abstractNumId w:val="59"/>
   </w:num>
   <w:num w:numId="62" w16cid:durableId="208037187">
-    <w:abstractNumId w:val="11"/>
+    <w:abstractNumId w:val="12"/>
   </w:num>
   <w:num w:numId="63" w16cid:durableId="11105655">
     <w:abstractNumId w:val="0"/>
   </w:num>
   <w:num w:numId="64" w16cid:durableId="2116361601">
-    <w:abstractNumId w:val="23"/>
+    <w:abstractNumId w:val="24"/>
   </w:num>
   <w:num w:numId="65" w16cid:durableId="1729647644">
-    <w:abstractNumId w:val="48"/>
+    <w:abstractNumId w:val="49"/>
   </w:num>
   <w:num w:numId="66" w16cid:durableId="848104519">
-    <w:abstractNumId w:val="7"/>
+    <w:abstractNumId w:val="8"/>
+  </w:num>
+  <w:num w:numId="67" w16cid:durableId="547691938">
+    <w:abstractNumId w:val="64"/>
+  </w:num>
+  <w:num w:numId="68" w16cid:durableId="1722052988">
+    <w:abstractNumId w:val="3"/>
   </w:num>
   <w:numIdMacAtCleanup w:val="23"/>
 </w:numbering>
@@ -32357,6 +33134,7 @@
   <w:style w:type="character" w:default="1" w:styleId="a0">
     <w:name w:val="Default Paragraph Font"/>
     <w:uiPriority w:val="1"/>
+    <w:semiHidden/>
     <w:unhideWhenUsed/>
   </w:style>
   <w:style w:type="table" w:default="1" w:styleId="a1">

--- a/ДИПЛОМ.docx
+++ b/ДИПЛОМ.docx
@@ -221,17 +221,23 @@
       </w:r>
       <w:bookmarkStart w:id="1" w:name="_Hlk224838692"/>
       <w:r>
-        <w:t>Разработка веб-сайта для автоматизации записи клиентов и учета услуг маникюрного салона</w:t>
+        <w:rPr>
+          <w:u w:val="single"/>
+        </w:rPr>
+        <w:t xml:space="preserve">Разработка </w:t>
       </w:r>
       <w:bookmarkEnd w:id="1"/>
       <w:r>
-        <w:t>.</w:t>
-      </w:r>
-      <w:r>
-        <w:rPr>
-          <w:szCs w:val="28"/>
+        <w:rPr>
           <w:u w:val="single"/>
         </w:rPr>
+        <w:t>АИС для стоматологической клиники</w:t>
+      </w:r>
+      <w:r>
+        <w:rPr>
+          <w:szCs w:val="28"/>
+          <w:u w:val="single"/>
+        </w:rPr>
         <w:t>»</w:t>
       </w:r>
     </w:p>
@@ -247,7 +253,7 @@
           <w:rFonts w:cs="Times New Roman"/>
           <w:szCs w:val="28"/>
         </w:rPr>
-        <w:t xml:space="preserve">Студентка группы </w:t>
+        <w:t xml:space="preserve">Студента группы </w:t>
       </w:r>
       <w:r>
         <w:rPr>
@@ -333,7 +339,7 @@
           <w:rFonts w:cs="Times New Roman"/>
           <w:szCs w:val="28"/>
         </w:rPr>
-        <w:t>Руководитель __</w:t>
+        <w:t xml:space="preserve">Руководитель </w:t>
       </w:r>
       <w:r>
         <w:rPr>
@@ -438,24 +444,17 @@
           <w:rFonts w:cs="Times New Roman"/>
           <w:szCs w:val="28"/>
         </w:rPr>
-        <w:t>ПЦК  _</w:t>
+        <w:t xml:space="preserve">ПЦК  </w:t>
+      </w:r>
+      <w:r>
+        <w:rPr>
+          <w:rFonts w:cs="Times New Roman"/>
+          <w:szCs w:val="28"/>
+          <w:u w:val="single"/>
+        </w:rPr>
+        <w:tab/>
       </w:r>
       <w:proofErr w:type="gramEnd"/>
-      <w:r>
-        <w:rPr>
-          <w:rFonts w:cs="Times New Roman"/>
-          <w:szCs w:val="28"/>
-        </w:rPr>
-        <w:t>____</w:t>
-      </w:r>
-      <w:r>
-        <w:rPr>
-          <w:rFonts w:cs="Times New Roman"/>
-          <w:szCs w:val="28"/>
-          <w:u w:val="single"/>
-        </w:rPr>
-        <w:tab/>
-      </w:r>
       <w:r>
         <w:rPr>
           <w:rFonts w:cs="Times New Roman"/>
@@ -1095,7 +1094,7 @@
           <w:sz w:val="24"/>
           <w:szCs w:val="24"/>
         </w:rPr>
-        <w:t xml:space="preserve">Группа 0907-26. Ф.И.О:  </w:t>
+        <w:t>Группа 0907-26. Ф.И.О:</w:t>
       </w:r>
       <w:r>
         <w:rPr>
@@ -1104,7 +1103,7 @@
           <w:sz w:val="24"/>
           <w:szCs w:val="24"/>
         </w:rPr>
-        <w:t>Яковлев</w:t>
+        <w:t xml:space="preserve">  </w:t>
       </w:r>
       <w:r>
         <w:rPr>
@@ -1112,8 +1111,9 @@
           <w:color w:val="000000"/>
           <w:sz w:val="24"/>
           <w:szCs w:val="24"/>
-        </w:rPr>
-        <w:t xml:space="preserve"> </w:t>
+          <w:u w:val="single"/>
+        </w:rPr>
+        <w:t>Яковлев</w:t>
       </w:r>
       <w:r>
         <w:rPr>
@@ -1121,8 +1121,9 @@
           <w:color w:val="000000"/>
           <w:sz w:val="24"/>
           <w:szCs w:val="24"/>
-        </w:rPr>
-        <w:t>Илья</w:t>
+          <w:u w:val="single"/>
+        </w:rPr>
+        <w:t xml:space="preserve"> </w:t>
       </w:r>
       <w:r>
         <w:rPr>
@@ -1130,8 +1131,9 @@
           <w:color w:val="000000"/>
           <w:sz w:val="24"/>
           <w:szCs w:val="24"/>
-        </w:rPr>
-        <w:t xml:space="preserve"> </w:t>
+          <w:u w:val="single"/>
+        </w:rPr>
+        <w:t>Илья</w:t>
       </w:r>
       <w:r>
         <w:rPr>
@@ -1139,6 +1141,17 @@
           <w:color w:val="000000"/>
           <w:sz w:val="24"/>
           <w:szCs w:val="24"/>
+          <w:u w:val="single"/>
+        </w:rPr>
+        <w:t xml:space="preserve"> </w:t>
+      </w:r>
+      <w:r>
+        <w:rPr>
+          <w:rFonts w:eastAsia="Times New Roman" w:cs="Times New Roman"/>
+          <w:color w:val="000000"/>
+          <w:sz w:val="24"/>
+          <w:szCs w:val="24"/>
+          <w:u w:val="single"/>
         </w:rPr>
         <w:t>Александрович</w:t>
       </w:r>
@@ -2003,6 +2016,7 @@
             <w:tabs>
               <w:tab w:val="right" w:leader="dot" w:pos="9344"/>
             </w:tabs>
+            <w:spacing w:line="276" w:lineRule="auto"/>
             <w:rPr>
               <w:rFonts w:asciiTheme="minorHAnsi" w:eastAsiaTheme="minorEastAsia" w:hAnsiTheme="minorHAnsi"/>
               <w:noProof/>
@@ -2085,6 +2099,7 @@
             <w:tabs>
               <w:tab w:val="right" w:leader="dot" w:pos="9344"/>
             </w:tabs>
+            <w:spacing w:line="276" w:lineRule="auto"/>
             <w:rPr>
               <w:rFonts w:asciiTheme="minorHAnsi" w:eastAsiaTheme="minorEastAsia" w:hAnsiTheme="minorHAnsi"/>
               <w:noProof/>
@@ -2158,6 +2173,7 @@
             <w:tabs>
               <w:tab w:val="right" w:leader="dot" w:pos="9344"/>
             </w:tabs>
+            <w:spacing w:line="276" w:lineRule="auto"/>
             <w:rPr>
               <w:rFonts w:asciiTheme="minorHAnsi" w:eastAsiaTheme="minorEastAsia" w:hAnsiTheme="minorHAnsi"/>
               <w:noProof/>
@@ -2231,6 +2247,7 @@
             <w:tabs>
               <w:tab w:val="right" w:leader="dot" w:pos="9344"/>
             </w:tabs>
+            <w:spacing w:line="276" w:lineRule="auto"/>
             <w:rPr>
               <w:rFonts w:asciiTheme="minorHAnsi" w:eastAsiaTheme="minorEastAsia" w:hAnsiTheme="minorHAnsi"/>
               <w:noProof/>
@@ -2304,6 +2321,7 @@
             <w:tabs>
               <w:tab w:val="right" w:leader="dot" w:pos="9344"/>
             </w:tabs>
+            <w:spacing w:line="276" w:lineRule="auto"/>
             <w:rPr>
               <w:rFonts w:asciiTheme="minorHAnsi" w:eastAsiaTheme="minorEastAsia" w:hAnsiTheme="minorHAnsi"/>
               <w:noProof/>
@@ -2377,6 +2395,7 @@
             <w:tabs>
               <w:tab w:val="right" w:leader="dot" w:pos="9344"/>
             </w:tabs>
+            <w:spacing w:line="276" w:lineRule="auto"/>
             <w:rPr>
               <w:rFonts w:asciiTheme="minorHAnsi" w:eastAsiaTheme="minorEastAsia" w:hAnsiTheme="minorHAnsi"/>
               <w:noProof/>
@@ -2450,6 +2469,7 @@
             <w:tabs>
               <w:tab w:val="right" w:leader="dot" w:pos="9344"/>
             </w:tabs>
+            <w:spacing w:line="276" w:lineRule="auto"/>
             <w:rPr>
               <w:rFonts w:asciiTheme="minorHAnsi" w:eastAsiaTheme="minorEastAsia" w:hAnsiTheme="minorHAnsi"/>
               <w:noProof/>
@@ -2523,6 +2543,7 @@
             <w:tabs>
               <w:tab w:val="right" w:leader="dot" w:pos="9344"/>
             </w:tabs>
+            <w:spacing w:line="276" w:lineRule="auto"/>
             <w:rPr>
               <w:rFonts w:asciiTheme="minorHAnsi" w:eastAsiaTheme="minorEastAsia" w:hAnsiTheme="minorHAnsi"/>
               <w:noProof/>
@@ -2596,6 +2617,7 @@
             <w:tabs>
               <w:tab w:val="right" w:leader="dot" w:pos="9344"/>
             </w:tabs>
+            <w:spacing w:line="276" w:lineRule="auto"/>
             <w:rPr>
               <w:rFonts w:asciiTheme="minorHAnsi" w:eastAsiaTheme="minorEastAsia" w:hAnsiTheme="minorHAnsi"/>
               <w:noProof/>
@@ -2669,6 +2691,7 @@
             <w:tabs>
               <w:tab w:val="right" w:leader="dot" w:pos="9344"/>
             </w:tabs>
+            <w:spacing w:line="276" w:lineRule="auto"/>
             <w:rPr>
               <w:rFonts w:asciiTheme="minorHAnsi" w:eastAsiaTheme="minorEastAsia" w:hAnsiTheme="minorHAnsi"/>
               <w:noProof/>
@@ -2742,6 +2765,7 @@
             <w:tabs>
               <w:tab w:val="right" w:leader="dot" w:pos="9344"/>
             </w:tabs>
+            <w:spacing w:line="276" w:lineRule="auto"/>
             <w:rPr>
               <w:rFonts w:asciiTheme="minorHAnsi" w:eastAsiaTheme="minorEastAsia" w:hAnsiTheme="minorHAnsi"/>
               <w:noProof/>
@@ -2815,6 +2839,7 @@
             <w:tabs>
               <w:tab w:val="right" w:leader="dot" w:pos="9344"/>
             </w:tabs>
+            <w:spacing w:line="276" w:lineRule="auto"/>
             <w:rPr>
               <w:rFonts w:asciiTheme="minorHAnsi" w:eastAsiaTheme="minorEastAsia" w:hAnsiTheme="minorHAnsi"/>
               <w:noProof/>
@@ -2888,6 +2913,7 @@
             <w:tabs>
               <w:tab w:val="right" w:leader="dot" w:pos="9344"/>
             </w:tabs>
+            <w:spacing w:line="276" w:lineRule="auto"/>
             <w:rPr>
               <w:rFonts w:asciiTheme="minorHAnsi" w:eastAsiaTheme="minorEastAsia" w:hAnsiTheme="minorHAnsi"/>
               <w:noProof/>
@@ -2961,6 +2987,7 @@
             <w:tabs>
               <w:tab w:val="right" w:leader="dot" w:pos="9344"/>
             </w:tabs>
+            <w:spacing w:line="276" w:lineRule="auto"/>
             <w:rPr>
               <w:rFonts w:asciiTheme="minorHAnsi" w:eastAsiaTheme="minorEastAsia" w:hAnsiTheme="minorHAnsi"/>
               <w:noProof/>
@@ -3034,6 +3061,7 @@
             <w:tabs>
               <w:tab w:val="right" w:leader="dot" w:pos="9344"/>
             </w:tabs>
+            <w:spacing w:line="276" w:lineRule="auto"/>
             <w:rPr>
               <w:rFonts w:asciiTheme="minorHAnsi" w:eastAsiaTheme="minorEastAsia" w:hAnsiTheme="minorHAnsi"/>
               <w:noProof/>
@@ -3107,6 +3135,7 @@
             <w:tabs>
               <w:tab w:val="right" w:leader="dot" w:pos="9344"/>
             </w:tabs>
+            <w:spacing w:line="276" w:lineRule="auto"/>
             <w:rPr>
               <w:rFonts w:asciiTheme="minorHAnsi" w:eastAsiaTheme="minorEastAsia" w:hAnsiTheme="minorHAnsi"/>
               <w:noProof/>
@@ -3180,6 +3209,7 @@
             <w:tabs>
               <w:tab w:val="right" w:leader="dot" w:pos="9344"/>
             </w:tabs>
+            <w:spacing w:line="276" w:lineRule="auto"/>
             <w:rPr>
               <w:rFonts w:asciiTheme="minorHAnsi" w:eastAsiaTheme="minorEastAsia" w:hAnsiTheme="minorHAnsi"/>
               <w:noProof/>
@@ -3253,6 +3283,7 @@
             <w:tabs>
               <w:tab w:val="right" w:leader="dot" w:pos="9344"/>
             </w:tabs>
+            <w:spacing w:line="276" w:lineRule="auto"/>
             <w:rPr>
               <w:rFonts w:asciiTheme="minorHAnsi" w:eastAsiaTheme="minorEastAsia" w:hAnsiTheme="minorHAnsi"/>
               <w:noProof/>
@@ -3326,6 +3357,7 @@
             <w:tabs>
               <w:tab w:val="right" w:leader="dot" w:pos="9344"/>
             </w:tabs>
+            <w:spacing w:line="276" w:lineRule="auto"/>
             <w:rPr>
               <w:rFonts w:asciiTheme="minorHAnsi" w:eastAsiaTheme="minorEastAsia" w:hAnsiTheme="minorHAnsi"/>
               <w:noProof/>
@@ -3399,6 +3431,7 @@
             <w:tabs>
               <w:tab w:val="right" w:leader="dot" w:pos="9344"/>
             </w:tabs>
+            <w:spacing w:line="276" w:lineRule="auto"/>
             <w:rPr>
               <w:rFonts w:asciiTheme="minorHAnsi" w:eastAsiaTheme="minorEastAsia" w:hAnsiTheme="minorHAnsi"/>
               <w:noProof/>
@@ -3472,6 +3505,7 @@
             <w:tabs>
               <w:tab w:val="right" w:leader="dot" w:pos="9344"/>
             </w:tabs>
+            <w:spacing w:line="276" w:lineRule="auto"/>
             <w:rPr>
               <w:rFonts w:asciiTheme="minorHAnsi" w:eastAsiaTheme="minorEastAsia" w:hAnsiTheme="minorHAnsi"/>
               <w:noProof/>
@@ -3545,6 +3579,7 @@
             <w:tabs>
               <w:tab w:val="right" w:leader="dot" w:pos="9344"/>
             </w:tabs>
+            <w:spacing w:line="276" w:lineRule="auto"/>
             <w:rPr>
               <w:rFonts w:asciiTheme="minorHAnsi" w:eastAsiaTheme="minorEastAsia" w:hAnsiTheme="minorHAnsi"/>
               <w:noProof/>
@@ -3618,6 +3653,7 @@
             <w:tabs>
               <w:tab w:val="right" w:leader="dot" w:pos="9344"/>
             </w:tabs>
+            <w:spacing w:line="276" w:lineRule="auto"/>
             <w:rPr>
               <w:rFonts w:asciiTheme="minorHAnsi" w:eastAsiaTheme="minorEastAsia" w:hAnsiTheme="minorHAnsi"/>
               <w:noProof/>
@@ -3695,6 +3731,9 @@
           </w:hyperlink>
         </w:p>
         <w:p>
+          <w:pPr>
+            <w:spacing w:line="360" w:lineRule="auto"/>
+          </w:pPr>
           <w:r>
             <w:fldChar w:fldCharType="end"/>
           </w:r>
